--- a/projet fin d'etude/rapport pff/EcoDrive_Rapport_PFF_FINAL_hayderBaccouri.docx
+++ b/projet fin d'etude/rapport pff/EcoDrive_Rapport_PFF_FINAL_hayderBaccouri.docx
@@ -4013,15 +4013,7 @@
             <w:color w:val="auto"/>
             <w:u w:val="none"/>
           </w:rPr>
-          <w:t>Figure 1 — Cas d'utilisation</w:t>
-        </w:r>
-        <w:r>
-          <w:rPr>
-            <w:rStyle w:val="Lienhypertexte"/>
-            <w:color w:val="auto"/>
-            <w:u w:val="none"/>
-          </w:rPr>
-          <w:t xml:space="preserve"> général</w:t>
+          <w:t>Figure 1 — Cas d'utilisation général</w:t>
         </w:r>
         <w:r>
           <w:rPr>
@@ -4080,15 +4072,7 @@
             <w:color w:val="auto"/>
             <w:u w:val="none"/>
           </w:rPr>
-          <w:t>Figure 2</w:t>
-        </w:r>
-        <w:r>
-          <w:rPr>
-            <w:rStyle w:val="Lienhypertexte"/>
-            <w:color w:val="auto"/>
-            <w:u w:val="none"/>
-          </w:rPr>
-          <w:t xml:space="preserve"> — Cas d'utilisation Client</w:t>
+          <w:t>Figure 2 — Cas d'utilisation Client</w:t>
         </w:r>
         <w:r>
           <w:rPr>
@@ -4147,15 +4131,7 @@
             <w:color w:val="auto"/>
             <w:u w:val="none"/>
           </w:rPr>
-          <w:t>Figure 3 — Cas d'utilisatio</w:t>
-        </w:r>
-        <w:r>
-          <w:rPr>
-            <w:rStyle w:val="Lienhypertexte"/>
-            <w:color w:val="auto"/>
-            <w:u w:val="none"/>
-          </w:rPr>
-          <w:t>n Administrateur</w:t>
+          <w:t>Figure 3 — Cas d'utilisation Administrateur</w:t>
         </w:r>
         <w:r>
           <w:rPr>
@@ -6395,28 +6371,12 @@
             <w:pPr>
               <w:jc w:val="center"/>
             </w:pPr>
-            <w:proofErr w:type="spellStart"/>
             <w:r>
               <w:rPr>
                 <w:color w:val="222222"/>
               </w:rPr>
-              <w:t>Create</w:t>
-            </w:r>
-            <w:proofErr w:type="spellEnd"/>
-            <w:r>
-              <w:rPr>
-                <w:color w:val="222222"/>
-              </w:rPr>
-              <w:t xml:space="preserve">, Read, Update, </w:t>
-            </w:r>
-            <w:proofErr w:type="spellStart"/>
-            <w:r>
-              <w:rPr>
-                <w:color w:val="222222"/>
-              </w:rPr>
-              <w:t>Delete</w:t>
-            </w:r>
-            <w:proofErr w:type="spellEnd"/>
+              <w:t>Create, Read, Update, Delete</w:t>
+            </w:r>
           </w:p>
         </w:tc>
       </w:tr>
@@ -6477,30 +6437,8 @@
               <w:rPr>
                 <w:color w:val="222222"/>
               </w:rPr>
-              <w:t xml:space="preserve">Cross-Site </w:t>
-            </w:r>
-            <w:proofErr w:type="spellStart"/>
-            <w:r>
-              <w:rPr>
-                <w:color w:val="222222"/>
-              </w:rPr>
-              <w:t>Request</w:t>
-            </w:r>
-            <w:proofErr w:type="spellEnd"/>
-            <w:r>
-              <w:rPr>
-                <w:color w:val="222222"/>
-              </w:rPr>
-              <w:t xml:space="preserve"> </w:t>
-            </w:r>
-            <w:proofErr w:type="spellStart"/>
-            <w:r>
-              <w:rPr>
-                <w:color w:val="222222"/>
-              </w:rPr>
-              <w:t>Forgery</w:t>
-            </w:r>
-            <w:proofErr w:type="spellEnd"/>
+              <w:t>Cross-Site Request Forgery</w:t>
+            </w:r>
           </w:p>
         </w:tc>
       </w:tr>
@@ -6623,16 +6561,8 @@
               <w:rPr>
                 <w:color w:val="222222"/>
               </w:rPr>
-              <w:t xml:space="preserve">PHP Data </w:t>
-            </w:r>
-            <w:proofErr w:type="spellStart"/>
-            <w:r>
-              <w:rPr>
-                <w:color w:val="222222"/>
-              </w:rPr>
-              <w:t>Objects</w:t>
-            </w:r>
-            <w:proofErr w:type="spellEnd"/>
+              <w:t>PHP Data Objects</w:t>
+            </w:r>
           </w:p>
         </w:tc>
       </w:tr>
@@ -6751,28 +6681,12 @@
             <w:pPr>
               <w:jc w:val="center"/>
             </w:pPr>
-            <w:proofErr w:type="spellStart"/>
             <w:r>
               <w:rPr>
                 <w:color w:val="222222"/>
               </w:rPr>
-              <w:t>Search</w:t>
-            </w:r>
-            <w:proofErr w:type="spellEnd"/>
-            <w:r>
-              <w:rPr>
-                <w:color w:val="222222"/>
-              </w:rPr>
-              <w:t xml:space="preserve"> Engine </w:t>
-            </w:r>
-            <w:proofErr w:type="spellStart"/>
-            <w:r>
-              <w:rPr>
-                <w:color w:val="222222"/>
-              </w:rPr>
-              <w:t>Optimization</w:t>
-            </w:r>
-            <w:proofErr w:type="spellEnd"/>
+              <w:t>Search Engine Optimization</w:t>
+            </w:r>
           </w:p>
         </w:tc>
       </w:tr>
@@ -6829,47 +6743,11 @@
             <w:pPr>
               <w:jc w:val="center"/>
             </w:pPr>
-            <w:proofErr w:type="spellStart"/>
             <w:r>
               <w:rPr>
                 <w:color w:val="222222"/>
               </w:rPr>
-              <w:t>Strengths</w:t>
-            </w:r>
-            <w:proofErr w:type="spellEnd"/>
-            <w:r>
-              <w:rPr>
-                <w:color w:val="222222"/>
-              </w:rPr>
-              <w:t xml:space="preserve">, </w:t>
-            </w:r>
-            <w:proofErr w:type="spellStart"/>
-            <w:r>
-              <w:rPr>
-                <w:color w:val="222222"/>
-              </w:rPr>
-              <w:t>Weaknesses</w:t>
-            </w:r>
-            <w:proofErr w:type="spellEnd"/>
-            <w:r>
-              <w:rPr>
-                <w:color w:val="222222"/>
-              </w:rPr>
-              <w:t xml:space="preserve">, </w:t>
-            </w:r>
-            <w:proofErr w:type="spellStart"/>
-            <w:r>
-              <w:rPr>
-                <w:color w:val="222222"/>
-              </w:rPr>
-              <w:t>Opportunities</w:t>
-            </w:r>
-            <w:proofErr w:type="spellEnd"/>
-            <w:r>
-              <w:rPr>
-                <w:color w:val="222222"/>
-              </w:rPr>
-              <w:t>, Threats</w:t>
+              <w:t>Strengths, Weaknesses, Opportunities, Threats</w:t>
             </w:r>
           </w:p>
         </w:tc>
@@ -6927,28 +6805,12 @@
             <w:pPr>
               <w:jc w:val="center"/>
             </w:pPr>
-            <w:proofErr w:type="spellStart"/>
             <w:r>
               <w:rPr>
                 <w:color w:val="222222"/>
               </w:rPr>
-              <w:t>Unified</w:t>
-            </w:r>
-            <w:proofErr w:type="spellEnd"/>
-            <w:r>
-              <w:rPr>
-                <w:color w:val="222222"/>
-              </w:rPr>
-              <w:t xml:space="preserve"> Modeling </w:t>
-            </w:r>
-            <w:proofErr w:type="spellStart"/>
-            <w:r>
-              <w:rPr>
-                <w:color w:val="222222"/>
-              </w:rPr>
-              <w:t>Language</w:t>
-            </w:r>
-            <w:proofErr w:type="spellEnd"/>
+              <w:t>Unified Modeling Language</w:t>
+            </w:r>
           </w:p>
         </w:tc>
       </w:tr>
@@ -7870,15 +7732,15 @@
         <w:tblLook w:val="04A0" w:firstRow="1" w:lastRow="0" w:firstColumn="1" w:lastColumn="0" w:noHBand="0" w:noVBand="1"/>
       </w:tblPr>
       <w:tblGrid>
-        <w:gridCol w:w="2800"/>
-        <w:gridCol w:w="2533"/>
+        <w:gridCol w:w="3111"/>
+        <w:gridCol w:w="2222"/>
         <w:gridCol w:w="2533"/>
         <w:gridCol w:w="2534"/>
       </w:tblGrid>
       <w:tr>
         <w:tc>
           <w:tcPr>
-            <w:tcW w:w="2800" w:type="dxa"/>
+            <w:tcW w:w="3111" w:type="dxa"/>
             <w:tcBorders>
               <w:top w:val="single" w:sz="6" w:space="0" w:color="888888"/>
               <w:left w:val="single" w:sz="6" w:space="0" w:color="888888"/>
@@ -7895,9 +7757,6 @@
             <w:vAlign w:val="center"/>
           </w:tcPr>
           <w:p>
-            <w:pPr>
-              <w:jc w:val="center"/>
-            </w:pPr>
             <w:r>
               <w:rPr>
                 <w:b/>
@@ -7905,6 +7764,35 @@
                 <w:color w:val="FFFFFF"/>
               </w:rPr>
               <w:t>Fonctionnalité</w:t>
+            </w:r>
+          </w:p>
+        </w:tc>
+        <w:tc>
+          <w:tcPr>
+            <w:tcW w:w="2222" w:type="dxa"/>
+            <w:tcBorders>
+              <w:top w:val="single" w:sz="6" w:space="0" w:color="888888"/>
+              <w:left w:val="single" w:sz="6" w:space="0" w:color="888888"/>
+              <w:bottom w:val="single" w:sz="6" w:space="0" w:color="888888"/>
+              <w:right w:val="single" w:sz="6" w:space="0" w:color="888888"/>
+            </w:tcBorders>
+            <w:shd w:val="clear" w:color="auto" w:fill="1B4F72"/>
+            <w:tcMar>
+              <w:top w:w="60" w:type="dxa"/>
+              <w:left w:w="80" w:type="dxa"/>
+              <w:bottom w:w="60" w:type="dxa"/>
+              <w:right w:w="80" w:type="dxa"/>
+            </w:tcMar>
+            <w:vAlign w:val="center"/>
+          </w:tcPr>
+          <w:p>
+            <w:r>
+              <w:rPr>
+                <w:b/>
+                <w:bCs/>
+                <w:color w:val="FFFFFF"/>
+              </w:rPr>
+              <w:t>Sites concessionnaires</w:t>
             </w:r>
           </w:p>
         </w:tc>
@@ -7927,41 +7815,6 @@
             <w:vAlign w:val="center"/>
           </w:tcPr>
           <w:p>
-            <w:pPr>
-              <w:jc w:val="center"/>
-            </w:pPr>
-            <w:r>
-              <w:rPr>
-                <w:b/>
-                <w:bCs/>
-                <w:color w:val="FFFFFF"/>
-              </w:rPr>
-              <w:t>Sites concessionnaires</w:t>
-            </w:r>
-          </w:p>
-        </w:tc>
-        <w:tc>
-          <w:tcPr>
-            <w:tcW w:w="2533" w:type="dxa"/>
-            <w:tcBorders>
-              <w:top w:val="single" w:sz="6" w:space="0" w:color="888888"/>
-              <w:left w:val="single" w:sz="6" w:space="0" w:color="888888"/>
-              <w:bottom w:val="single" w:sz="6" w:space="0" w:color="888888"/>
-              <w:right w:val="single" w:sz="6" w:space="0" w:color="888888"/>
-            </w:tcBorders>
-            <w:shd w:val="clear" w:color="auto" w:fill="1B4F72"/>
-            <w:tcMar>
-              <w:top w:w="60" w:type="dxa"/>
-              <w:left w:w="80" w:type="dxa"/>
-              <w:bottom w:w="60" w:type="dxa"/>
-              <w:right w:w="80" w:type="dxa"/>
-            </w:tcMar>
-            <w:vAlign w:val="center"/>
-          </w:tcPr>
-          <w:p>
-            <w:pPr>
-              <w:jc w:val="center"/>
-            </w:pPr>
             <w:r>
               <w:rPr>
                 <w:b/>
@@ -7991,9 +7844,6 @@
             <w:vAlign w:val="center"/>
           </w:tcPr>
           <w:p>
-            <w:pPr>
-              <w:jc w:val="center"/>
-            </w:pPr>
             <w:r>
               <w:rPr>
                 <w:b/>
@@ -8008,7 +7858,7 @@
       <w:tr>
         <w:tc>
           <w:tcPr>
-            <w:tcW w:w="2800" w:type="dxa"/>
+            <w:tcW w:w="3111" w:type="dxa"/>
             <w:tcBorders>
               <w:top w:val="single" w:sz="6" w:space="0" w:color="888888"/>
               <w:left w:val="single" w:sz="6" w:space="0" w:color="888888"/>
@@ -8029,6 +7879,32 @@
                 <w:color w:val="222222"/>
               </w:rPr>
               <w:t>Catalogue détaillé</w:t>
+            </w:r>
+          </w:p>
+        </w:tc>
+        <w:tc>
+          <w:tcPr>
+            <w:tcW w:w="2222" w:type="dxa"/>
+            <w:tcBorders>
+              <w:top w:val="single" w:sz="6" w:space="0" w:color="888888"/>
+              <w:left w:val="single" w:sz="6" w:space="0" w:color="888888"/>
+              <w:bottom w:val="single" w:sz="6" w:space="0" w:color="888888"/>
+              <w:right w:val="single" w:sz="6" w:space="0" w:color="888888"/>
+            </w:tcBorders>
+            <w:tcMar>
+              <w:top w:w="60" w:type="dxa"/>
+              <w:left w:w="80" w:type="dxa"/>
+              <w:bottom w:w="60" w:type="dxa"/>
+              <w:right w:w="80" w:type="dxa"/>
+            </w:tcMar>
+            <w:vAlign w:val="center"/>
+          </w:tcPr>
+          <w:p>
+            <w:r>
+              <w:rPr>
+                <w:color w:val="222222"/>
+              </w:rPr>
+              <w:t>Partiel</w:t>
             </w:r>
           </w:p>
         </w:tc>
@@ -8050,38 +7926,6 @@
             <w:vAlign w:val="center"/>
           </w:tcPr>
           <w:p>
-            <w:pPr>
-              <w:jc w:val="center"/>
-            </w:pPr>
-            <w:r>
-              <w:rPr>
-                <w:color w:val="222222"/>
-              </w:rPr>
-              <w:t>Partiel</w:t>
-            </w:r>
-          </w:p>
-        </w:tc>
-        <w:tc>
-          <w:tcPr>
-            <w:tcW w:w="2533" w:type="dxa"/>
-            <w:tcBorders>
-              <w:top w:val="single" w:sz="6" w:space="0" w:color="888888"/>
-              <w:left w:val="single" w:sz="6" w:space="0" w:color="888888"/>
-              <w:bottom w:val="single" w:sz="6" w:space="0" w:color="888888"/>
-              <w:right w:val="single" w:sz="6" w:space="0" w:color="888888"/>
-            </w:tcBorders>
-            <w:tcMar>
-              <w:top w:w="60" w:type="dxa"/>
-              <w:left w:w="80" w:type="dxa"/>
-              <w:bottom w:w="60" w:type="dxa"/>
-              <w:right w:w="80" w:type="dxa"/>
-            </w:tcMar>
-            <w:vAlign w:val="center"/>
-          </w:tcPr>
-          <w:p>
-            <w:pPr>
-              <w:jc w:val="center"/>
-            </w:pPr>
             <w:r>
               <w:rPr>
                 <w:color w:val="222222"/>
@@ -8109,9 +7953,6 @@
             <w:vAlign w:val="center"/>
           </w:tcPr>
           <w:p>
-            <w:pPr>
-              <w:jc w:val="center"/>
-            </w:pPr>
             <w:r>
               <w:rPr>
                 <w:b/>
@@ -8126,7 +7967,7 @@
       <w:tr>
         <w:tc>
           <w:tcPr>
-            <w:tcW w:w="2800" w:type="dxa"/>
+            <w:tcW w:w="3111" w:type="dxa"/>
             <w:tcBorders>
               <w:top w:val="single" w:sz="6" w:space="0" w:color="888888"/>
               <w:left w:val="single" w:sz="6" w:space="0" w:color="888888"/>
@@ -8147,6 +7988,32 @@
                 <w:color w:val="222222"/>
               </w:rPr>
               <w:t>Réservation d'essai</w:t>
+            </w:r>
+          </w:p>
+        </w:tc>
+        <w:tc>
+          <w:tcPr>
+            <w:tcW w:w="2222" w:type="dxa"/>
+            <w:tcBorders>
+              <w:top w:val="single" w:sz="6" w:space="0" w:color="888888"/>
+              <w:left w:val="single" w:sz="6" w:space="0" w:color="888888"/>
+              <w:bottom w:val="single" w:sz="6" w:space="0" w:color="888888"/>
+              <w:right w:val="single" w:sz="6" w:space="0" w:color="888888"/>
+            </w:tcBorders>
+            <w:tcMar>
+              <w:top w:w="60" w:type="dxa"/>
+              <w:left w:w="80" w:type="dxa"/>
+              <w:bottom w:w="60" w:type="dxa"/>
+              <w:right w:w="80" w:type="dxa"/>
+            </w:tcMar>
+            <w:vAlign w:val="center"/>
+          </w:tcPr>
+          <w:p>
+            <w:r>
+              <w:rPr>
+                <w:color w:val="222222"/>
+              </w:rPr>
+              <w:t>Non</w:t>
             </w:r>
           </w:p>
         </w:tc>
@@ -8168,38 +8035,6 @@
             <w:vAlign w:val="center"/>
           </w:tcPr>
           <w:p>
-            <w:pPr>
-              <w:jc w:val="center"/>
-            </w:pPr>
-            <w:r>
-              <w:rPr>
-                <w:color w:val="222222"/>
-              </w:rPr>
-              <w:t>Non</w:t>
-            </w:r>
-          </w:p>
-        </w:tc>
-        <w:tc>
-          <w:tcPr>
-            <w:tcW w:w="2533" w:type="dxa"/>
-            <w:tcBorders>
-              <w:top w:val="single" w:sz="6" w:space="0" w:color="888888"/>
-              <w:left w:val="single" w:sz="6" w:space="0" w:color="888888"/>
-              <w:bottom w:val="single" w:sz="6" w:space="0" w:color="888888"/>
-              <w:right w:val="single" w:sz="6" w:space="0" w:color="888888"/>
-            </w:tcBorders>
-            <w:tcMar>
-              <w:top w:w="60" w:type="dxa"/>
-              <w:left w:w="80" w:type="dxa"/>
-              <w:bottom w:w="60" w:type="dxa"/>
-              <w:right w:w="80" w:type="dxa"/>
-            </w:tcMar>
-            <w:vAlign w:val="center"/>
-          </w:tcPr>
-          <w:p>
-            <w:pPr>
-              <w:jc w:val="center"/>
-            </w:pPr>
             <w:r>
               <w:rPr>
                 <w:color w:val="222222"/>
@@ -8227,9 +8062,6 @@
             <w:vAlign w:val="center"/>
           </w:tcPr>
           <w:p>
-            <w:pPr>
-              <w:jc w:val="center"/>
-            </w:pPr>
             <w:r>
               <w:rPr>
                 <w:b/>
@@ -8244,7 +8076,7 @@
       <w:tr>
         <w:tc>
           <w:tcPr>
-            <w:tcW w:w="2800" w:type="dxa"/>
+            <w:tcW w:w="3111" w:type="dxa"/>
             <w:tcBorders>
               <w:top w:val="single" w:sz="6" w:space="0" w:color="888888"/>
               <w:left w:val="single" w:sz="6" w:space="0" w:color="888888"/>
@@ -8265,6 +8097,32 @@
                 <w:color w:val="222222"/>
               </w:rPr>
               <w:t>Espace client</w:t>
+            </w:r>
+          </w:p>
+        </w:tc>
+        <w:tc>
+          <w:tcPr>
+            <w:tcW w:w="2222" w:type="dxa"/>
+            <w:tcBorders>
+              <w:top w:val="single" w:sz="6" w:space="0" w:color="888888"/>
+              <w:left w:val="single" w:sz="6" w:space="0" w:color="888888"/>
+              <w:bottom w:val="single" w:sz="6" w:space="0" w:color="888888"/>
+              <w:right w:val="single" w:sz="6" w:space="0" w:color="888888"/>
+            </w:tcBorders>
+            <w:tcMar>
+              <w:top w:w="60" w:type="dxa"/>
+              <w:left w:w="80" w:type="dxa"/>
+              <w:bottom w:w="60" w:type="dxa"/>
+              <w:right w:w="80" w:type="dxa"/>
+            </w:tcMar>
+            <w:vAlign w:val="center"/>
+          </w:tcPr>
+          <w:p>
+            <w:r>
+              <w:rPr>
+                <w:color w:val="222222"/>
+              </w:rPr>
+              <w:t>Non</w:t>
             </w:r>
           </w:p>
         </w:tc>
@@ -8286,38 +8144,6 @@
             <w:vAlign w:val="center"/>
           </w:tcPr>
           <w:p>
-            <w:pPr>
-              <w:jc w:val="center"/>
-            </w:pPr>
-            <w:r>
-              <w:rPr>
-                <w:color w:val="222222"/>
-              </w:rPr>
-              <w:t>Non</w:t>
-            </w:r>
-          </w:p>
-        </w:tc>
-        <w:tc>
-          <w:tcPr>
-            <w:tcW w:w="2533" w:type="dxa"/>
-            <w:tcBorders>
-              <w:top w:val="single" w:sz="6" w:space="0" w:color="888888"/>
-              <w:left w:val="single" w:sz="6" w:space="0" w:color="888888"/>
-              <w:bottom w:val="single" w:sz="6" w:space="0" w:color="888888"/>
-              <w:right w:val="single" w:sz="6" w:space="0" w:color="888888"/>
-            </w:tcBorders>
-            <w:tcMar>
-              <w:top w:w="60" w:type="dxa"/>
-              <w:left w:w="80" w:type="dxa"/>
-              <w:bottom w:w="60" w:type="dxa"/>
-              <w:right w:w="80" w:type="dxa"/>
-            </w:tcMar>
-            <w:vAlign w:val="center"/>
-          </w:tcPr>
-          <w:p>
-            <w:pPr>
-              <w:jc w:val="center"/>
-            </w:pPr>
             <w:r>
               <w:rPr>
                 <w:color w:val="222222"/>
@@ -8345,9 +8171,6 @@
             <w:vAlign w:val="center"/>
           </w:tcPr>
           <w:p>
-            <w:pPr>
-              <w:jc w:val="center"/>
-            </w:pPr>
             <w:r>
               <w:rPr>
                 <w:b/>
@@ -8362,7 +8185,7 @@
       <w:tr>
         <w:tc>
           <w:tcPr>
-            <w:tcW w:w="2800" w:type="dxa"/>
+            <w:tcW w:w="3111" w:type="dxa"/>
             <w:tcBorders>
               <w:top w:val="single" w:sz="6" w:space="0" w:color="888888"/>
               <w:left w:val="single" w:sz="6" w:space="0" w:color="888888"/>
@@ -8383,6 +8206,32 @@
                 <w:color w:val="222222"/>
               </w:rPr>
               <w:t>Administration</w:t>
+            </w:r>
+          </w:p>
+        </w:tc>
+        <w:tc>
+          <w:tcPr>
+            <w:tcW w:w="2222" w:type="dxa"/>
+            <w:tcBorders>
+              <w:top w:val="single" w:sz="6" w:space="0" w:color="888888"/>
+              <w:left w:val="single" w:sz="6" w:space="0" w:color="888888"/>
+              <w:bottom w:val="single" w:sz="6" w:space="0" w:color="888888"/>
+              <w:right w:val="single" w:sz="6" w:space="0" w:color="888888"/>
+            </w:tcBorders>
+            <w:tcMar>
+              <w:top w:w="60" w:type="dxa"/>
+              <w:left w:w="80" w:type="dxa"/>
+              <w:bottom w:w="60" w:type="dxa"/>
+              <w:right w:w="80" w:type="dxa"/>
+            </w:tcMar>
+            <w:vAlign w:val="center"/>
+          </w:tcPr>
+          <w:p>
+            <w:r>
+              <w:rPr>
+                <w:color w:val="222222"/>
+              </w:rPr>
+              <w:t>Non</w:t>
             </w:r>
           </w:p>
         </w:tc>
@@ -8404,38 +8253,6 @@
             <w:vAlign w:val="center"/>
           </w:tcPr>
           <w:p>
-            <w:pPr>
-              <w:jc w:val="center"/>
-            </w:pPr>
-            <w:r>
-              <w:rPr>
-                <w:color w:val="222222"/>
-              </w:rPr>
-              <w:t>Non</w:t>
-            </w:r>
-          </w:p>
-        </w:tc>
-        <w:tc>
-          <w:tcPr>
-            <w:tcW w:w="2533" w:type="dxa"/>
-            <w:tcBorders>
-              <w:top w:val="single" w:sz="6" w:space="0" w:color="888888"/>
-              <w:left w:val="single" w:sz="6" w:space="0" w:color="888888"/>
-              <w:bottom w:val="single" w:sz="6" w:space="0" w:color="888888"/>
-              <w:right w:val="single" w:sz="6" w:space="0" w:color="888888"/>
-            </w:tcBorders>
-            <w:tcMar>
-              <w:top w:w="60" w:type="dxa"/>
-              <w:left w:w="80" w:type="dxa"/>
-              <w:bottom w:w="60" w:type="dxa"/>
-              <w:right w:w="80" w:type="dxa"/>
-            </w:tcMar>
-            <w:vAlign w:val="center"/>
-          </w:tcPr>
-          <w:p>
-            <w:pPr>
-              <w:jc w:val="center"/>
-            </w:pPr>
             <w:r>
               <w:rPr>
                 <w:color w:val="222222"/>
@@ -8463,9 +8280,6 @@
             <w:vAlign w:val="center"/>
           </w:tcPr>
           <w:p>
-            <w:pPr>
-              <w:jc w:val="center"/>
-            </w:pPr>
             <w:r>
               <w:rPr>
                 <w:b/>
@@ -8480,7 +8294,7 @@
       <w:tr>
         <w:tc>
           <w:tcPr>
-            <w:tcW w:w="2800" w:type="dxa"/>
+            <w:tcW w:w="3111" w:type="dxa"/>
             <w:tcBorders>
               <w:top w:val="single" w:sz="6" w:space="0" w:color="888888"/>
               <w:left w:val="single" w:sz="6" w:space="0" w:color="888888"/>
@@ -8501,6 +8315,32 @@
                 <w:color w:val="222222"/>
               </w:rPr>
               <w:t>Stats et exports</w:t>
+            </w:r>
+          </w:p>
+        </w:tc>
+        <w:tc>
+          <w:tcPr>
+            <w:tcW w:w="2222" w:type="dxa"/>
+            <w:tcBorders>
+              <w:top w:val="single" w:sz="6" w:space="0" w:color="888888"/>
+              <w:left w:val="single" w:sz="6" w:space="0" w:color="888888"/>
+              <w:bottom w:val="single" w:sz="6" w:space="0" w:color="888888"/>
+              <w:right w:val="single" w:sz="6" w:space="0" w:color="888888"/>
+            </w:tcBorders>
+            <w:tcMar>
+              <w:top w:w="60" w:type="dxa"/>
+              <w:left w:w="80" w:type="dxa"/>
+              <w:bottom w:w="60" w:type="dxa"/>
+              <w:right w:w="80" w:type="dxa"/>
+            </w:tcMar>
+            <w:vAlign w:val="center"/>
+          </w:tcPr>
+          <w:p>
+            <w:r>
+              <w:rPr>
+                <w:color w:val="222222"/>
+              </w:rPr>
+              <w:t>Non</w:t>
             </w:r>
           </w:p>
         </w:tc>
@@ -8522,38 +8362,6 @@
             <w:vAlign w:val="center"/>
           </w:tcPr>
           <w:p>
-            <w:pPr>
-              <w:jc w:val="center"/>
-            </w:pPr>
-            <w:r>
-              <w:rPr>
-                <w:color w:val="222222"/>
-              </w:rPr>
-              <w:t>Non</w:t>
-            </w:r>
-          </w:p>
-        </w:tc>
-        <w:tc>
-          <w:tcPr>
-            <w:tcW w:w="2533" w:type="dxa"/>
-            <w:tcBorders>
-              <w:top w:val="single" w:sz="6" w:space="0" w:color="888888"/>
-              <w:left w:val="single" w:sz="6" w:space="0" w:color="888888"/>
-              <w:bottom w:val="single" w:sz="6" w:space="0" w:color="888888"/>
-              <w:right w:val="single" w:sz="6" w:space="0" w:color="888888"/>
-            </w:tcBorders>
-            <w:tcMar>
-              <w:top w:w="60" w:type="dxa"/>
-              <w:left w:w="80" w:type="dxa"/>
-              <w:bottom w:w="60" w:type="dxa"/>
-              <w:right w:w="80" w:type="dxa"/>
-            </w:tcMar>
-            <w:vAlign w:val="center"/>
-          </w:tcPr>
-          <w:p>
-            <w:pPr>
-              <w:jc w:val="center"/>
-            </w:pPr>
             <w:r>
               <w:rPr>
                 <w:color w:val="222222"/>
@@ -8581,9 +8389,6 @@
             <w:vAlign w:val="center"/>
           </w:tcPr>
           <w:p>
-            <w:pPr>
-              <w:jc w:val="center"/>
-            </w:pPr>
             <w:r>
               <w:rPr>
                 <w:b/>
@@ -8894,35 +8699,7 @@
               <w:rPr>
                 <w:color w:val="222222"/>
               </w:rPr>
-              <w:t xml:space="preserve">• Architecture sécurisée (CSRF, </w:t>
-            </w:r>
-            <w:proofErr w:type="spellStart"/>
-            <w:r>
-              <w:rPr>
-                <w:color w:val="222222"/>
-              </w:rPr>
-              <w:t>bcrypt</w:t>
-            </w:r>
-            <w:proofErr w:type="spellEnd"/>
-            <w:r>
-              <w:rPr>
-                <w:color w:val="222222"/>
-              </w:rPr>
-              <w:t xml:space="preserve">, rate </w:t>
-            </w:r>
-            <w:proofErr w:type="spellStart"/>
-            <w:r>
-              <w:rPr>
-                <w:color w:val="222222"/>
-              </w:rPr>
-              <w:t>limiting</w:t>
-            </w:r>
-            <w:proofErr w:type="spellEnd"/>
-            <w:r>
-              <w:rPr>
-                <w:color w:val="222222"/>
-              </w:rPr>
-              <w:t xml:space="preserve">) </w:t>
+              <w:t xml:space="preserve">• Architecture sécurisée (CSRF, bcrypt, rate limiting) </w:t>
             </w:r>
           </w:p>
           <w:p>
@@ -9448,8 +9225,8 @@
       </w:tblPr>
       <w:tblGrid>
         <w:gridCol w:w="3400"/>
-        <w:gridCol w:w="3500"/>
-        <w:gridCol w:w="3500"/>
+        <w:gridCol w:w="2546"/>
+        <w:gridCol w:w="4454"/>
       </w:tblGrid>
       <w:tr>
         <w:tc>
@@ -9471,9 +9248,6 @@
             <w:vAlign w:val="center"/>
           </w:tcPr>
           <w:p>
-            <w:pPr>
-              <w:jc w:val="center"/>
-            </w:pPr>
             <w:r>
               <w:rPr>
                 <w:b/>
@@ -9486,7 +9260,7 @@
         </w:tc>
         <w:tc>
           <w:tcPr>
-            <w:tcW w:w="3500" w:type="dxa"/>
+            <w:tcW w:w="2546" w:type="dxa"/>
             <w:tcBorders>
               <w:top w:val="single" w:sz="6" w:space="0" w:color="888888"/>
               <w:left w:val="single" w:sz="6" w:space="0" w:color="888888"/>
@@ -9503,9 +9277,6 @@
             <w:vAlign w:val="center"/>
           </w:tcPr>
           <w:p>
-            <w:pPr>
-              <w:jc w:val="center"/>
-            </w:pPr>
             <w:r>
               <w:rPr>
                 <w:b/>
@@ -9518,7 +9289,7 @@
         </w:tc>
         <w:tc>
           <w:tcPr>
-            <w:tcW w:w="3500" w:type="dxa"/>
+            <w:tcW w:w="4454" w:type="dxa"/>
             <w:tcBorders>
               <w:top w:val="single" w:sz="6" w:space="0" w:color="888888"/>
               <w:left w:val="single" w:sz="6" w:space="0" w:color="888888"/>
@@ -9535,9 +9306,6 @@
             <w:vAlign w:val="center"/>
           </w:tcPr>
           <w:p>
-            <w:pPr>
-              <w:jc w:val="center"/>
-            </w:pPr>
             <w:r>
               <w:rPr>
                 <w:b/>
@@ -9568,9 +9336,6 @@
             <w:vAlign w:val="center"/>
           </w:tcPr>
           <w:p>
-            <w:pPr>
-              <w:jc w:val="center"/>
-            </w:pPr>
             <w:r>
               <w:rPr>
                 <w:color w:val="222222"/>
@@ -9581,7 +9346,7 @@
         </w:tc>
         <w:tc>
           <w:tcPr>
-            <w:tcW w:w="3500" w:type="dxa"/>
+            <w:tcW w:w="2546" w:type="dxa"/>
             <w:tcBorders>
               <w:top w:val="single" w:sz="6" w:space="0" w:color="888888"/>
               <w:left w:val="single" w:sz="6" w:space="0" w:color="888888"/>
@@ -9597,9 +9362,6 @@
             <w:vAlign w:val="center"/>
           </w:tcPr>
           <w:p>
-            <w:pPr>
-              <w:jc w:val="center"/>
-            </w:pPr>
             <w:r>
               <w:rPr>
                 <w:color w:val="222222"/>
@@ -9610,7 +9372,7 @@
         </w:tc>
         <w:tc>
           <w:tcPr>
-            <w:tcW w:w="3500" w:type="dxa"/>
+            <w:tcW w:w="4454" w:type="dxa"/>
             <w:tcBorders>
               <w:top w:val="single" w:sz="6" w:space="0" w:color="888888"/>
               <w:left w:val="single" w:sz="6" w:space="0" w:color="888888"/>
@@ -9626,9 +9388,6 @@
             <w:vAlign w:val="center"/>
           </w:tcPr>
           <w:p>
-            <w:pPr>
-              <w:jc w:val="center"/>
-            </w:pPr>
             <w:r>
               <w:rPr>
                 <w:color w:val="222222"/>
@@ -9657,9 +9416,6 @@
             <w:vAlign w:val="center"/>
           </w:tcPr>
           <w:p>
-            <w:pPr>
-              <w:jc w:val="center"/>
-            </w:pPr>
             <w:r>
               <w:rPr>
                 <w:color w:val="222222"/>
@@ -9670,7 +9426,7 @@
         </w:tc>
         <w:tc>
           <w:tcPr>
-            <w:tcW w:w="3500" w:type="dxa"/>
+            <w:tcW w:w="2546" w:type="dxa"/>
             <w:tcBorders>
               <w:top w:val="single" w:sz="6" w:space="0" w:color="888888"/>
               <w:left w:val="single" w:sz="6" w:space="0" w:color="888888"/>
@@ -9686,9 +9442,6 @@
             <w:vAlign w:val="center"/>
           </w:tcPr>
           <w:p>
-            <w:pPr>
-              <w:jc w:val="center"/>
-            </w:pPr>
             <w:r>
               <w:rPr>
                 <w:color w:val="222222"/>
@@ -9699,7 +9452,7 @@
         </w:tc>
         <w:tc>
           <w:tcPr>
-            <w:tcW w:w="3500" w:type="dxa"/>
+            <w:tcW w:w="4454" w:type="dxa"/>
             <w:tcBorders>
               <w:top w:val="single" w:sz="6" w:space="0" w:color="888888"/>
               <w:left w:val="single" w:sz="6" w:space="0" w:color="888888"/>
@@ -9715,23 +9468,12 @@
             <w:vAlign w:val="center"/>
           </w:tcPr>
           <w:p>
-            <w:pPr>
-              <w:jc w:val="center"/>
-            </w:pPr>
             <w:r>
               <w:rPr>
                 <w:color w:val="222222"/>
               </w:rPr>
-              <w:t xml:space="preserve">PDO, CSRF, rate </w:t>
-            </w:r>
-            <w:proofErr w:type="spellStart"/>
-            <w:r>
-              <w:rPr>
-                <w:color w:val="222222"/>
-              </w:rPr>
-              <w:t>limiting</w:t>
-            </w:r>
-            <w:proofErr w:type="spellEnd"/>
+              <w:t>PDO, CSRF, rate limiting</w:t>
+            </w:r>
           </w:p>
         </w:tc>
       </w:tr>
@@ -9754,9 +9496,6 @@
             <w:vAlign w:val="center"/>
           </w:tcPr>
           <w:p>
-            <w:pPr>
-              <w:jc w:val="center"/>
-            </w:pPr>
             <w:r>
               <w:rPr>
                 <w:color w:val="222222"/>
@@ -9767,7 +9506,7 @@
         </w:tc>
         <w:tc>
           <w:tcPr>
-            <w:tcW w:w="3500" w:type="dxa"/>
+            <w:tcW w:w="2546" w:type="dxa"/>
             <w:tcBorders>
               <w:top w:val="single" w:sz="6" w:space="0" w:color="888888"/>
               <w:left w:val="single" w:sz="6" w:space="0" w:color="888888"/>
@@ -9783,9 +9522,6 @@
             <w:vAlign w:val="center"/>
           </w:tcPr>
           <w:p>
-            <w:pPr>
-              <w:jc w:val="center"/>
-            </w:pPr>
             <w:r>
               <w:rPr>
                 <w:color w:val="222222"/>
@@ -9796,7 +9532,7 @@
         </w:tc>
         <w:tc>
           <w:tcPr>
-            <w:tcW w:w="3500" w:type="dxa"/>
+            <w:tcW w:w="4454" w:type="dxa"/>
             <w:tcBorders>
               <w:top w:val="single" w:sz="6" w:space="0" w:color="888888"/>
               <w:left w:val="single" w:sz="6" w:space="0" w:color="888888"/>
@@ -9812,9 +9548,6 @@
             <w:vAlign w:val="center"/>
           </w:tcPr>
           <w:p>
-            <w:pPr>
-              <w:jc w:val="center"/>
-            </w:pPr>
             <w:r>
               <w:rPr>
                 <w:color w:val="222222"/>
@@ -9843,9 +9576,6 @@
             <w:vAlign w:val="center"/>
           </w:tcPr>
           <w:p>
-            <w:pPr>
-              <w:jc w:val="center"/>
-            </w:pPr>
             <w:r>
               <w:rPr>
                 <w:color w:val="222222"/>
@@ -9856,7 +9586,7 @@
         </w:tc>
         <w:tc>
           <w:tcPr>
-            <w:tcW w:w="3500" w:type="dxa"/>
+            <w:tcW w:w="2546" w:type="dxa"/>
             <w:tcBorders>
               <w:top w:val="single" w:sz="6" w:space="0" w:color="888888"/>
               <w:left w:val="single" w:sz="6" w:space="0" w:color="888888"/>
@@ -9872,9 +9602,6 @@
             <w:vAlign w:val="center"/>
           </w:tcPr>
           <w:p>
-            <w:pPr>
-              <w:jc w:val="center"/>
-            </w:pPr>
             <w:r>
               <w:rPr>
                 <w:color w:val="222222"/>
@@ -9885,7 +9612,7 @@
         </w:tc>
         <w:tc>
           <w:tcPr>
-            <w:tcW w:w="3500" w:type="dxa"/>
+            <w:tcW w:w="4454" w:type="dxa"/>
             <w:tcBorders>
               <w:top w:val="single" w:sz="6" w:space="0" w:color="888888"/>
               <w:left w:val="single" w:sz="6" w:space="0" w:color="888888"/>
@@ -9901,14 +9628,23 @@
             <w:vAlign w:val="center"/>
           </w:tcPr>
           <w:p>
-            <w:pPr>
-              <w:jc w:val="center"/>
-            </w:pPr>
             <w:r>
               <w:rPr>
                 <w:color w:val="222222"/>
               </w:rPr>
-              <w:t>Tests module par module</w:t>
+              <w:t>Tests</w:t>
+            </w:r>
+            <w:r>
+              <w:rPr>
+                <w:color w:val="222222"/>
+              </w:rPr>
+              <w:t xml:space="preserve"> </w:t>
+            </w:r>
+            <w:r>
+              <w:rPr>
+                <w:color w:val="222222"/>
+              </w:rPr>
+              <w:t>module par module</w:t>
             </w:r>
           </w:p>
         </w:tc>
@@ -10132,13 +9868,13 @@
         <w:tblLook w:val="04A0" w:firstRow="1" w:lastRow="0" w:firstColumn="1" w:lastColumn="0" w:noHBand="0" w:noVBand="1"/>
       </w:tblPr>
       <w:tblGrid>
-        <w:gridCol w:w="2800"/>
-        <w:gridCol w:w="7600"/>
+        <w:gridCol w:w="3536"/>
+        <w:gridCol w:w="6864"/>
       </w:tblGrid>
       <w:tr>
         <w:tc>
           <w:tcPr>
-            <w:tcW w:w="2800" w:type="dxa"/>
+            <w:tcW w:w="3536" w:type="dxa"/>
             <w:tcBorders>
               <w:top w:val="single" w:sz="6" w:space="0" w:color="888888"/>
               <w:left w:val="single" w:sz="6" w:space="0" w:color="888888"/>
@@ -10155,9 +9891,6 @@
             <w:vAlign w:val="center"/>
           </w:tcPr>
           <w:p>
-            <w:pPr>
-              <w:jc w:val="center"/>
-            </w:pPr>
             <w:r>
               <w:rPr>
                 <w:b/>
@@ -10170,7 +9903,7 @@
         </w:tc>
         <w:tc>
           <w:tcPr>
-            <w:tcW w:w="7600" w:type="dxa"/>
+            <w:tcW w:w="6864" w:type="dxa"/>
             <w:tcBorders>
               <w:top w:val="single" w:sz="6" w:space="0" w:color="888888"/>
               <w:left w:val="single" w:sz="6" w:space="0" w:color="888888"/>
@@ -10187,9 +9920,6 @@
             <w:vAlign w:val="center"/>
           </w:tcPr>
           <w:p>
-            <w:pPr>
-              <w:jc w:val="center"/>
-            </w:pPr>
             <w:r>
               <w:rPr>
                 <w:b/>
@@ -10204,7 +9934,7 @@
       <w:tr>
         <w:tc>
           <w:tcPr>
-            <w:tcW w:w="2800" w:type="dxa"/>
+            <w:tcW w:w="3536" w:type="dxa"/>
             <w:tcBorders>
               <w:top w:val="single" w:sz="6" w:space="0" w:color="888888"/>
               <w:left w:val="single" w:sz="6" w:space="0" w:color="888888"/>
@@ -10220,9 +9950,6 @@
             <w:vAlign w:val="center"/>
           </w:tcPr>
           <w:p>
-            <w:pPr>
-              <w:jc w:val="center"/>
-            </w:pPr>
             <w:r>
               <w:rPr>
                 <w:b/>
@@ -10235,7 +9962,7 @@
         </w:tc>
         <w:tc>
           <w:tcPr>
-            <w:tcW w:w="7600" w:type="dxa"/>
+            <w:tcW w:w="6864" w:type="dxa"/>
             <w:tcBorders>
               <w:top w:val="single" w:sz="6" w:space="0" w:color="888888"/>
               <w:left w:val="single" w:sz="6" w:space="0" w:color="888888"/>
@@ -10251,9 +9978,6 @@
             <w:vAlign w:val="center"/>
           </w:tcPr>
           <w:p>
-            <w:pPr>
-              <w:jc w:val="center"/>
-            </w:pPr>
             <w:r>
               <w:rPr>
                 <w:color w:val="222222"/>
@@ -10266,7 +9990,7 @@
       <w:tr>
         <w:tc>
           <w:tcPr>
-            <w:tcW w:w="2800" w:type="dxa"/>
+            <w:tcW w:w="3536" w:type="dxa"/>
             <w:tcBorders>
               <w:top w:val="single" w:sz="6" w:space="0" w:color="888888"/>
               <w:left w:val="single" w:sz="6" w:space="0" w:color="888888"/>
@@ -10282,9 +10006,6 @@
             <w:vAlign w:val="center"/>
           </w:tcPr>
           <w:p>
-            <w:pPr>
-              <w:jc w:val="center"/>
-            </w:pPr>
             <w:r>
               <w:rPr>
                 <w:b/>
@@ -10297,7 +10018,7 @@
         </w:tc>
         <w:tc>
           <w:tcPr>
-            <w:tcW w:w="7600" w:type="dxa"/>
+            <w:tcW w:w="6864" w:type="dxa"/>
             <w:tcBorders>
               <w:top w:val="single" w:sz="6" w:space="0" w:color="888888"/>
               <w:left w:val="single" w:sz="6" w:space="0" w:color="888888"/>
@@ -10313,9 +10034,6 @@
             <w:vAlign w:val="center"/>
           </w:tcPr>
           <w:p>
-            <w:pPr>
-              <w:jc w:val="center"/>
-            </w:pPr>
             <w:r>
               <w:rPr>
                 <w:color w:val="222222"/>
@@ -10328,7 +10046,7 @@
       <w:tr>
         <w:tc>
           <w:tcPr>
-            <w:tcW w:w="2800" w:type="dxa"/>
+            <w:tcW w:w="3536" w:type="dxa"/>
             <w:tcBorders>
               <w:top w:val="single" w:sz="6" w:space="0" w:color="888888"/>
               <w:left w:val="single" w:sz="6" w:space="0" w:color="888888"/>
@@ -10344,9 +10062,6 @@
             <w:vAlign w:val="center"/>
           </w:tcPr>
           <w:p>
-            <w:pPr>
-              <w:jc w:val="center"/>
-            </w:pPr>
             <w:r>
               <w:rPr>
                 <w:b/>
@@ -10359,7 +10074,7 @@
         </w:tc>
         <w:tc>
           <w:tcPr>
-            <w:tcW w:w="7600" w:type="dxa"/>
+            <w:tcW w:w="6864" w:type="dxa"/>
             <w:tcBorders>
               <w:top w:val="single" w:sz="6" w:space="0" w:color="888888"/>
               <w:left w:val="single" w:sz="6" w:space="0" w:color="888888"/>
@@ -10375,9 +10090,6 @@
             <w:vAlign w:val="center"/>
           </w:tcPr>
           <w:p>
-            <w:pPr>
-              <w:jc w:val="center"/>
-            </w:pPr>
             <w:r>
               <w:rPr>
                 <w:color w:val="222222"/>
@@ -10390,7 +10102,7 @@
       <w:tr>
         <w:tc>
           <w:tcPr>
-            <w:tcW w:w="2800" w:type="dxa"/>
+            <w:tcW w:w="3536" w:type="dxa"/>
             <w:tcBorders>
               <w:top w:val="single" w:sz="6" w:space="0" w:color="888888"/>
               <w:left w:val="single" w:sz="6" w:space="0" w:color="888888"/>
@@ -10406,9 +10118,6 @@
             <w:vAlign w:val="center"/>
           </w:tcPr>
           <w:p>
-            <w:pPr>
-              <w:jc w:val="center"/>
-            </w:pPr>
             <w:r>
               <w:rPr>
                 <w:b/>
@@ -10421,7 +10130,7 @@
         </w:tc>
         <w:tc>
           <w:tcPr>
-            <w:tcW w:w="7600" w:type="dxa"/>
+            <w:tcW w:w="6864" w:type="dxa"/>
             <w:tcBorders>
               <w:top w:val="single" w:sz="6" w:space="0" w:color="888888"/>
               <w:left w:val="single" w:sz="6" w:space="0" w:color="888888"/>
@@ -10437,9 +10146,6 @@
             <w:vAlign w:val="center"/>
           </w:tcPr>
           <w:p>
-            <w:pPr>
-              <w:jc w:val="center"/>
-            </w:pPr>
             <w:r>
               <w:rPr>
                 <w:color w:val="222222"/>
@@ -10452,7 +10158,7 @@
       <w:tr>
         <w:tc>
           <w:tcPr>
-            <w:tcW w:w="2800" w:type="dxa"/>
+            <w:tcW w:w="3536" w:type="dxa"/>
             <w:tcBorders>
               <w:top w:val="single" w:sz="6" w:space="0" w:color="888888"/>
               <w:left w:val="single" w:sz="6" w:space="0" w:color="888888"/>
@@ -10468,9 +10174,6 @@
             <w:vAlign w:val="center"/>
           </w:tcPr>
           <w:p>
-            <w:pPr>
-              <w:jc w:val="center"/>
-            </w:pPr>
             <w:r>
               <w:rPr>
                 <w:b/>
@@ -10483,7 +10186,7 @@
         </w:tc>
         <w:tc>
           <w:tcPr>
-            <w:tcW w:w="7600" w:type="dxa"/>
+            <w:tcW w:w="6864" w:type="dxa"/>
             <w:tcBorders>
               <w:top w:val="single" w:sz="6" w:space="0" w:color="888888"/>
               <w:left w:val="single" w:sz="6" w:space="0" w:color="888888"/>
@@ -10499,9 +10202,6 @@
             <w:vAlign w:val="center"/>
           </w:tcPr>
           <w:p>
-            <w:pPr>
-              <w:jc w:val="center"/>
-            </w:pPr>
             <w:r>
               <w:rPr>
                 <w:color w:val="222222"/>
@@ -10514,7 +10214,7 @@
       <w:tr>
         <w:tc>
           <w:tcPr>
-            <w:tcW w:w="2800" w:type="dxa"/>
+            <w:tcW w:w="3536" w:type="dxa"/>
             <w:tcBorders>
               <w:top w:val="single" w:sz="6" w:space="0" w:color="888888"/>
               <w:left w:val="single" w:sz="6" w:space="0" w:color="888888"/>
@@ -10530,9 +10230,6 @@
             <w:vAlign w:val="center"/>
           </w:tcPr>
           <w:p>
-            <w:pPr>
-              <w:jc w:val="center"/>
-            </w:pPr>
             <w:r>
               <w:rPr>
                 <w:b/>
@@ -10545,7 +10242,7 @@
         </w:tc>
         <w:tc>
           <w:tcPr>
-            <w:tcW w:w="7600" w:type="dxa"/>
+            <w:tcW w:w="6864" w:type="dxa"/>
             <w:tcBorders>
               <w:top w:val="single" w:sz="6" w:space="0" w:color="888888"/>
               <w:left w:val="single" w:sz="6" w:space="0" w:color="888888"/>
@@ -10561,42 +10258,11 @@
             <w:vAlign w:val="center"/>
           </w:tcPr>
           <w:p>
-            <w:pPr>
-              <w:jc w:val="center"/>
-            </w:pPr>
             <w:r>
               <w:rPr>
                 <w:color w:val="222222"/>
               </w:rPr>
-              <w:t xml:space="preserve">CSRF, PDO, </w:t>
-            </w:r>
-            <w:proofErr w:type="spellStart"/>
-            <w:r>
-              <w:rPr>
-                <w:color w:val="222222"/>
-              </w:rPr>
-              <w:t>bcrypt</w:t>
-            </w:r>
-            <w:proofErr w:type="spellEnd"/>
-            <w:r>
-              <w:rPr>
-                <w:color w:val="222222"/>
-              </w:rPr>
-              <w:t xml:space="preserve"> ; </w:t>
-            </w:r>
-            <w:proofErr w:type="spellStart"/>
-            <w:r>
-              <w:rPr>
-                <w:color w:val="222222"/>
-              </w:rPr>
-              <w:t>sitemap</w:t>
-            </w:r>
-            <w:proofErr w:type="spellEnd"/>
-            <w:r>
-              <w:rPr>
-                <w:color w:val="222222"/>
-              </w:rPr>
-              <w:t>, JSON-LD</w:t>
+              <w:t>CSRF, PDO, bcrypt ; sitemap, JSON-LD</w:t>
             </w:r>
           </w:p>
         </w:tc>
@@ -10705,8 +10371,8 @@
           <w:noProof/>
         </w:rPr>
         <w:drawing>
-          <wp:inline distT="0" distB="0" distL="0" distR="0" wp14:anchorId="3BF98E12" wp14:editId="5101DB90">
-            <wp:extent cx="6216000" cy="3994355"/>
+          <wp:inline distT="0" distB="0" distL="0" distR="0" wp14:anchorId="3BF98E12" wp14:editId="53777CDE">
+            <wp:extent cx="6081712" cy="4429125"/>
             <wp:effectExtent l="0" t="0" r="0" b="0"/>
             <wp:docPr id="1" name="Figure 1 — Cas d'utilisation général" descr="Figure 1 — Cas d'utilisation général" title="Figure 1 — Cas d'utilisation général"/>
             <wp:cNvGraphicFramePr>
@@ -10731,7 +10397,7 @@
                   <pic:spPr bwMode="auto">
                     <a:xfrm>
                       <a:off x="0" y="0"/>
-                      <a:ext cx="6216000" cy="3994355"/>
+                      <a:ext cx="6091703" cy="4436401"/>
                     </a:xfrm>
                     <a:prstGeom prst="rect">
                       <a:avLst/>
@@ -11144,9 +10810,6 @@
             <w:vAlign w:val="center"/>
           </w:tcPr>
           <w:p>
-            <w:pPr>
-              <w:jc w:val="center"/>
-            </w:pPr>
             <w:r>
               <w:rPr>
                 <w:b/>
@@ -11176,9 +10839,6 @@
             <w:vAlign w:val="center"/>
           </w:tcPr>
           <w:p>
-            <w:pPr>
-              <w:jc w:val="center"/>
-            </w:pPr>
             <w:r>
               <w:rPr>
                 <w:b/>
@@ -11209,9 +10869,6 @@
             <w:vAlign w:val="center"/>
           </w:tcPr>
           <w:p>
-            <w:pPr>
-              <w:jc w:val="center"/>
-            </w:pPr>
             <w:r>
               <w:rPr>
                 <w:b/>
@@ -11240,9 +10897,6 @@
             <w:vAlign w:val="center"/>
           </w:tcPr>
           <w:p>
-            <w:pPr>
-              <w:jc w:val="center"/>
-            </w:pPr>
             <w:r>
               <w:rPr>
                 <w:color w:val="222222"/>
@@ -11271,9 +10925,6 @@
             <w:vAlign w:val="center"/>
           </w:tcPr>
           <w:p>
-            <w:pPr>
-              <w:jc w:val="center"/>
-            </w:pPr>
             <w:r>
               <w:rPr>
                 <w:b/>
@@ -11302,9 +10953,6 @@
             <w:vAlign w:val="center"/>
           </w:tcPr>
           <w:p>
-            <w:pPr>
-              <w:jc w:val="center"/>
-            </w:pPr>
             <w:r>
               <w:rPr>
                 <w:color w:val="222222"/>
@@ -11333,9 +10981,6 @@
             <w:vAlign w:val="center"/>
           </w:tcPr>
           <w:p>
-            <w:pPr>
-              <w:jc w:val="center"/>
-            </w:pPr>
             <w:r>
               <w:rPr>
                 <w:b/>
@@ -11364,9 +11009,6 @@
             <w:vAlign w:val="center"/>
           </w:tcPr>
           <w:p>
-            <w:pPr>
-              <w:jc w:val="center"/>
-            </w:pPr>
             <w:r>
               <w:rPr>
                 <w:color w:val="222222"/>
@@ -11395,9 +11037,6 @@
             <w:vAlign w:val="center"/>
           </w:tcPr>
           <w:p>
-            <w:pPr>
-              <w:jc w:val="center"/>
-            </w:pPr>
             <w:r>
               <w:rPr>
                 <w:b/>
@@ -11427,7 +11066,6 @@
           </w:tcPr>
           <w:p>
             <w:pPr>
-              <w:jc w:val="center"/>
               <w:rPr>
                 <w:lang w:val="en-US"/>
               </w:rPr>
@@ -11437,33 +11075,8 @@
                 <w:color w:val="222222"/>
                 <w:lang w:val="en-US"/>
               </w:rPr>
-              <w:t xml:space="preserve">MDP </w:t>
-            </w:r>
-            <w:proofErr w:type="spellStart"/>
-            <w:r>
-              <w:rPr>
-                <w:color w:val="222222"/>
-                <w:lang w:val="en-US"/>
-              </w:rPr>
-              <w:t>erroné</w:t>
-            </w:r>
-            <w:proofErr w:type="spellEnd"/>
-            <w:r>
-              <w:rPr>
-                <w:color w:val="222222"/>
-                <w:lang w:val="en-US"/>
-              </w:rPr>
-              <w:t xml:space="preserve"> / rate limiting / CSRF </w:t>
-            </w:r>
-            <w:proofErr w:type="spellStart"/>
-            <w:r>
-              <w:rPr>
-                <w:color w:val="222222"/>
-                <w:lang w:val="en-US"/>
-              </w:rPr>
-              <w:t>invalide</w:t>
-            </w:r>
-            <w:proofErr w:type="spellEnd"/>
+              <w:t>MDP erroné / rate limiting / CSRF invalide</w:t>
+            </w:r>
           </w:p>
         </w:tc>
       </w:tr>
@@ -11486,9 +11099,6 @@
             <w:vAlign w:val="center"/>
           </w:tcPr>
           <w:p>
-            <w:pPr>
-              <w:jc w:val="center"/>
-            </w:pPr>
             <w:r>
               <w:rPr>
                 <w:b/>
@@ -11517,9 +11127,6 @@
             <w:vAlign w:val="center"/>
           </w:tcPr>
           <w:p>
-            <w:pPr>
-              <w:jc w:val="center"/>
-            </w:pPr>
             <w:r>
               <w:rPr>
                 <w:color w:val="222222"/>
@@ -11571,11 +11178,6 @@
       </w:r>
       <w:bookmarkEnd w:id="37"/>
       <w:bookmarkEnd w:id="38"/>
-    </w:p>
-    <w:p>
-      <w:pPr>
-        <w:spacing w:before="50" w:after="40"/>
-      </w:pPr>
     </w:p>
     <w:tbl>
       <w:tblPr>
@@ -11621,9 +11223,6 @@
             <w:vAlign w:val="center"/>
           </w:tcPr>
           <w:p>
-            <w:pPr>
-              <w:jc w:val="center"/>
-            </w:pPr>
             <w:r>
               <w:rPr>
                 <w:b/>
@@ -11653,9 +11252,6 @@
             <w:vAlign w:val="center"/>
           </w:tcPr>
           <w:p>
-            <w:pPr>
-              <w:jc w:val="center"/>
-            </w:pPr>
             <w:r>
               <w:rPr>
                 <w:b/>
@@ -11686,9 +11282,6 @@
             <w:vAlign w:val="center"/>
           </w:tcPr>
           <w:p>
-            <w:pPr>
-              <w:jc w:val="center"/>
-            </w:pPr>
             <w:r>
               <w:rPr>
                 <w:b/>
@@ -11717,9 +11310,6 @@
             <w:vAlign w:val="center"/>
           </w:tcPr>
           <w:p>
-            <w:pPr>
-              <w:jc w:val="center"/>
-            </w:pPr>
             <w:r>
               <w:rPr>
                 <w:color w:val="222222"/>
@@ -11748,9 +11338,6 @@
             <w:vAlign w:val="center"/>
           </w:tcPr>
           <w:p>
-            <w:pPr>
-              <w:jc w:val="center"/>
-            </w:pPr>
             <w:r>
               <w:rPr>
                 <w:b/>
@@ -11779,9 +11366,6 @@
             <w:vAlign w:val="center"/>
           </w:tcPr>
           <w:p>
-            <w:pPr>
-              <w:jc w:val="center"/>
-            </w:pPr>
             <w:r>
               <w:rPr>
                 <w:color w:val="222222"/>
@@ -11810,9 +11394,6 @@
             <w:vAlign w:val="center"/>
           </w:tcPr>
           <w:p>
-            <w:pPr>
-              <w:jc w:val="center"/>
-            </w:pPr>
             <w:r>
               <w:rPr>
                 <w:b/>
@@ -11841,14 +11422,23 @@
             <w:vAlign w:val="center"/>
           </w:tcPr>
           <w:p>
-            <w:pPr>
-              <w:jc w:val="center"/>
-            </w:pPr>
             <w:r>
               <w:rPr>
                 <w:color w:val="222222"/>
               </w:rPr>
-              <w:t>Choix véhicule → date/créneau → anti-chevauchement → statut en attente → confirmation</w:t>
+              <w:t xml:space="preserve">Choix véhicule → date/créneau → anti-chevauchement → </w:t>
+            </w:r>
+            <w:r>
+              <w:rPr>
+                <w:color w:val="222222"/>
+              </w:rPr>
+              <w:t xml:space="preserve">  </w:t>
+            </w:r>
+            <w:r>
+              <w:rPr>
+                <w:color w:val="222222"/>
+              </w:rPr>
+              <w:t>statut en attente → confirmation</w:t>
             </w:r>
           </w:p>
         </w:tc>
@@ -11872,9 +11462,6 @@
             <w:vAlign w:val="center"/>
           </w:tcPr>
           <w:p>
-            <w:pPr>
-              <w:jc w:val="center"/>
-            </w:pPr>
             <w:r>
               <w:rPr>
                 <w:b/>
@@ -11903,9 +11490,6 @@
             <w:vAlign w:val="center"/>
           </w:tcPr>
           <w:p>
-            <w:pPr>
-              <w:jc w:val="center"/>
-            </w:pPr>
             <w:r>
               <w:rPr>
                 <w:color w:val="222222"/>
@@ -11934,9 +11518,6 @@
             <w:vAlign w:val="center"/>
           </w:tcPr>
           <w:p>
-            <w:pPr>
-              <w:jc w:val="center"/>
-            </w:pPr>
             <w:r>
               <w:rPr>
                 <w:b/>
@@ -11965,9 +11546,6 @@
             <w:vAlign w:val="center"/>
           </w:tcPr>
           <w:p>
-            <w:pPr>
-              <w:jc w:val="center"/>
-            </w:pPr>
             <w:r>
               <w:rPr>
                 <w:color w:val="222222"/>
@@ -12013,6 +11591,18 @@
       </w:pPr>
       <w:bookmarkStart w:id="40" w:name="_Toc240311888"/>
       <w:bookmarkStart w:id="41" w:name="_Toc240315369"/>
+    </w:p>
+    <w:p>
+      <w:pPr>
+        <w:pStyle w:val="Titre2"/>
+        <w:pBdr>
+          <w:bottom w:val="single" w:sz="6" w:space="4" w:color="2874A6"/>
+        </w:pBdr>
+        <w:rPr>
+          <w:sz w:val="24"/>
+          <w:szCs w:val="24"/>
+        </w:rPr>
+      </w:pPr>
     </w:p>
     <w:p>
       <w:pPr>
@@ -12229,25 +11819,7 @@
           <w:iCs/>
           <w:color w:val="444444"/>
         </w:rPr>
-        <w:t xml:space="preserve">Classes : Utilisateur (Client / Administrateur), Voiture, Réservation, </w:t>
-      </w:r>
-      <w:proofErr w:type="spellStart"/>
-      <w:r>
-        <w:rPr>
-          <w:i/>
-          <w:iCs/>
-          <w:color w:val="444444"/>
-        </w:rPr>
-        <w:t>BorneRecharge</w:t>
-      </w:r>
-      <w:proofErr w:type="spellEnd"/>
-      <w:r>
-        <w:rPr>
-          <w:i/>
-          <w:iCs/>
-          <w:color w:val="444444"/>
-        </w:rPr>
-        <w:t>.</w:t>
+        <w:t>Classes : Utilisateur (Client / Administrateur), Voiture, Réservation, BorneRecharge.</w:t>
       </w:r>
     </w:p>
     <w:p>
@@ -12352,15 +11924,13 @@
           <w:szCs w:val="28"/>
         </w:rPr>
       </w:pPr>
-      <w:proofErr w:type="gramStart"/>
-      <w:r>
-        <w:rPr>
-          <w:sz w:val="28"/>
-          <w:szCs w:val="28"/>
-        </w:rPr>
-        <w:t>présentation</w:t>
-      </w:r>
-      <w:proofErr w:type="gramEnd"/>
+      <w:r>
+        <w:rPr>
+          <w:sz w:val="28"/>
+          <w:szCs w:val="28"/>
+        </w:rPr>
+        <w:t>Présentation</w:t>
+      </w:r>
       <w:r>
         <w:rPr>
           <w:sz w:val="28"/>
@@ -12403,21 +11973,12 @@
           <w:szCs w:val="28"/>
         </w:rPr>
       </w:pPr>
-      <w:proofErr w:type="gramStart"/>
-      <w:r>
-        <w:rPr>
-          <w:sz w:val="28"/>
-          <w:szCs w:val="28"/>
-        </w:rPr>
-        <w:t>Configuration .</w:t>
-      </w:r>
-      <w:proofErr w:type="gramEnd"/>
-      <w:r>
-        <w:rPr>
-          <w:sz w:val="28"/>
-          <w:szCs w:val="28"/>
-        </w:rPr>
-        <w:t>env.</w:t>
+      <w:r>
+        <w:rPr>
+          <w:sz w:val="28"/>
+          <w:szCs w:val="28"/>
+        </w:rPr>
+        <w:t>Configuration .env.</w:t>
       </w:r>
     </w:p>
     <w:p>
@@ -12460,23 +12021,7 @@
           <w:sz w:val="28"/>
           <w:szCs w:val="28"/>
         </w:rPr>
-        <w:t xml:space="preserve">Couche de présentation (Front-end) : Elle est constituée de fichiers HTML5, CSS3 et JavaScript, situés dans les répertoires racine, /voitures/, /bornes/, /reserver/, /contact/, et /admin/. Le CSS définit un thème sombre cohérent avec un accent vert néon (#00E5A0), des polices adaptées (Cormorant Garamond pour les titres, DM Sans pour le texte), et une mise en page responsive qui s'adapte aux écrans (mobile, tablette, desktop). Le JavaScript gère les interactions dynamiques : validation de formulaires, affichage conditionnel, et communication asynchrone via </w:t>
-      </w:r>
-      <w:proofErr w:type="gramStart"/>
-      <w:r>
-        <w:rPr>
-          <w:sz w:val="28"/>
-          <w:szCs w:val="28"/>
-        </w:rPr>
-        <w:t>fetch(</w:t>
-      </w:r>
-      <w:proofErr w:type="gramEnd"/>
-      <w:r>
-        <w:rPr>
-          <w:sz w:val="28"/>
-          <w:szCs w:val="28"/>
-        </w:rPr>
-        <w:t>) pour certaines fonctionnalités.</w:t>
+        <w:t>Couche de présentation (Front-end) : Elle est constituée de fichiers HTML5, CSS3 et JavaScript, situés dans les répertoires racine, /voitures/, /bornes/, /reserver/, /contact/, et /admin/. Le CSS définit un thème sombre cohérent avec un accent vert néon (#00E5A0), des polices adaptées (Cormorant Garamond pour les titres, DM Sans pour le texte), et une mise en page responsive qui s'adapte aux écrans (mobile, tablette, desktop). Le JavaScript gère les interactions dynamiques : validation de formulaires, affichage conditionnel, et communication asynchrone via fetch() pour certaines fonctionnalités.</w:t>
       </w:r>
     </w:p>
     <w:p>
@@ -12524,23 +12069,7 @@
           <w:sz w:val="28"/>
           <w:szCs w:val="28"/>
         </w:rPr>
-        <w:t xml:space="preserve">L'environnement d'exécution est XAMPP (Apache + MySQL + PHP), qui fournit un serveur web local, un serveur de base de données, et l'interpréteur PHP. Le </w:t>
-      </w:r>
-      <w:proofErr w:type="gramStart"/>
-      <w:r>
-        <w:rPr>
-          <w:sz w:val="28"/>
-          <w:szCs w:val="28"/>
-        </w:rPr>
-        <w:t>fichier .env</w:t>
-      </w:r>
-      <w:proofErr w:type="gramEnd"/>
-      <w:r>
-        <w:rPr>
-          <w:sz w:val="28"/>
-          <w:szCs w:val="28"/>
-        </w:rPr>
-        <w:t xml:space="preserve"> (configuré hors du code source) contient les paramètres de connexion à la base de données et autres configurations sensibles, séparés du code pour des raisons de sécurité.</w:t>
+        <w:t>L'environnement d'exécution est XAMPP (Apache + MySQL + PHP), qui fournit un serveur web local, un serveur de base de données, et l'interpréteur PHP. Le fichier .env (configuré hors du code source) contient les paramètres de connexion à la base de données et autres configurations sensibles, séparés du code pour des raisons de sécurité.</w:t>
       </w:r>
     </w:p>
     <w:p>
@@ -12606,11 +12135,6 @@
       </w:r>
       <w:bookmarkEnd w:id="47"/>
       <w:bookmarkEnd w:id="48"/>
-    </w:p>
-    <w:p>
-      <w:pPr>
-        <w:spacing w:before="50" w:after="40"/>
-      </w:pPr>
     </w:p>
     <w:tbl>
       <w:tblPr>
@@ -12633,13 +12157,13 @@
         <w:tblLook w:val="04A0" w:firstRow="1" w:lastRow="0" w:firstColumn="1" w:lastColumn="0" w:noHBand="0" w:noVBand="1"/>
       </w:tblPr>
       <w:tblGrid>
-        <w:gridCol w:w="2600"/>
-        <w:gridCol w:w="7800"/>
+        <w:gridCol w:w="3253"/>
+        <w:gridCol w:w="7147"/>
       </w:tblGrid>
       <w:tr>
         <w:tc>
           <w:tcPr>
-            <w:tcW w:w="2600" w:type="dxa"/>
+            <w:tcW w:w="3253" w:type="dxa"/>
             <w:tcBorders>
               <w:top w:val="single" w:sz="6" w:space="0" w:color="888888"/>
               <w:left w:val="single" w:sz="6" w:space="0" w:color="888888"/>
@@ -12656,9 +12180,6 @@
             <w:vAlign w:val="center"/>
           </w:tcPr>
           <w:p>
-            <w:pPr>
-              <w:jc w:val="center"/>
-            </w:pPr>
             <w:r>
               <w:rPr>
                 <w:b/>
@@ -12671,7 +12192,7 @@
         </w:tc>
         <w:tc>
           <w:tcPr>
-            <w:tcW w:w="7800" w:type="dxa"/>
+            <w:tcW w:w="7147" w:type="dxa"/>
             <w:tcBorders>
               <w:top w:val="single" w:sz="6" w:space="0" w:color="888888"/>
               <w:left w:val="single" w:sz="6" w:space="0" w:color="888888"/>
@@ -12688,9 +12209,6 @@
             <w:vAlign w:val="center"/>
           </w:tcPr>
           <w:p>
-            <w:pPr>
-              <w:jc w:val="center"/>
-            </w:pPr>
             <w:r>
               <w:rPr>
                 <w:b/>
@@ -12705,7 +12223,7 @@
       <w:tr>
         <w:tc>
           <w:tcPr>
-            <w:tcW w:w="2600" w:type="dxa"/>
+            <w:tcW w:w="3253" w:type="dxa"/>
             <w:tcBorders>
               <w:top w:val="single" w:sz="6" w:space="0" w:color="888888"/>
               <w:left w:val="single" w:sz="6" w:space="0" w:color="888888"/>
@@ -12721,24 +12239,19 @@
             <w:vAlign w:val="center"/>
           </w:tcPr>
           <w:p>
-            <w:pPr>
-              <w:jc w:val="center"/>
-            </w:pPr>
-            <w:proofErr w:type="gramStart"/>
             <w:r>
               <w:rPr>
                 <w:b/>
                 <w:bCs/>
                 <w:color w:val="222222"/>
               </w:rPr>
-              <w:t>voiture</w:t>
-            </w:r>
-            <w:proofErr w:type="gramEnd"/>
+              <w:t>Voiture</w:t>
+            </w:r>
           </w:p>
         </w:tc>
         <w:tc>
           <w:tcPr>
-            <w:tcW w:w="7800" w:type="dxa"/>
+            <w:tcW w:w="7147" w:type="dxa"/>
             <w:tcBorders>
               <w:top w:val="single" w:sz="6" w:space="0" w:color="888888"/>
               <w:left w:val="single" w:sz="6" w:space="0" w:color="888888"/>
@@ -12754,9 +12267,6 @@
             <w:vAlign w:val="center"/>
           </w:tcPr>
           <w:p>
-            <w:pPr>
-              <w:jc w:val="center"/>
-            </w:pPr>
             <w:r>
               <w:rPr>
                 <w:color w:val="222222"/>
@@ -12769,7 +12279,7 @@
       <w:tr>
         <w:tc>
           <w:tcPr>
-            <w:tcW w:w="2600" w:type="dxa"/>
+            <w:tcW w:w="3253" w:type="dxa"/>
             <w:tcBorders>
               <w:top w:val="single" w:sz="6" w:space="0" w:color="888888"/>
               <w:left w:val="single" w:sz="6" w:space="0" w:color="888888"/>
@@ -12785,24 +12295,19 @@
             <w:vAlign w:val="center"/>
           </w:tcPr>
           <w:p>
-            <w:pPr>
-              <w:jc w:val="center"/>
-            </w:pPr>
-            <w:proofErr w:type="gramStart"/>
             <w:r>
               <w:rPr>
                 <w:b/>
                 <w:bCs/>
                 <w:color w:val="222222"/>
               </w:rPr>
-              <w:t>borne</w:t>
-            </w:r>
-            <w:proofErr w:type="gramEnd"/>
+              <w:t>Borne</w:t>
+            </w:r>
           </w:p>
         </w:tc>
         <w:tc>
           <w:tcPr>
-            <w:tcW w:w="7800" w:type="dxa"/>
+            <w:tcW w:w="7147" w:type="dxa"/>
             <w:tcBorders>
               <w:top w:val="single" w:sz="6" w:space="0" w:color="888888"/>
               <w:left w:val="single" w:sz="6" w:space="0" w:color="888888"/>
@@ -12818,9 +12323,6 @@
             <w:vAlign w:val="center"/>
           </w:tcPr>
           <w:p>
-            <w:pPr>
-              <w:jc w:val="center"/>
-            </w:pPr>
             <w:r>
               <w:rPr>
                 <w:color w:val="222222"/>
@@ -12833,7 +12335,7 @@
       <w:tr>
         <w:tc>
           <w:tcPr>
-            <w:tcW w:w="2600" w:type="dxa"/>
+            <w:tcW w:w="3253" w:type="dxa"/>
             <w:tcBorders>
               <w:top w:val="single" w:sz="6" w:space="0" w:color="888888"/>
               <w:left w:val="single" w:sz="6" w:space="0" w:color="888888"/>
@@ -12849,24 +12351,19 @@
             <w:vAlign w:val="center"/>
           </w:tcPr>
           <w:p>
-            <w:pPr>
-              <w:jc w:val="center"/>
-            </w:pPr>
-            <w:proofErr w:type="gramStart"/>
             <w:r>
               <w:rPr>
                 <w:b/>
                 <w:bCs/>
                 <w:color w:val="222222"/>
               </w:rPr>
-              <w:t>utilisateur</w:t>
-            </w:r>
-            <w:proofErr w:type="gramEnd"/>
+              <w:t>Utilisateur</w:t>
+            </w:r>
           </w:p>
         </w:tc>
         <w:tc>
           <w:tcPr>
-            <w:tcW w:w="7800" w:type="dxa"/>
+            <w:tcW w:w="7147" w:type="dxa"/>
             <w:tcBorders>
               <w:top w:val="single" w:sz="6" w:space="0" w:color="888888"/>
               <w:left w:val="single" w:sz="6" w:space="0" w:color="888888"/>
@@ -12882,28 +12379,11 @@
             <w:vAlign w:val="center"/>
           </w:tcPr>
           <w:p>
-            <w:pPr>
-              <w:jc w:val="center"/>
-            </w:pPr>
             <w:r>
               <w:rPr>
                 <w:color w:val="222222"/>
               </w:rPr>
-              <w:t xml:space="preserve">Comptes (nom, email, </w:t>
-            </w:r>
-            <w:proofErr w:type="spellStart"/>
-            <w:r>
-              <w:rPr>
-                <w:color w:val="222222"/>
-              </w:rPr>
-              <w:t>bcrypt</w:t>
-            </w:r>
-            <w:proofErr w:type="spellEnd"/>
-            <w:r>
-              <w:rPr>
-                <w:color w:val="222222"/>
-              </w:rPr>
-              <w:t>, rôle)</w:t>
+              <w:t>Comptes (nom, email, bcrypt, rôle)</w:t>
             </w:r>
           </w:p>
         </w:tc>
@@ -12911,7 +12391,7 @@
       <w:tr>
         <w:tc>
           <w:tcPr>
-            <w:tcW w:w="2600" w:type="dxa"/>
+            <w:tcW w:w="3253" w:type="dxa"/>
             <w:tcBorders>
               <w:top w:val="single" w:sz="6" w:space="0" w:color="888888"/>
               <w:left w:val="single" w:sz="6" w:space="0" w:color="888888"/>
@@ -12927,26 +12407,19 @@
             <w:vAlign w:val="center"/>
           </w:tcPr>
           <w:p>
-            <w:pPr>
-              <w:jc w:val="center"/>
-            </w:pPr>
-            <w:proofErr w:type="spellStart"/>
-            <w:proofErr w:type="gramStart"/>
             <w:r>
               <w:rPr>
                 <w:b/>
                 <w:bCs/>
                 <w:color w:val="222222"/>
               </w:rPr>
-              <w:t>reservation</w:t>
-            </w:r>
-            <w:proofErr w:type="spellEnd"/>
-            <w:proofErr w:type="gramEnd"/>
+              <w:t>Réservation</w:t>
+            </w:r>
           </w:p>
         </w:tc>
         <w:tc>
           <w:tcPr>
-            <w:tcW w:w="7800" w:type="dxa"/>
+            <w:tcW w:w="7147" w:type="dxa"/>
             <w:tcBorders>
               <w:top w:val="single" w:sz="6" w:space="0" w:color="888888"/>
               <w:left w:val="single" w:sz="6" w:space="0" w:color="888888"/>
@@ -12962,9 +12435,6 @@
             <w:vAlign w:val="center"/>
           </w:tcPr>
           <w:p>
-            <w:pPr>
-              <w:jc w:val="center"/>
-            </w:pPr>
             <w:r>
               <w:rPr>
                 <w:color w:val="222222"/>
@@ -12977,7 +12447,7 @@
       <w:tr>
         <w:tc>
           <w:tcPr>
-            <w:tcW w:w="2600" w:type="dxa"/>
+            <w:tcW w:w="3253" w:type="dxa"/>
             <w:tcBorders>
               <w:top w:val="single" w:sz="6" w:space="0" w:color="888888"/>
               <w:left w:val="single" w:sz="6" w:space="0" w:color="888888"/>
@@ -12993,32 +12463,27 @@
             <w:vAlign w:val="center"/>
           </w:tcPr>
           <w:p>
-            <w:pPr>
-              <w:jc w:val="center"/>
-            </w:pPr>
-            <w:proofErr w:type="gramStart"/>
             <w:r>
               <w:rPr>
                 <w:b/>
                 <w:bCs/>
                 <w:color w:val="222222"/>
               </w:rPr>
-              <w:t>message</w:t>
-            </w:r>
-            <w:proofErr w:type="gramEnd"/>
+              <w:t>Message</w:t>
+            </w:r>
             <w:r>
               <w:rPr>
                 <w:b/>
                 <w:bCs/>
                 <w:color w:val="222222"/>
               </w:rPr>
-              <w:t xml:space="preserve"> / newsletter</w:t>
+              <w:t>/newsletter</w:t>
             </w:r>
           </w:p>
         </w:tc>
         <w:tc>
           <w:tcPr>
-            <w:tcW w:w="7800" w:type="dxa"/>
+            <w:tcW w:w="7147" w:type="dxa"/>
             <w:tcBorders>
               <w:top w:val="single" w:sz="6" w:space="0" w:color="888888"/>
               <w:left w:val="single" w:sz="6" w:space="0" w:color="888888"/>
@@ -13034,9 +12499,6 @@
             <w:vAlign w:val="center"/>
           </w:tcPr>
           <w:p>
-            <w:pPr>
-              <w:jc w:val="center"/>
-            </w:pPr>
             <w:r>
               <w:rPr>
                 <w:color w:val="222222"/>
@@ -13049,7 +12511,7 @@
       <w:tr>
         <w:tc>
           <w:tcPr>
-            <w:tcW w:w="2600" w:type="dxa"/>
+            <w:tcW w:w="3253" w:type="dxa"/>
             <w:tcBorders>
               <w:top w:val="single" w:sz="6" w:space="0" w:color="888888"/>
               <w:left w:val="single" w:sz="6" w:space="0" w:color="888888"/>
@@ -13065,20 +12527,14 @@
             <w:vAlign w:val="center"/>
           </w:tcPr>
           <w:p>
-            <w:pPr>
-              <w:jc w:val="center"/>
-            </w:pPr>
-            <w:proofErr w:type="spellStart"/>
-            <w:proofErr w:type="gramStart"/>
             <w:r>
               <w:rPr>
                 <w:b/>
                 <w:bCs/>
                 <w:color w:val="222222"/>
               </w:rPr>
-              <w:t>admin</w:t>
-            </w:r>
-            <w:proofErr w:type="gramEnd"/>
+              <w:t>Admin</w:t>
+            </w:r>
             <w:r>
               <w:rPr>
                 <w:b/>
@@ -13087,12 +12543,11 @@
               </w:rPr>
               <w:t>_audit</w:t>
             </w:r>
-            <w:proofErr w:type="spellEnd"/>
           </w:p>
         </w:tc>
         <w:tc>
           <w:tcPr>
-            <w:tcW w:w="7800" w:type="dxa"/>
+            <w:tcW w:w="7147" w:type="dxa"/>
             <w:tcBorders>
               <w:top w:val="single" w:sz="6" w:space="0" w:color="888888"/>
               <w:left w:val="single" w:sz="6" w:space="0" w:color="888888"/>
@@ -13108,9 +12563,6 @@
             <w:vAlign w:val="center"/>
           </w:tcPr>
           <w:p>
-            <w:pPr>
-              <w:jc w:val="center"/>
-            </w:pPr>
             <w:r>
               <w:rPr>
                 <w:color w:val="222222"/>
@@ -13174,21 +12626,35 @@
           <w:sz w:val="28"/>
           <w:szCs w:val="28"/>
         </w:rPr>
-        <w:t xml:space="preserve">Thème sombre, accent </w:t>
-      </w:r>
-      <w:r>
-        <w:rPr>
-          <w:sz w:val="28"/>
-          <w:szCs w:val="28"/>
-        </w:rPr>
-        <w:t>bleu</w:t>
-      </w:r>
-      <w:r>
-        <w:rPr>
-          <w:sz w:val="28"/>
-          <w:szCs w:val="28"/>
-        </w:rPr>
-        <w:t xml:space="preserve"> (#00E5A0). </w:t>
+        <w:t>Thème sombre, accent</w:t>
+      </w:r>
+      <w:r>
+        <w:rPr>
+          <w:sz w:val="28"/>
+          <w:szCs w:val="28"/>
+        </w:rPr>
+        <w:t xml:space="preserve"> bleu ciel</w:t>
+      </w:r>
+      <w:r>
+        <w:rPr>
+          <w:sz w:val="28"/>
+          <w:szCs w:val="28"/>
+        </w:rPr>
+        <w:t xml:space="preserve"> </w:t>
+      </w:r>
+      <w:r>
+        <w:rPr>
+          <w:sz w:val="28"/>
+          <w:szCs w:val="28"/>
+        </w:rPr>
+        <w:t>#00D2FF</w:t>
+      </w:r>
+      <w:r>
+        <w:rPr>
+          <w:sz w:val="28"/>
+          <w:szCs w:val="28"/>
+        </w:rPr>
+        <w:t>.</w:t>
       </w:r>
     </w:p>
     <w:p>
@@ -13204,23 +12670,7 @@
           <w:sz w:val="28"/>
           <w:szCs w:val="28"/>
         </w:rPr>
-        <w:t xml:space="preserve">Polices : </w:t>
-      </w:r>
-      <w:proofErr w:type="spellStart"/>
-      <w:r>
-        <w:rPr>
-          <w:sz w:val="28"/>
-          <w:szCs w:val="28"/>
-        </w:rPr>
-        <w:t>Cormorant</w:t>
-      </w:r>
-      <w:proofErr w:type="spellEnd"/>
-      <w:r>
-        <w:rPr>
-          <w:sz w:val="28"/>
-          <w:szCs w:val="28"/>
-        </w:rPr>
-        <w:t xml:space="preserve"> Garamond (titres), DM Sans (texte). </w:t>
+        <w:t xml:space="preserve">Polices : Cormorant Garamond (titres), DM Sans (texte). </w:t>
       </w:r>
     </w:p>
     <w:p>
@@ -13270,85 +12720,12 @@
           <w:szCs w:val="28"/>
         </w:rPr>
       </w:pPr>
-      <w:proofErr w:type="spellStart"/>
-      <w:r>
-        <w:rPr>
-          <w:sz w:val="28"/>
-          <w:szCs w:val="28"/>
-        </w:rPr>
-        <w:t>index.php</w:t>
-      </w:r>
-      <w:proofErr w:type="spellEnd"/>
-      <w:r>
-        <w:rPr>
-          <w:sz w:val="28"/>
-          <w:szCs w:val="28"/>
-        </w:rPr>
-        <w:t xml:space="preserve"> | voitures/ | bornes/ | </w:t>
-      </w:r>
-      <w:proofErr w:type="spellStart"/>
-      <w:r>
-        <w:rPr>
-          <w:sz w:val="28"/>
-          <w:szCs w:val="28"/>
-        </w:rPr>
-        <w:t>php</w:t>
-      </w:r>
-      <w:proofErr w:type="spellEnd"/>
-      <w:r>
-        <w:rPr>
-          <w:sz w:val="28"/>
-          <w:szCs w:val="28"/>
-        </w:rPr>
-        <w:t xml:space="preserve">/ | </w:t>
-      </w:r>
-      <w:proofErr w:type="spellStart"/>
-      <w:r>
-        <w:rPr>
-          <w:sz w:val="28"/>
-          <w:szCs w:val="28"/>
-        </w:rPr>
-        <w:t>css</w:t>
-      </w:r>
-      <w:proofErr w:type="spellEnd"/>
-      <w:r>
-        <w:rPr>
-          <w:sz w:val="28"/>
-          <w:szCs w:val="28"/>
-        </w:rPr>
-        <w:t xml:space="preserve">/ | </w:t>
-      </w:r>
-      <w:proofErr w:type="spellStart"/>
-      <w:r>
-        <w:rPr>
-          <w:sz w:val="28"/>
-          <w:szCs w:val="28"/>
-        </w:rPr>
-        <w:t>js</w:t>
-      </w:r>
-      <w:proofErr w:type="spellEnd"/>
-      <w:r>
-        <w:rPr>
-          <w:sz w:val="28"/>
-          <w:szCs w:val="28"/>
-        </w:rPr>
-        <w:t>/ | base-de-</w:t>
-      </w:r>
-      <w:proofErr w:type="spellStart"/>
-      <w:r>
-        <w:rPr>
-          <w:sz w:val="28"/>
-          <w:szCs w:val="28"/>
-        </w:rPr>
-        <w:t>donnees</w:t>
-      </w:r>
-      <w:proofErr w:type="spellEnd"/>
-      <w:r>
-        <w:rPr>
-          <w:sz w:val="28"/>
-          <w:szCs w:val="28"/>
-        </w:rPr>
-        <w:t>/ | tests/</w:t>
+      <w:r>
+        <w:rPr>
+          <w:sz w:val="28"/>
+          <w:szCs w:val="28"/>
+        </w:rPr>
+        <w:t>index.php | voitures/ | bornes/ | php/ | css/ | js/ | base-de-donnees/ | tests/</w:t>
       </w:r>
     </w:p>
     <w:p>
@@ -13485,23 +12862,7 @@
           <w:sz w:val="28"/>
           <w:szCs w:val="28"/>
         </w:rPr>
-        <w:t xml:space="preserve"> — Base de données + Backend : Création de la base MySQL (script SQL, Tableau 7 — Modèle de données), développement des traitements PHP (authentification, gestion des réservations, CRUD administrateur, statistiques), intégration de la sécurité (CSRF, PDO, bcrypt), configuration du </w:t>
-      </w:r>
-      <w:proofErr w:type="gramStart"/>
-      <w:r>
-        <w:rPr>
-          <w:sz w:val="28"/>
-          <w:szCs w:val="28"/>
-        </w:rPr>
-        <w:t>fichier .</w:t>
-      </w:r>
-      <w:proofErr w:type="gramEnd"/>
-      <w:r>
-        <w:rPr>
-          <w:sz w:val="28"/>
-          <w:szCs w:val="28"/>
-        </w:rPr>
-        <w:t>env.</w:t>
+        <w:t xml:space="preserve"> — Base de données + Backend : Création de la base MySQL (script SQL, Tableau 7 — Modèle de données), développement des traitements PHP (authentification, gestion des réservations, CRUD administrateur, statistiques), intégration de la sécurité (CSRF, PDO, bcrypt), configuration du fichier .env.</w:t>
       </w:r>
     </w:p>
     <w:p>
@@ -13519,15 +12880,22 @@
           <w:sz w:val="28"/>
           <w:szCs w:val="28"/>
         </w:rPr>
+        <w:t>Semaine 3 (S3)</w:t>
+      </w:r>
+      <w:r>
+        <w:rPr>
+          <w:sz w:val="28"/>
+          <w:szCs w:val="28"/>
+        </w:rPr>
+        <w:t xml:space="preserve"> — Frontend + Réservation : Développement des interfaces utilisateur (HTML/CSS/JS), création des pages catalogue, fiches véhicules, bornes, </w:t>
+      </w:r>
+      <w:r>
+        <w:rPr>
+          <w:sz w:val="28"/>
+          <w:szCs w:val="28"/>
+        </w:rPr>
         <w:lastRenderedPageBreak/>
-        <w:t>Semaine 3 (S3)</w:t>
-      </w:r>
-      <w:r>
-        <w:rPr>
-          <w:sz w:val="28"/>
-          <w:szCs w:val="28"/>
-        </w:rPr>
-        <w:t xml:space="preserve"> — Frontend + Réservation : Développement des interfaces utilisateur (HTML/CSS/JS), création des pages catalogue, fiches véhicules, bornes, formulaire de réservation, espace client, formulaire de contact, et premières vues du panneau d'administration. Tests de navigation et d'intégration.</w:t>
+        <w:t>formulaire de réservation, espace client, formulaire de contact, et premières vues du panneau d'administration. Tests de navigation et d'intégration.</w:t>
       </w:r>
     </w:p>
     <w:p>
@@ -13613,8 +12981,8 @@
         <w:tblLook w:val="04A0" w:firstRow="1" w:lastRow="0" w:firstColumn="1" w:lastColumn="0" w:noHBand="0" w:noVBand="1"/>
       </w:tblPr>
       <w:tblGrid>
-        <w:gridCol w:w="3468"/>
-        <w:gridCol w:w="1733"/>
+        <w:gridCol w:w="3536"/>
+        <w:gridCol w:w="1665"/>
         <w:gridCol w:w="1733"/>
         <w:gridCol w:w="1733"/>
         <w:gridCol w:w="1733"/>
@@ -13622,7 +12990,7 @@
       <w:tr>
         <w:tc>
           <w:tcPr>
-            <w:tcW w:w="3200" w:type="dxa"/>
+            <w:tcW w:w="3536" w:type="dxa"/>
             <w:tcBorders>
               <w:top w:val="single" w:sz="6" w:space="0" w:color="888888"/>
               <w:left w:val="single" w:sz="6" w:space="0" w:color="888888"/>
@@ -13639,9 +13007,6 @@
             <w:vAlign w:val="center"/>
           </w:tcPr>
           <w:p>
-            <w:pPr>
-              <w:jc w:val="center"/>
-            </w:pPr>
             <w:r>
               <w:rPr>
                 <w:b/>
@@ -13654,7 +13019,7 @@
         </w:tc>
         <w:tc>
           <w:tcPr>
-            <w:tcW w:w="1600" w:type="dxa"/>
+            <w:tcW w:w="1665" w:type="dxa"/>
             <w:tcBorders>
               <w:top w:val="single" w:sz="6" w:space="0" w:color="888888"/>
               <w:left w:val="single" w:sz="6" w:space="0" w:color="888888"/>
@@ -13671,9 +13036,6 @@
             <w:vAlign w:val="center"/>
           </w:tcPr>
           <w:p>
-            <w:pPr>
-              <w:jc w:val="center"/>
-            </w:pPr>
             <w:r>
               <w:rPr>
                 <w:b/>
@@ -13686,7 +13048,7 @@
         </w:tc>
         <w:tc>
           <w:tcPr>
-            <w:tcW w:w="1600" w:type="dxa"/>
+            <w:tcW w:w="1733" w:type="dxa"/>
             <w:tcBorders>
               <w:top w:val="single" w:sz="6" w:space="0" w:color="888888"/>
               <w:left w:val="single" w:sz="6" w:space="0" w:color="888888"/>
@@ -13703,9 +13065,6 @@
             <w:vAlign w:val="center"/>
           </w:tcPr>
           <w:p>
-            <w:pPr>
-              <w:jc w:val="center"/>
-            </w:pPr>
             <w:r>
               <w:rPr>
                 <w:b/>
@@ -13718,7 +13077,7 @@
         </w:tc>
         <w:tc>
           <w:tcPr>
-            <w:tcW w:w="1600" w:type="dxa"/>
+            <w:tcW w:w="1733" w:type="dxa"/>
             <w:tcBorders>
               <w:top w:val="single" w:sz="6" w:space="0" w:color="888888"/>
               <w:left w:val="single" w:sz="6" w:space="0" w:color="888888"/>
@@ -13735,9 +13094,6 @@
             <w:vAlign w:val="center"/>
           </w:tcPr>
           <w:p>
-            <w:pPr>
-              <w:jc w:val="center"/>
-            </w:pPr>
             <w:r>
               <w:rPr>
                 <w:b/>
@@ -13750,7 +13106,7 @@
         </w:tc>
         <w:tc>
           <w:tcPr>
-            <w:tcW w:w="1600" w:type="dxa"/>
+            <w:tcW w:w="1733" w:type="dxa"/>
             <w:tcBorders>
               <w:top w:val="single" w:sz="6" w:space="0" w:color="888888"/>
               <w:left w:val="single" w:sz="6" w:space="0" w:color="888888"/>
@@ -13767,9 +13123,6 @@
             <w:vAlign w:val="center"/>
           </w:tcPr>
           <w:p>
-            <w:pPr>
-              <w:jc w:val="center"/>
-            </w:pPr>
             <w:r>
               <w:rPr>
                 <w:b/>
@@ -13784,7 +13137,7 @@
       <w:tr>
         <w:tc>
           <w:tcPr>
-            <w:tcW w:w="3200" w:type="dxa"/>
+            <w:tcW w:w="3536" w:type="dxa"/>
             <w:tcBorders>
               <w:top w:val="single" w:sz="6" w:space="0" w:color="888888"/>
               <w:left w:val="single" w:sz="6" w:space="0" w:color="888888"/>
@@ -13800,9 +13153,6 @@
             <w:vAlign w:val="center"/>
           </w:tcPr>
           <w:p>
-            <w:pPr>
-              <w:jc w:val="center"/>
-            </w:pPr>
             <w:r>
               <w:rPr>
                 <w:color w:val="222222"/>
@@ -13813,7 +13163,7 @@
         </w:tc>
         <w:tc>
           <w:tcPr>
-            <w:tcW w:w="1600" w:type="dxa"/>
+            <w:tcW w:w="1665" w:type="dxa"/>
             <w:tcBorders>
               <w:top w:val="single" w:sz="6" w:space="0" w:color="888888"/>
               <w:left w:val="single" w:sz="6" w:space="0" w:color="888888"/>
@@ -13828,15 +13178,11 @@
               <w:right w:w="0" w:type="dxa"/>
             </w:tcMar>
           </w:tcPr>
-          <w:p>
-            <w:pPr>
-              <w:jc w:val="center"/>
-            </w:pPr>
-          </w:p>
+          <w:p/>
         </w:tc>
         <w:tc>
           <w:tcPr>
-            <w:tcW w:w="1600" w:type="dxa"/>
+            <w:tcW w:w="1733" w:type="dxa"/>
             <w:tcBorders>
               <w:top w:val="single" w:sz="6" w:space="0" w:color="888888"/>
               <w:left w:val="single" w:sz="6" w:space="0" w:color="888888"/>
@@ -13851,15 +13197,11 @@
               <w:right w:w="0" w:type="dxa"/>
             </w:tcMar>
           </w:tcPr>
-          <w:p>
-            <w:pPr>
-              <w:jc w:val="center"/>
-            </w:pPr>
-          </w:p>
+          <w:p/>
         </w:tc>
         <w:tc>
           <w:tcPr>
-            <w:tcW w:w="1600" w:type="dxa"/>
+            <w:tcW w:w="1733" w:type="dxa"/>
             <w:tcBorders>
               <w:top w:val="single" w:sz="6" w:space="0" w:color="888888"/>
               <w:left w:val="single" w:sz="6" w:space="0" w:color="888888"/>
@@ -13874,15 +13216,11 @@
               <w:right w:w="0" w:type="dxa"/>
             </w:tcMar>
           </w:tcPr>
-          <w:p>
-            <w:pPr>
-              <w:jc w:val="center"/>
-            </w:pPr>
-          </w:p>
+          <w:p/>
         </w:tc>
         <w:tc>
           <w:tcPr>
-            <w:tcW w:w="1600" w:type="dxa"/>
+            <w:tcW w:w="1733" w:type="dxa"/>
             <w:tcBorders>
               <w:top w:val="single" w:sz="6" w:space="0" w:color="888888"/>
               <w:left w:val="single" w:sz="6" w:space="0" w:color="888888"/>
@@ -13897,17 +13235,13 @@
               <w:right w:w="0" w:type="dxa"/>
             </w:tcMar>
           </w:tcPr>
-          <w:p>
-            <w:pPr>
-              <w:jc w:val="center"/>
-            </w:pPr>
-          </w:p>
+          <w:p/>
         </w:tc>
       </w:tr>
       <w:tr>
         <w:tc>
           <w:tcPr>
-            <w:tcW w:w="3200" w:type="dxa"/>
+            <w:tcW w:w="3536" w:type="dxa"/>
             <w:tcBorders>
               <w:top w:val="single" w:sz="6" w:space="0" w:color="888888"/>
               <w:left w:val="single" w:sz="6" w:space="0" w:color="888888"/>
@@ -13923,9 +13257,6 @@
             <w:vAlign w:val="center"/>
           </w:tcPr>
           <w:p>
-            <w:pPr>
-              <w:jc w:val="center"/>
-            </w:pPr>
             <w:r>
               <w:rPr>
                 <w:color w:val="222222"/>
@@ -13936,7 +13267,7 @@
         </w:tc>
         <w:tc>
           <w:tcPr>
-            <w:tcW w:w="1600" w:type="dxa"/>
+            <w:tcW w:w="1665" w:type="dxa"/>
             <w:tcBorders>
               <w:top w:val="single" w:sz="6" w:space="0" w:color="888888"/>
               <w:left w:val="single" w:sz="6" w:space="0" w:color="888888"/>
@@ -13951,15 +13282,11 @@
               <w:right w:w="0" w:type="dxa"/>
             </w:tcMar>
           </w:tcPr>
-          <w:p>
-            <w:pPr>
-              <w:jc w:val="center"/>
-            </w:pPr>
-          </w:p>
+          <w:p/>
         </w:tc>
         <w:tc>
           <w:tcPr>
-            <w:tcW w:w="1600" w:type="dxa"/>
+            <w:tcW w:w="1733" w:type="dxa"/>
             <w:tcBorders>
               <w:top w:val="single" w:sz="6" w:space="0" w:color="888888"/>
               <w:left w:val="single" w:sz="6" w:space="0" w:color="888888"/>
@@ -13974,15 +13301,11 @@
               <w:right w:w="0" w:type="dxa"/>
             </w:tcMar>
           </w:tcPr>
-          <w:p>
-            <w:pPr>
-              <w:jc w:val="center"/>
-            </w:pPr>
-          </w:p>
+          <w:p/>
         </w:tc>
         <w:tc>
           <w:tcPr>
-            <w:tcW w:w="1600" w:type="dxa"/>
+            <w:tcW w:w="1733" w:type="dxa"/>
             <w:tcBorders>
               <w:top w:val="single" w:sz="6" w:space="0" w:color="888888"/>
               <w:left w:val="single" w:sz="6" w:space="0" w:color="888888"/>
@@ -13997,15 +13320,11 @@
               <w:right w:w="0" w:type="dxa"/>
             </w:tcMar>
           </w:tcPr>
-          <w:p>
-            <w:pPr>
-              <w:jc w:val="center"/>
-            </w:pPr>
-          </w:p>
+          <w:p/>
         </w:tc>
         <w:tc>
           <w:tcPr>
-            <w:tcW w:w="1600" w:type="dxa"/>
+            <w:tcW w:w="1733" w:type="dxa"/>
             <w:tcBorders>
               <w:top w:val="single" w:sz="6" w:space="0" w:color="888888"/>
               <w:left w:val="single" w:sz="6" w:space="0" w:color="888888"/>
@@ -14020,17 +13339,13 @@
               <w:right w:w="0" w:type="dxa"/>
             </w:tcMar>
           </w:tcPr>
-          <w:p>
-            <w:pPr>
-              <w:jc w:val="center"/>
-            </w:pPr>
-          </w:p>
+          <w:p/>
         </w:tc>
       </w:tr>
       <w:tr>
         <w:tc>
           <w:tcPr>
-            <w:tcW w:w="3200" w:type="dxa"/>
+            <w:tcW w:w="3536" w:type="dxa"/>
             <w:tcBorders>
               <w:top w:val="single" w:sz="6" w:space="0" w:color="888888"/>
               <w:left w:val="single" w:sz="6" w:space="0" w:color="888888"/>
@@ -14046,9 +13361,6 @@
             <w:vAlign w:val="center"/>
           </w:tcPr>
           <w:p>
-            <w:pPr>
-              <w:jc w:val="center"/>
-            </w:pPr>
             <w:r>
               <w:rPr>
                 <w:color w:val="222222"/>
@@ -14059,7 +13371,7 @@
         </w:tc>
         <w:tc>
           <w:tcPr>
-            <w:tcW w:w="1600" w:type="dxa"/>
+            <w:tcW w:w="1665" w:type="dxa"/>
             <w:tcBorders>
               <w:top w:val="single" w:sz="6" w:space="0" w:color="888888"/>
               <w:left w:val="single" w:sz="6" w:space="0" w:color="888888"/>
@@ -14074,15 +13386,11 @@
               <w:right w:w="0" w:type="dxa"/>
             </w:tcMar>
           </w:tcPr>
-          <w:p>
-            <w:pPr>
-              <w:jc w:val="center"/>
-            </w:pPr>
-          </w:p>
+          <w:p/>
         </w:tc>
         <w:tc>
           <w:tcPr>
-            <w:tcW w:w="1600" w:type="dxa"/>
+            <w:tcW w:w="1733" w:type="dxa"/>
             <w:tcBorders>
               <w:top w:val="single" w:sz="6" w:space="0" w:color="888888"/>
               <w:left w:val="single" w:sz="6" w:space="0" w:color="888888"/>
@@ -14097,15 +13405,11 @@
               <w:right w:w="0" w:type="dxa"/>
             </w:tcMar>
           </w:tcPr>
-          <w:p>
-            <w:pPr>
-              <w:jc w:val="center"/>
-            </w:pPr>
-          </w:p>
+          <w:p/>
         </w:tc>
         <w:tc>
           <w:tcPr>
-            <w:tcW w:w="1600" w:type="dxa"/>
+            <w:tcW w:w="1733" w:type="dxa"/>
             <w:tcBorders>
               <w:top w:val="single" w:sz="6" w:space="0" w:color="888888"/>
               <w:left w:val="single" w:sz="6" w:space="0" w:color="888888"/>
@@ -14120,15 +13424,11 @@
               <w:right w:w="0" w:type="dxa"/>
             </w:tcMar>
           </w:tcPr>
-          <w:p>
-            <w:pPr>
-              <w:jc w:val="center"/>
-            </w:pPr>
-          </w:p>
+          <w:p/>
         </w:tc>
         <w:tc>
           <w:tcPr>
-            <w:tcW w:w="1600" w:type="dxa"/>
+            <w:tcW w:w="1733" w:type="dxa"/>
             <w:tcBorders>
               <w:top w:val="single" w:sz="6" w:space="0" w:color="888888"/>
               <w:left w:val="single" w:sz="6" w:space="0" w:color="888888"/>
@@ -14143,17 +13443,13 @@
               <w:right w:w="0" w:type="dxa"/>
             </w:tcMar>
           </w:tcPr>
-          <w:p>
-            <w:pPr>
-              <w:jc w:val="center"/>
-            </w:pPr>
-          </w:p>
+          <w:p/>
         </w:tc>
       </w:tr>
       <w:tr>
         <w:tc>
           <w:tcPr>
-            <w:tcW w:w="3200" w:type="dxa"/>
+            <w:tcW w:w="3536" w:type="dxa"/>
             <w:tcBorders>
               <w:top w:val="single" w:sz="6" w:space="0" w:color="888888"/>
               <w:left w:val="single" w:sz="6" w:space="0" w:color="888888"/>
@@ -14169,20 +13465,29 @@
             <w:vAlign w:val="center"/>
           </w:tcPr>
           <w:p>
-            <w:pPr>
-              <w:jc w:val="center"/>
-            </w:pPr>
             <w:r>
               <w:rPr>
                 <w:color w:val="222222"/>
               </w:rPr>
-              <w:t>Admin + Tests + Rapport</w:t>
+              <w:t>Admin</w:t>
+            </w:r>
+            <w:r>
+              <w:rPr>
+                <w:color w:val="222222"/>
+              </w:rPr>
+              <w:t xml:space="preserve"> </w:t>
+            </w:r>
+            <w:r>
+              <w:rPr>
+                <w:color w:val="222222"/>
+              </w:rPr>
+              <w:t>+ Tests + Rapport</w:t>
             </w:r>
           </w:p>
         </w:tc>
         <w:tc>
           <w:tcPr>
-            <w:tcW w:w="1600" w:type="dxa"/>
+            <w:tcW w:w="1665" w:type="dxa"/>
             <w:tcBorders>
               <w:top w:val="single" w:sz="6" w:space="0" w:color="888888"/>
               <w:left w:val="single" w:sz="6" w:space="0" w:color="888888"/>
@@ -14197,15 +13502,11 @@
               <w:right w:w="0" w:type="dxa"/>
             </w:tcMar>
           </w:tcPr>
-          <w:p>
-            <w:pPr>
-              <w:jc w:val="center"/>
-            </w:pPr>
-          </w:p>
+          <w:p/>
         </w:tc>
         <w:tc>
           <w:tcPr>
-            <w:tcW w:w="1600" w:type="dxa"/>
+            <w:tcW w:w="1733" w:type="dxa"/>
             <w:tcBorders>
               <w:top w:val="single" w:sz="6" w:space="0" w:color="888888"/>
               <w:left w:val="single" w:sz="6" w:space="0" w:color="888888"/>
@@ -14220,15 +13521,11 @@
               <w:right w:w="0" w:type="dxa"/>
             </w:tcMar>
           </w:tcPr>
-          <w:p>
-            <w:pPr>
-              <w:jc w:val="center"/>
-            </w:pPr>
-          </w:p>
+          <w:p/>
         </w:tc>
         <w:tc>
           <w:tcPr>
-            <w:tcW w:w="1600" w:type="dxa"/>
+            <w:tcW w:w="1733" w:type="dxa"/>
             <w:tcBorders>
               <w:top w:val="single" w:sz="6" w:space="0" w:color="888888"/>
               <w:left w:val="single" w:sz="6" w:space="0" w:color="888888"/>
@@ -14243,15 +13540,11 @@
               <w:right w:w="0" w:type="dxa"/>
             </w:tcMar>
           </w:tcPr>
-          <w:p>
-            <w:pPr>
-              <w:jc w:val="center"/>
-            </w:pPr>
-          </w:p>
+          <w:p/>
         </w:tc>
         <w:tc>
           <w:tcPr>
-            <w:tcW w:w="1600" w:type="dxa"/>
+            <w:tcW w:w="1733" w:type="dxa"/>
             <w:tcBorders>
               <w:top w:val="single" w:sz="6" w:space="0" w:color="888888"/>
               <w:left w:val="single" w:sz="6" w:space="0" w:color="888888"/>
@@ -14266,11 +13559,7 @@
               <w:right w:w="0" w:type="dxa"/>
             </w:tcMar>
           </w:tcPr>
-          <w:p>
-            <w:pPr>
-              <w:jc w:val="center"/>
-            </w:pPr>
-          </w:p>
+          <w:p/>
         </w:tc>
       </w:tr>
     </w:tbl>
@@ -14293,11 +13582,9 @@
     </w:p>
     <w:p>
       <w:pPr>
-        <w:spacing w:before="70" w:after="40"/>
-      </w:pPr>
-    </w:p>
-    <w:p>
-      <w:pPr>
+        <w:tabs>
+          <w:tab w:val="left" w:pos="1155"/>
+        </w:tabs>
         <w:spacing w:before="70" w:after="40"/>
       </w:pPr>
     </w:p>
@@ -14324,8 +13611,8 @@
       </w:tblPr>
       <w:tblGrid>
         <w:gridCol w:w="1857"/>
-        <w:gridCol w:w="2731"/>
-        <w:gridCol w:w="5812"/>
+        <w:gridCol w:w="3380"/>
+        <w:gridCol w:w="5163"/>
       </w:tblGrid>
       <w:tr>
         <w:tc>
@@ -14347,9 +13634,6 @@
             <w:vAlign w:val="center"/>
           </w:tcPr>
           <w:p>
-            <w:pPr>
-              <w:jc w:val="center"/>
-            </w:pPr>
             <w:r>
               <w:rPr>
                 <w:b/>
@@ -14362,7 +13646,7 @@
         </w:tc>
         <w:tc>
           <w:tcPr>
-            <w:tcW w:w="2731" w:type="dxa"/>
+            <w:tcW w:w="3380" w:type="dxa"/>
             <w:tcBorders>
               <w:top w:val="single" w:sz="6" w:space="0" w:color="888888"/>
               <w:left w:val="single" w:sz="6" w:space="0" w:color="888888"/>
@@ -14379,9 +13663,6 @@
             <w:vAlign w:val="center"/>
           </w:tcPr>
           <w:p>
-            <w:pPr>
-              <w:jc w:val="center"/>
-            </w:pPr>
             <w:r>
               <w:rPr>
                 <w:b/>
@@ -14394,7 +13675,7 @@
         </w:tc>
         <w:tc>
           <w:tcPr>
-            <w:tcW w:w="5812" w:type="dxa"/>
+            <w:tcW w:w="5163" w:type="dxa"/>
             <w:tcBorders>
               <w:top w:val="single" w:sz="6" w:space="0" w:color="888888"/>
               <w:left w:val="single" w:sz="6" w:space="0" w:color="888888"/>
@@ -14411,9 +13692,6 @@
             <w:vAlign w:val="center"/>
           </w:tcPr>
           <w:p>
-            <w:pPr>
-              <w:jc w:val="center"/>
-            </w:pPr>
             <w:r>
               <w:rPr>
                 <w:b/>
@@ -14444,9 +13722,6 @@
             <w:vAlign w:val="center"/>
           </w:tcPr>
           <w:p>
-            <w:pPr>
-              <w:jc w:val="center"/>
-            </w:pPr>
             <w:r>
               <w:rPr>
                 <w:b/>
@@ -14459,7 +13734,7 @@
         </w:tc>
         <w:tc>
           <w:tcPr>
-            <w:tcW w:w="2731" w:type="dxa"/>
+            <w:tcW w:w="3380" w:type="dxa"/>
             <w:tcBorders>
               <w:top w:val="single" w:sz="6" w:space="0" w:color="888888"/>
               <w:left w:val="single" w:sz="6" w:space="0" w:color="888888"/>
@@ -14475,20 +13750,41 @@
             <w:vAlign w:val="center"/>
           </w:tcPr>
           <w:p>
-            <w:pPr>
-              <w:jc w:val="center"/>
-            </w:pPr>
             <w:r>
               <w:rPr>
                 <w:color w:val="222222"/>
               </w:rPr>
-              <w:t>Analyse + Conception</w:t>
+              <w:t>Analyse</w:t>
+            </w:r>
+            <w:r>
+              <w:rPr>
+                <w:color w:val="222222"/>
+              </w:rPr>
+              <w:t xml:space="preserve"> </w:t>
+            </w:r>
+            <w:r>
+              <w:rPr>
+                <w:color w:val="222222"/>
+              </w:rPr>
+              <w:t>+</w:t>
+            </w:r>
+            <w:r>
+              <w:rPr>
+                <w:color w:val="222222"/>
+              </w:rPr>
+              <w:t xml:space="preserve"> </w:t>
+            </w:r>
+            <w:r>
+              <w:rPr>
+                <w:color w:val="222222"/>
+              </w:rPr>
+              <w:t>Conception</w:t>
             </w:r>
           </w:p>
         </w:tc>
         <w:tc>
           <w:tcPr>
-            <w:tcW w:w="5812" w:type="dxa"/>
+            <w:tcW w:w="5163" w:type="dxa"/>
             <w:tcBorders>
               <w:top w:val="single" w:sz="6" w:space="0" w:color="888888"/>
               <w:left w:val="single" w:sz="6" w:space="0" w:color="888888"/>
@@ -14504,9 +13800,6 @@
             <w:vAlign w:val="center"/>
           </w:tcPr>
           <w:p>
-            <w:pPr>
-              <w:jc w:val="center"/>
-            </w:pPr>
             <w:r>
               <w:rPr>
                 <w:color w:val="222222"/>
@@ -14535,9 +13828,6 @@
             <w:vAlign w:val="center"/>
           </w:tcPr>
           <w:p>
-            <w:pPr>
-              <w:jc w:val="center"/>
-            </w:pPr>
             <w:r>
               <w:rPr>
                 <w:b/>
@@ -14550,7 +13840,33 @@
         </w:tc>
         <w:tc>
           <w:tcPr>
-            <w:tcW w:w="2731" w:type="dxa"/>
+            <w:tcW w:w="3380" w:type="dxa"/>
+            <w:tcBorders>
+              <w:top w:val="single" w:sz="6" w:space="0" w:color="888888"/>
+              <w:left w:val="single" w:sz="6" w:space="0" w:color="888888"/>
+              <w:bottom w:val="single" w:sz="6" w:space="0" w:color="888888"/>
+              <w:right w:val="single" w:sz="6" w:space="0" w:color="888888"/>
+            </w:tcBorders>
+            <w:tcMar>
+              <w:top w:w="60" w:type="dxa"/>
+              <w:left w:w="80" w:type="dxa"/>
+              <w:bottom w:w="60" w:type="dxa"/>
+              <w:right w:w="80" w:type="dxa"/>
+            </w:tcMar>
+            <w:vAlign w:val="center"/>
+          </w:tcPr>
+          <w:p>
+            <w:r>
+              <w:rPr>
+                <w:color w:val="222222"/>
+              </w:rPr>
+              <w:t>BDD + Backend</w:t>
+            </w:r>
+          </w:p>
+        </w:tc>
+        <w:tc>
+          <w:tcPr>
+            <w:tcW w:w="5163" w:type="dxa"/>
             <w:tcBorders>
               <w:top w:val="single" w:sz="6" w:space="0" w:color="888888"/>
               <w:left w:val="single" w:sz="6" w:space="0" w:color="888888"/>
@@ -14567,36 +13883,6 @@
           </w:tcPr>
           <w:p>
             <w:pPr>
-              <w:jc w:val="center"/>
-            </w:pPr>
-            <w:r>
-              <w:rPr>
-                <w:color w:val="222222"/>
-              </w:rPr>
-              <w:t>BDD + Backend</w:t>
-            </w:r>
-          </w:p>
-        </w:tc>
-        <w:tc>
-          <w:tcPr>
-            <w:tcW w:w="5812" w:type="dxa"/>
-            <w:tcBorders>
-              <w:top w:val="single" w:sz="6" w:space="0" w:color="888888"/>
-              <w:left w:val="single" w:sz="6" w:space="0" w:color="888888"/>
-              <w:bottom w:val="single" w:sz="6" w:space="0" w:color="888888"/>
-              <w:right w:val="single" w:sz="6" w:space="0" w:color="888888"/>
-            </w:tcBorders>
-            <w:tcMar>
-              <w:top w:w="60" w:type="dxa"/>
-              <w:left w:w="80" w:type="dxa"/>
-              <w:bottom w:w="60" w:type="dxa"/>
-              <w:right w:w="80" w:type="dxa"/>
-            </w:tcMar>
-            <w:vAlign w:val="center"/>
-          </w:tcPr>
-          <w:p>
-            <w:pPr>
-              <w:jc w:val="center"/>
               <w:rPr>
                 <w:lang w:val="en-US"/>
               </w:rPr>
@@ -14630,9 +13916,6 @@
             <w:vAlign w:val="center"/>
           </w:tcPr>
           <w:p>
-            <w:pPr>
-              <w:jc w:val="center"/>
-            </w:pPr>
             <w:r>
               <w:rPr>
                 <w:b/>
@@ -14645,7 +13928,7 @@
         </w:tc>
         <w:tc>
           <w:tcPr>
-            <w:tcW w:w="2731" w:type="dxa"/>
+            <w:tcW w:w="3380" w:type="dxa"/>
             <w:tcBorders>
               <w:top w:val="single" w:sz="6" w:space="0" w:color="888888"/>
               <w:left w:val="single" w:sz="6" w:space="0" w:color="888888"/>
@@ -14661,20 +13944,41 @@
             <w:vAlign w:val="center"/>
           </w:tcPr>
           <w:p>
-            <w:pPr>
-              <w:jc w:val="center"/>
-            </w:pPr>
             <w:r>
               <w:rPr>
                 <w:color w:val="222222"/>
               </w:rPr>
-              <w:t>Frontend + Réservation</w:t>
+              <w:t>Frontend</w:t>
+            </w:r>
+            <w:r>
+              <w:rPr>
+                <w:color w:val="222222"/>
+              </w:rPr>
+              <w:t xml:space="preserve"> </w:t>
+            </w:r>
+            <w:r>
+              <w:rPr>
+                <w:color w:val="222222"/>
+              </w:rPr>
+              <w:t>+</w:t>
+            </w:r>
+            <w:r>
+              <w:rPr>
+                <w:color w:val="222222"/>
+              </w:rPr>
+              <w:t xml:space="preserve"> </w:t>
+            </w:r>
+            <w:r>
+              <w:rPr>
+                <w:color w:val="222222"/>
+              </w:rPr>
+              <w:t>Réservation</w:t>
             </w:r>
           </w:p>
         </w:tc>
         <w:tc>
           <w:tcPr>
-            <w:tcW w:w="5812" w:type="dxa"/>
+            <w:tcW w:w="5163" w:type="dxa"/>
             <w:tcBorders>
               <w:top w:val="single" w:sz="6" w:space="0" w:color="888888"/>
               <w:left w:val="single" w:sz="6" w:space="0" w:color="888888"/>
@@ -14690,9 +13994,6 @@
             <w:vAlign w:val="center"/>
           </w:tcPr>
           <w:p>
-            <w:pPr>
-              <w:jc w:val="center"/>
-            </w:pPr>
             <w:r>
               <w:rPr>
                 <w:color w:val="222222"/>
@@ -14721,9 +14022,6 @@
             <w:vAlign w:val="center"/>
           </w:tcPr>
           <w:p>
-            <w:pPr>
-              <w:jc w:val="center"/>
-            </w:pPr>
             <w:r>
               <w:rPr>
                 <w:b/>
@@ -14736,7 +14034,7 @@
         </w:tc>
         <w:tc>
           <w:tcPr>
-            <w:tcW w:w="2731" w:type="dxa"/>
+            <w:tcW w:w="3380" w:type="dxa"/>
             <w:tcBorders>
               <w:top w:val="single" w:sz="6" w:space="0" w:color="888888"/>
               <w:left w:val="single" w:sz="6" w:space="0" w:color="888888"/>
@@ -14752,20 +14050,41 @@
             <w:vAlign w:val="center"/>
           </w:tcPr>
           <w:p>
-            <w:pPr>
-              <w:jc w:val="center"/>
-            </w:pPr>
             <w:r>
               <w:rPr>
                 <w:color w:val="222222"/>
               </w:rPr>
-              <w:t>Admin + Tests + Rapport</w:t>
+              <w:t>Admin+Tests</w:t>
+            </w:r>
+            <w:r>
+              <w:rPr>
+                <w:color w:val="222222"/>
+              </w:rPr>
+              <w:t xml:space="preserve"> </w:t>
+            </w:r>
+            <w:r>
+              <w:rPr>
+                <w:color w:val="222222"/>
+              </w:rPr>
+              <w:t>+</w:t>
+            </w:r>
+            <w:r>
+              <w:rPr>
+                <w:color w:val="222222"/>
+              </w:rPr>
+              <w:t xml:space="preserve"> </w:t>
+            </w:r>
+            <w:r>
+              <w:rPr>
+                <w:color w:val="222222"/>
+              </w:rPr>
+              <w:t>Rapport</w:t>
             </w:r>
           </w:p>
         </w:tc>
         <w:tc>
           <w:tcPr>
-            <w:tcW w:w="5812" w:type="dxa"/>
+            <w:tcW w:w="5163" w:type="dxa"/>
             <w:tcBorders>
               <w:top w:val="single" w:sz="6" w:space="0" w:color="888888"/>
               <w:left w:val="single" w:sz="6" w:space="0" w:color="888888"/>
@@ -14781,9 +14100,6 @@
             <w:vAlign w:val="center"/>
           </w:tcPr>
           <w:p>
-            <w:pPr>
-              <w:jc w:val="center"/>
-            </w:pPr>
             <w:r>
               <w:rPr>
                 <w:color w:val="222222"/>
@@ -14873,7 +14189,7 @@
     </w:p>
     <w:p>
       <w:pPr>
-        <w:jc w:val="left"/>
+        <w:jc w:val="center"/>
         <w:rPr>
           <w:sz w:val="28"/>
           <w:szCs w:val="28"/>
@@ -14924,39 +14240,7 @@
           <w:sz w:val="28"/>
           <w:szCs w:val="28"/>
         </w:rPr>
-        <w:t xml:space="preserve">Connexion et inscription protégées par CSRF, rate </w:t>
-      </w:r>
-      <w:proofErr w:type="spellStart"/>
-      <w:r>
-        <w:rPr>
-          <w:sz w:val="28"/>
-          <w:szCs w:val="28"/>
-        </w:rPr>
-        <w:t>limiting</w:t>
-      </w:r>
-      <w:proofErr w:type="spellEnd"/>
-      <w:r>
-        <w:rPr>
-          <w:sz w:val="28"/>
-          <w:szCs w:val="28"/>
-        </w:rPr>
-        <w:t xml:space="preserve"> et </w:t>
-      </w:r>
-      <w:proofErr w:type="spellStart"/>
-      <w:r>
-        <w:rPr>
-          <w:sz w:val="28"/>
-          <w:szCs w:val="28"/>
-        </w:rPr>
-        <w:t>bcrypt</w:t>
-      </w:r>
-      <w:proofErr w:type="spellEnd"/>
-      <w:r>
-        <w:rPr>
-          <w:sz w:val="28"/>
-          <w:szCs w:val="28"/>
-        </w:rPr>
-        <w:t>.</w:t>
+        <w:t>Connexion et inscription protégées par CSRF, rate limiting et bcrypt.</w:t>
       </w:r>
     </w:p>
     <w:p>
@@ -15044,25 +14328,7 @@
           <w:iCs/>
           <w:color w:val="444444"/>
         </w:rPr>
-        <w:t xml:space="preserve">Formulaire de connexion. Rate </w:t>
-      </w:r>
-      <w:proofErr w:type="spellStart"/>
-      <w:r>
-        <w:rPr>
-          <w:i/>
-          <w:iCs/>
-          <w:color w:val="444444"/>
-        </w:rPr>
-        <w:t>limiting</w:t>
-      </w:r>
-      <w:proofErr w:type="spellEnd"/>
-      <w:r>
-        <w:rPr>
-          <w:i/>
-          <w:iCs/>
-          <w:color w:val="444444"/>
-        </w:rPr>
-        <w:t xml:space="preserve"> en cas d'échecs. Lien de réinitialisation du mot de passe.</w:t>
+        <w:t>Formulaire de connexion. Rate limiting en cas d'échecs. Lien de réinitialisation du mot de passe.</w:t>
       </w:r>
     </w:p>
     <w:p>
@@ -15151,25 +14417,7 @@
           <w:iCs/>
           <w:color w:val="444444"/>
         </w:rPr>
-        <w:t xml:space="preserve">Création de compte client. Mot de passe haché </w:t>
-      </w:r>
-      <w:proofErr w:type="spellStart"/>
-      <w:r>
-        <w:rPr>
-          <w:i/>
-          <w:iCs/>
-          <w:color w:val="444444"/>
-        </w:rPr>
-        <w:t>bcrypt</w:t>
-      </w:r>
-      <w:proofErr w:type="spellEnd"/>
-      <w:r>
-        <w:rPr>
-          <w:i/>
-          <w:iCs/>
-          <w:color w:val="444444"/>
-        </w:rPr>
-        <w:t>. E-mail unique.</w:t>
+        <w:t>Création de compte client. Mot de passe haché bcrypt. E-mail unique.</w:t>
       </w:r>
     </w:p>
     <w:p>
@@ -16644,39 +15892,7 @@
           <w:sz w:val="28"/>
           <w:szCs w:val="28"/>
         </w:rPr>
-        <w:t xml:space="preserve"> : Tous les formulaires de l'application (connexion, inscription, réservation, contact, administration) sont protégés par un token CSRF. Ce token est généré à la session (une chaîne aléatoire de 32 octets hexadécimaux via bin2hex(random_</w:t>
-      </w:r>
-      <w:proofErr w:type="gramStart"/>
-      <w:r>
-        <w:rPr>
-          <w:sz w:val="28"/>
-          <w:szCs w:val="28"/>
-        </w:rPr>
-        <w:t>bytes(</w:t>
-      </w:r>
-      <w:proofErr w:type="gramEnd"/>
-      <w:r>
-        <w:rPr>
-          <w:sz w:val="28"/>
-          <w:szCs w:val="28"/>
-        </w:rPr>
-        <w:t>32))) et stocké dans $_SESSION['csrf_token']. Le formulaire inclut un champ hidden avec ce token, et le script de traitement vérifie que le token reçu correspond à celui de la session via la fonction hash_</w:t>
-      </w:r>
-      <w:proofErr w:type="gramStart"/>
-      <w:r>
-        <w:rPr>
-          <w:sz w:val="28"/>
-          <w:szCs w:val="28"/>
-        </w:rPr>
-        <w:t>equals(</w:t>
-      </w:r>
-      <w:proofErr w:type="gramEnd"/>
-      <w:r>
-        <w:rPr>
-          <w:sz w:val="28"/>
-          <w:szCs w:val="28"/>
-        </w:rPr>
-        <w:t>) (comparaison constante, immune aux attaques temporelles). Si le token est invalide ou absent, la requête est rejetée. Le token est renouvelé après chaque requête valide pour renforcer la protection.</w:t>
+        <w:t xml:space="preserve"> : Tous les formulaires de l'application (connexion, inscription, réservation, contact, administration) sont protégés par un token CSRF. Ce token est généré à la session (une chaîne aléatoire de 32 octets hexadécimaux via bin2hex(random_bytes(32))) et stocké dans $_SESSION['csrf_token']. Le formulaire inclut un champ hidden avec ce token, et le script de traitement vérifie que le token reçu correspond à celui de la session via la fonction hash_equals() (comparaison constante, immune aux attaques temporelles). Si le token est invalide ou absent, la requête est rejetée. Le token est renouvelé après chaque requête valide pour renforcer la protection.</w:t>
       </w:r>
     </w:p>
     <w:p>
@@ -16701,23 +15917,7 @@
           <w:sz w:val="28"/>
           <w:szCs w:val="28"/>
         </w:rPr>
-        <w:t xml:space="preserve"> : Toutes les requêtes SQL sont réalisées via les requêtes préparées de PDO. Avec PDO, les paramètres sont liés à la requête via des placeholders (?) ou </w:t>
-      </w:r>
-      <w:proofErr w:type="gramStart"/>
-      <w:r>
-        <w:rPr>
-          <w:sz w:val="28"/>
-          <w:szCs w:val="28"/>
-        </w:rPr>
-        <w:t>(:nom</w:t>
-      </w:r>
-      <w:proofErr w:type="gramEnd"/>
-      <w:r>
-        <w:rPr>
-          <w:sz w:val="28"/>
-          <w:szCs w:val="28"/>
-        </w:rPr>
-        <w:t xml:space="preserve">), et PDO s'occupe de les échapper </w:t>
+        <w:t xml:space="preserve"> : Toutes les requêtes SQL sont réalisées via les requêtes préparées de PDO. Avec PDO, les paramètres sont liés à la requête via des placeholders (?) ou (:nom), et PDO s'occupe de les échapper </w:t>
       </w:r>
       <w:r>
         <w:rPr>
@@ -16725,23 +15925,7 @@
           <w:szCs w:val="28"/>
         </w:rPr>
         <w:lastRenderedPageBreak/>
-        <w:t>correctement selon le pilote MySQL. Aucune variable provenant de l'utilisateur (e-mail, mot de passe, données formulaire) n'est jamais concaténée directement dans une chaîne SQL. Cette approche élimine le risque d'injection SQL, l'une des vulnérabilités les plus critiques du classique OWASP Top 10. De plus, PDO est configuré en mode d'erreur exception (</w:t>
-      </w:r>
-      <w:proofErr w:type="gramStart"/>
-      <w:r>
-        <w:rPr>
-          <w:sz w:val="28"/>
-          <w:szCs w:val="28"/>
-        </w:rPr>
-        <w:t>PDO::</w:t>
-      </w:r>
-      <w:proofErr w:type="gramEnd"/>
-      <w:r>
-        <w:rPr>
-          <w:sz w:val="28"/>
-          <w:szCs w:val="28"/>
-        </w:rPr>
-        <w:t>ERRMODE_EXCEPTION) pour catcher et traiter les erreurs SQL de manière sécurisée.</w:t>
+        <w:t>correctement selon le pilote MySQL. Aucune variable provenant de l'utilisateur (e-mail, mot de passe, données formulaire) n'est jamais concaténée directement dans une chaîne SQL. Cette approche élimine le risque d'injection SQL, l'une des vulnérabilités les plus critiques du classique OWASP Top 10. De plus, PDO est configuré en mode d'erreur exception (PDO::ERRMODE_EXCEPTION) pour catcher et traiter les erreurs SQL de manière sécurisée.</w:t>
       </w:r>
     </w:p>
     <w:p>
@@ -16766,39 +15950,7 @@
           <w:sz w:val="28"/>
           <w:szCs w:val="28"/>
         </w:rPr>
-        <w:t xml:space="preserve"> : Les mots de passe des utilisateurs ne sont jamais stockés en clair dans la base de données. À l'inscription, le mot de passe est haché avec l'algorithme bcrypt via la fonction password_</w:t>
-      </w:r>
-      <w:proofErr w:type="gramStart"/>
-      <w:r>
-        <w:rPr>
-          <w:sz w:val="28"/>
-          <w:szCs w:val="28"/>
-        </w:rPr>
-        <w:t>hash(</w:t>
-      </w:r>
-      <w:proofErr w:type="gramEnd"/>
-      <w:r>
-        <w:rPr>
-          <w:sz w:val="28"/>
-          <w:szCs w:val="28"/>
-        </w:rPr>
-        <w:t>$password, PASSWORD_BCRYPT). Ce hachage génère un sel aléatoire intégré au hash, et le coût (cost factor) est ajustable. À la connexion, la fonction password_</w:t>
-      </w:r>
-      <w:proofErr w:type="gramStart"/>
-      <w:r>
-        <w:rPr>
-          <w:sz w:val="28"/>
-          <w:szCs w:val="28"/>
-        </w:rPr>
-        <w:t>verify(</w:t>
-      </w:r>
-      <w:proofErr w:type="gramEnd"/>
-      <w:r>
-        <w:rPr>
-          <w:sz w:val="28"/>
-          <w:szCs w:val="28"/>
-        </w:rPr>
-        <w:t>$input_password, $stored_hash) compare le mot de passe fourni avec le hash stocké. Aucun mot de passe n'est jamais transmis par e-mail ou visible dans l'interface. Cette approche est conforme aux standards de sécurité actuels (OWASP, NIST).</w:t>
+        <w:t xml:space="preserve"> : Les mots de passe des utilisateurs ne sont jamais stockés en clair dans la base de données. À l'inscription, le mot de passe est haché avec l'algorithme bcrypt via la fonction password_hash($password, PASSWORD_BCRYPT). Ce hachage génère un sel aléatoire intégré au hash, et le coût (cost factor) est ajustable. À la connexion, la fonction password_verify($input_password, $stored_hash) compare le mot de passe fourni avec le hash stocké. Aucun mot de passe n'est jamais transmis par e-mail ou visible dans l'interface. Cette approche est conforme aux standards de sécurité actuels (OWASP, NIST).</w:t>
       </w:r>
     </w:p>
     <w:p>
@@ -16946,23 +16098,7 @@
           <w:sz w:val="28"/>
           <w:szCs w:val="28"/>
         </w:rPr>
-        <w:t>- Les sessions PHP ont une durée de vie limitée (</w:t>
-      </w:r>
-      <w:proofErr w:type="gramStart"/>
-      <w:r>
-        <w:rPr>
-          <w:sz w:val="28"/>
-          <w:szCs w:val="28"/>
-        </w:rPr>
-        <w:t>session.cookie</w:t>
-      </w:r>
-      <w:proofErr w:type="gramEnd"/>
-      <w:r>
-        <w:rPr>
-          <w:sz w:val="28"/>
-          <w:szCs w:val="28"/>
-        </w:rPr>
-        <w:t xml:space="preserve">_lifetime, session.gc_maxlifetime). </w:t>
+        <w:t xml:space="preserve">- Les sessions PHP ont une durée de vie limitée (session.cookie_lifetime, session.gc_maxlifetime). </w:t>
       </w:r>
     </w:p>
     <w:p>
@@ -16979,32 +16115,7 @@
           <w:szCs w:val="28"/>
         </w:rPr>
         <w:lastRenderedPageBreak/>
-        <w:t xml:space="preserve">- Les </w:t>
-      </w:r>
-      <w:proofErr w:type="gramStart"/>
-      <w:r>
-        <w:rPr>
-          <w:sz w:val="28"/>
-          <w:szCs w:val="28"/>
-        </w:rPr>
-        <w:t>fichiers .</w:t>
-      </w:r>
-      <w:proofErr w:type="spellStart"/>
-      <w:r>
-        <w:rPr>
-          <w:sz w:val="28"/>
-          <w:szCs w:val="28"/>
-        </w:rPr>
-        <w:t>env</w:t>
-      </w:r>
-      <w:proofErr w:type="spellEnd"/>
-      <w:proofErr w:type="gramEnd"/>
-      <w:r>
-        <w:rPr>
-          <w:sz w:val="28"/>
-          <w:szCs w:val="28"/>
-        </w:rPr>
-        <w:t xml:space="preserve"> et de configuration sont en dehors du dossier web (ou protégés par .htaccess). </w:t>
+        <w:t xml:space="preserve">- Les fichiers .env et de configuration sont en dehors du dossier web (ou protégés par .htaccess). </w:t>
       </w:r>
     </w:p>
     <w:p>
@@ -17115,39 +16226,7 @@
           <w:sz w:val="28"/>
           <w:szCs w:val="28"/>
         </w:rPr>
-        <w:t xml:space="preserve">Rate </w:t>
-      </w:r>
-      <w:proofErr w:type="spellStart"/>
-      <w:r>
-        <w:rPr>
-          <w:sz w:val="28"/>
-          <w:szCs w:val="28"/>
-        </w:rPr>
-        <w:t>limiting</w:t>
-      </w:r>
-      <w:proofErr w:type="spellEnd"/>
-      <w:r>
-        <w:rPr>
-          <w:sz w:val="28"/>
-          <w:szCs w:val="28"/>
-        </w:rPr>
-        <w:t xml:space="preserve">, </w:t>
-      </w:r>
-      <w:proofErr w:type="spellStart"/>
-      <w:r>
-        <w:rPr>
-          <w:sz w:val="28"/>
-          <w:szCs w:val="28"/>
-        </w:rPr>
-        <w:t>bcrypt</w:t>
-      </w:r>
-      <w:proofErr w:type="spellEnd"/>
-      <w:r>
-        <w:rPr>
-          <w:sz w:val="28"/>
-          <w:szCs w:val="28"/>
-        </w:rPr>
-        <w:t>, régénération de session, journal d'audit.</w:t>
+        <w:t>Rate limiting, bcrypt, régénération de session, journal d'audit.</w:t>
       </w:r>
     </w:p>
     <w:p>
@@ -18461,15 +17540,13 @@
         </w:rPr>
         <w:t xml:space="preserve">En </w:t>
       </w:r>
-      <w:proofErr w:type="spellStart"/>
-      <w:r>
-        <w:rPr>
-          <w:sz w:val="28"/>
-          <w:szCs w:val="28"/>
-        </w:rPr>
-        <w:t>resume</w:t>
-      </w:r>
-      <w:proofErr w:type="spellEnd"/>
+      <w:r>
+        <w:rPr>
+          <w:sz w:val="28"/>
+          <w:szCs w:val="28"/>
+        </w:rPr>
+        <w:t>résumé</w:t>
+      </w:r>
       <w:r>
         <w:rPr>
           <w:sz w:val="28"/>
@@ -18477,15 +17554,13 @@
         </w:rPr>
         <w:t xml:space="preserve">, tous les modules ont </w:t>
       </w:r>
-      <w:proofErr w:type="spellStart"/>
-      <w:r>
-        <w:rPr>
-          <w:sz w:val="28"/>
-          <w:szCs w:val="28"/>
-        </w:rPr>
-        <w:t>ete</w:t>
-      </w:r>
-      <w:proofErr w:type="spellEnd"/>
+      <w:r>
+        <w:rPr>
+          <w:sz w:val="28"/>
+          <w:szCs w:val="28"/>
+        </w:rPr>
+        <w:t>été</w:t>
+      </w:r>
       <w:r>
         <w:rPr>
           <w:sz w:val="28"/>
@@ -18493,15 +17568,13 @@
         </w:rPr>
         <w:t xml:space="preserve"> valides avec </w:t>
       </w:r>
-      <w:proofErr w:type="spellStart"/>
-      <w:r>
-        <w:rPr>
-          <w:sz w:val="28"/>
-          <w:szCs w:val="28"/>
-        </w:rPr>
-        <w:t>succes</w:t>
-      </w:r>
-      <w:proofErr w:type="spellEnd"/>
+      <w:r>
+        <w:rPr>
+          <w:sz w:val="28"/>
+          <w:szCs w:val="28"/>
+        </w:rPr>
+        <w:t>succès</w:t>
+      </w:r>
       <w:r>
         <w:rPr>
           <w:sz w:val="28"/>
@@ -18509,15 +17582,13 @@
         </w:rPr>
         <w:t xml:space="preserve">. Aucun bug critique n'a </w:t>
       </w:r>
-      <w:proofErr w:type="spellStart"/>
-      <w:r>
-        <w:rPr>
-          <w:sz w:val="28"/>
-          <w:szCs w:val="28"/>
-        </w:rPr>
-        <w:t>ete</w:t>
-      </w:r>
-      <w:proofErr w:type="spellEnd"/>
+      <w:r>
+        <w:rPr>
+          <w:sz w:val="28"/>
+          <w:szCs w:val="28"/>
+        </w:rPr>
+        <w:t>été</w:t>
+      </w:r>
       <w:r>
         <w:rPr>
           <w:sz w:val="28"/>
@@ -18525,15 +17596,13 @@
         </w:rPr>
         <w:t xml:space="preserve"> </w:t>
       </w:r>
-      <w:proofErr w:type="spellStart"/>
-      <w:r>
-        <w:rPr>
-          <w:sz w:val="28"/>
-          <w:szCs w:val="28"/>
-        </w:rPr>
-        <w:t>detecte</w:t>
-      </w:r>
-      <w:proofErr w:type="spellEnd"/>
+      <w:r>
+        <w:rPr>
+          <w:sz w:val="28"/>
+          <w:szCs w:val="28"/>
+        </w:rPr>
+        <w:t>détecte</w:t>
+      </w:r>
       <w:r>
         <w:rPr>
           <w:sz w:val="28"/>
@@ -18541,15 +17610,13 @@
         </w:rPr>
         <w:t xml:space="preserve"> en phase de tests finaux. Les anomalies mineures </w:t>
       </w:r>
-      <w:proofErr w:type="spellStart"/>
-      <w:r>
-        <w:rPr>
-          <w:sz w:val="28"/>
-          <w:szCs w:val="28"/>
-        </w:rPr>
-        <w:t>constatees</w:t>
-      </w:r>
-      <w:proofErr w:type="spellEnd"/>
+      <w:r>
+        <w:rPr>
+          <w:sz w:val="28"/>
+          <w:szCs w:val="28"/>
+        </w:rPr>
+        <w:t>constatées</w:t>
+      </w:r>
       <w:r>
         <w:rPr>
           <w:sz w:val="28"/>
@@ -18557,15 +17624,13 @@
         </w:rPr>
         <w:t xml:space="preserve"> (affichages CSS, messages d'erreur peu explicites, petits </w:t>
       </w:r>
-      <w:proofErr w:type="spellStart"/>
-      <w:r>
-        <w:rPr>
-          <w:sz w:val="28"/>
-          <w:szCs w:val="28"/>
-        </w:rPr>
-        <w:t>defauts</w:t>
-      </w:r>
-      <w:proofErr w:type="spellEnd"/>
+      <w:r>
+        <w:rPr>
+          <w:sz w:val="28"/>
+          <w:szCs w:val="28"/>
+        </w:rPr>
+        <w:t>défauts</w:t>
+      </w:r>
       <w:r>
         <w:rPr>
           <w:sz w:val="28"/>
@@ -18573,15 +17638,13 @@
         </w:rPr>
         <w:t xml:space="preserve"> d'interface) ont </w:t>
       </w:r>
-      <w:proofErr w:type="spellStart"/>
-      <w:r>
-        <w:rPr>
-          <w:sz w:val="28"/>
-          <w:szCs w:val="28"/>
-        </w:rPr>
-        <w:t>ete</w:t>
-      </w:r>
-      <w:proofErr w:type="spellEnd"/>
+      <w:r>
+        <w:rPr>
+          <w:sz w:val="28"/>
+          <w:szCs w:val="28"/>
+        </w:rPr>
+        <w:t>été</w:t>
+      </w:r>
       <w:r>
         <w:rPr>
           <w:sz w:val="28"/>
@@ -18589,15 +17652,13 @@
         </w:rPr>
         <w:t xml:space="preserve"> </w:t>
       </w:r>
-      <w:proofErr w:type="spellStart"/>
-      <w:r>
-        <w:rPr>
-          <w:sz w:val="28"/>
-          <w:szCs w:val="28"/>
-        </w:rPr>
-        <w:t>corrigees</w:t>
-      </w:r>
-      <w:proofErr w:type="spellEnd"/>
+      <w:r>
+        <w:rPr>
+          <w:sz w:val="28"/>
+          <w:szCs w:val="28"/>
+        </w:rPr>
+        <w:t>corrigées</w:t>
+      </w:r>
       <w:r>
         <w:rPr>
           <w:sz w:val="28"/>
@@ -18605,15 +17666,13 @@
         </w:rPr>
         <w:t xml:space="preserve"> avant la finalisation. L'application est </w:t>
       </w:r>
-      <w:proofErr w:type="spellStart"/>
-      <w:r>
-        <w:rPr>
-          <w:sz w:val="28"/>
-          <w:szCs w:val="28"/>
-        </w:rPr>
-        <w:t>consideree</w:t>
-      </w:r>
-      <w:proofErr w:type="spellEnd"/>
+      <w:r>
+        <w:rPr>
+          <w:sz w:val="28"/>
+          <w:szCs w:val="28"/>
+        </w:rPr>
+        <w:t>considérée</w:t>
+      </w:r>
       <w:r>
         <w:rPr>
           <w:sz w:val="28"/>
@@ -18621,15 +17680,13 @@
         </w:rPr>
         <w:t xml:space="preserve"> comme </w:t>
       </w:r>
-      <w:proofErr w:type="spellStart"/>
-      <w:r>
-        <w:rPr>
-          <w:sz w:val="28"/>
-          <w:szCs w:val="28"/>
-        </w:rPr>
-        <w:t>prete</w:t>
-      </w:r>
-      <w:proofErr w:type="spellEnd"/>
+      <w:r>
+        <w:rPr>
+          <w:sz w:val="28"/>
+          <w:szCs w:val="28"/>
+        </w:rPr>
+        <w:t>prête</w:t>
+      </w:r>
       <w:r>
         <w:rPr>
           <w:sz w:val="28"/>
@@ -18637,15 +17694,13 @@
         </w:rPr>
         <w:t xml:space="preserve"> pour la mise en production locale (XAMPP) et, </w:t>
       </w:r>
-      <w:proofErr w:type="spellStart"/>
-      <w:r>
-        <w:rPr>
-          <w:sz w:val="28"/>
-          <w:szCs w:val="28"/>
-        </w:rPr>
-        <w:t>apres</w:t>
-      </w:r>
-      <w:proofErr w:type="spellEnd"/>
+      <w:r>
+        <w:rPr>
+          <w:sz w:val="28"/>
+          <w:szCs w:val="28"/>
+        </w:rPr>
+        <w:t>après</w:t>
+      </w:r>
       <w:r>
         <w:rPr>
           <w:sz w:val="28"/>
@@ -18653,15 +17708,13 @@
         </w:rPr>
         <w:t xml:space="preserve"> adaptation </w:t>
       </w:r>
-      <w:proofErr w:type="spellStart"/>
-      <w:r>
-        <w:rPr>
-          <w:sz w:val="28"/>
-          <w:szCs w:val="28"/>
-        </w:rPr>
-        <w:t>a</w:t>
-      </w:r>
-      <w:proofErr w:type="spellEnd"/>
+      <w:r>
+        <w:rPr>
+          <w:sz w:val="28"/>
+          <w:szCs w:val="28"/>
+        </w:rPr>
+        <w:t>à</w:t>
+      </w:r>
       <w:r>
         <w:rPr>
           <w:sz w:val="28"/>
@@ -18669,15 +17722,13 @@
         </w:rPr>
         <w:t xml:space="preserve"> l'environnement distant, pour un deploiement </w:t>
       </w:r>
-      <w:proofErr w:type="spellStart"/>
-      <w:r>
-        <w:rPr>
-          <w:sz w:val="28"/>
-          <w:szCs w:val="28"/>
-        </w:rPr>
-        <w:t>reel</w:t>
-      </w:r>
-      <w:proofErr w:type="spellEnd"/>
+      <w:r>
+        <w:rPr>
+          <w:sz w:val="28"/>
+          <w:szCs w:val="28"/>
+        </w:rPr>
+        <w:t>réel</w:t>
+      </w:r>
       <w:r>
         <w:rPr>
           <w:sz w:val="28"/>
@@ -18701,15 +17752,13 @@
         </w:rPr>
         <w:t xml:space="preserve">Les tests de validation </w:t>
       </w:r>
-      <w:proofErr w:type="spellStart"/>
-      <w:r>
-        <w:rPr>
-          <w:sz w:val="28"/>
-          <w:szCs w:val="28"/>
-        </w:rPr>
-        <w:t>metier</w:t>
-      </w:r>
-      <w:proofErr w:type="spellEnd"/>
+      <w:r>
+        <w:rPr>
+          <w:sz w:val="28"/>
+          <w:szCs w:val="28"/>
+        </w:rPr>
+        <w:t>métier</w:t>
+      </w:r>
       <w:r>
         <w:rPr>
           <w:sz w:val="28"/>
@@ -18717,15 +17766,13 @@
         </w:rPr>
         <w:t xml:space="preserve"> ont </w:t>
       </w:r>
-      <w:proofErr w:type="spellStart"/>
-      <w:r>
-        <w:rPr>
-          <w:sz w:val="28"/>
-          <w:szCs w:val="28"/>
-        </w:rPr>
-        <w:t>egalement</w:t>
-      </w:r>
-      <w:proofErr w:type="spellEnd"/>
+      <w:r>
+        <w:rPr>
+          <w:sz w:val="28"/>
+          <w:szCs w:val="28"/>
+        </w:rPr>
+        <w:t>également</w:t>
+      </w:r>
       <w:r>
         <w:rPr>
           <w:sz w:val="28"/>
@@ -18733,15 +17780,13 @@
         </w:rPr>
         <w:t xml:space="preserve"> </w:t>
       </w:r>
-      <w:proofErr w:type="spellStart"/>
-      <w:r>
-        <w:rPr>
-          <w:sz w:val="28"/>
-          <w:szCs w:val="28"/>
-        </w:rPr>
-        <w:t>ete</w:t>
-      </w:r>
-      <w:proofErr w:type="spellEnd"/>
+      <w:r>
+        <w:rPr>
+          <w:sz w:val="28"/>
+          <w:szCs w:val="28"/>
+        </w:rPr>
+        <w:t>été</w:t>
+      </w:r>
       <w:r>
         <w:rPr>
           <w:sz w:val="28"/>
@@ -18749,15 +17794,13 @@
         </w:rPr>
         <w:t xml:space="preserve"> conduits pour s'assurer que les </w:t>
       </w:r>
-      <w:proofErr w:type="spellStart"/>
-      <w:r>
-        <w:rPr>
-          <w:sz w:val="28"/>
-          <w:szCs w:val="28"/>
-        </w:rPr>
-        <w:t>regles</w:t>
-      </w:r>
-      <w:proofErr w:type="spellEnd"/>
+      <w:r>
+        <w:rPr>
+          <w:sz w:val="28"/>
+          <w:szCs w:val="28"/>
+        </w:rPr>
+        <w:t>règles</w:t>
+      </w:r>
       <w:r>
         <w:rPr>
           <w:sz w:val="28"/>
@@ -18765,15 +17808,13 @@
         </w:rPr>
         <w:t xml:space="preserve"> de gestion sont </w:t>
       </w:r>
-      <w:proofErr w:type="spellStart"/>
-      <w:r>
-        <w:rPr>
-          <w:sz w:val="28"/>
-          <w:szCs w:val="28"/>
-        </w:rPr>
-        <w:t>respectees</w:t>
-      </w:r>
-      <w:proofErr w:type="spellEnd"/>
+      <w:r>
+        <w:rPr>
+          <w:sz w:val="28"/>
+          <w:szCs w:val="28"/>
+        </w:rPr>
+        <w:t>respectées</w:t>
+      </w:r>
       <w:r>
         <w:rPr>
           <w:sz w:val="28"/>
@@ -18781,15 +17822,13 @@
         </w:rPr>
         <w:t xml:space="preserve"> : l'anti-chevauchement des </w:t>
       </w:r>
-      <w:proofErr w:type="spellStart"/>
-      <w:r>
-        <w:rPr>
-          <w:sz w:val="28"/>
-          <w:szCs w:val="28"/>
-        </w:rPr>
-        <w:t>creneaux</w:t>
-      </w:r>
-      <w:proofErr w:type="spellEnd"/>
+      <w:r>
+        <w:rPr>
+          <w:sz w:val="28"/>
+          <w:szCs w:val="28"/>
+        </w:rPr>
+        <w:t>créneaux</w:t>
+      </w:r>
       <w:r>
         <w:rPr>
           <w:sz w:val="28"/>
@@ -18797,15 +17836,13 @@
         </w:rPr>
         <w:t xml:space="preserve"> fonctionne (confirme Tableau 10), la gestion des statuts de </w:t>
       </w:r>
-      <w:proofErr w:type="spellStart"/>
-      <w:r>
-        <w:rPr>
-          <w:sz w:val="28"/>
-          <w:szCs w:val="28"/>
-        </w:rPr>
-        <w:t>reservation</w:t>
-      </w:r>
-      <w:proofErr w:type="spellEnd"/>
+      <w:r>
+        <w:rPr>
+          <w:sz w:val="28"/>
+          <w:szCs w:val="28"/>
+        </w:rPr>
+        <w:t>réservation</w:t>
+      </w:r>
       <w:r>
         <w:rPr>
           <w:sz w:val="28"/>
@@ -18813,15 +17850,13 @@
         </w:rPr>
         <w:t xml:space="preserve"> (en attente, confirme, annule) est </w:t>
       </w:r>
-      <w:proofErr w:type="spellStart"/>
-      <w:r>
-        <w:rPr>
-          <w:sz w:val="28"/>
-          <w:szCs w:val="28"/>
-        </w:rPr>
-        <w:t>coherent</w:t>
-      </w:r>
-      <w:proofErr w:type="spellEnd"/>
+      <w:r>
+        <w:rPr>
+          <w:sz w:val="28"/>
+          <w:szCs w:val="28"/>
+        </w:rPr>
+        <w:t>cohérente</w:t>
+      </w:r>
       <w:r>
         <w:rPr>
           <w:sz w:val="28"/>
@@ -18829,15 +17864,13 @@
         </w:rPr>
         <w:t>, l'</w:t>
       </w:r>
-      <w:proofErr w:type="spellStart"/>
-      <w:r>
-        <w:rPr>
-          <w:sz w:val="28"/>
-          <w:szCs w:val="28"/>
-        </w:rPr>
-        <w:t>acces</w:t>
-      </w:r>
-      <w:proofErr w:type="spellEnd"/>
+      <w:r>
+        <w:rPr>
+          <w:sz w:val="28"/>
+          <w:szCs w:val="28"/>
+        </w:rPr>
+        <w:t>accès</w:t>
+      </w:r>
       <w:r>
         <w:rPr>
           <w:sz w:val="28"/>
@@ -18845,15 +17878,13 @@
         </w:rPr>
         <w:t xml:space="preserve"> aux zones est correctement </w:t>
       </w:r>
-      <w:proofErr w:type="spellStart"/>
-      <w:r>
-        <w:rPr>
-          <w:sz w:val="28"/>
-          <w:szCs w:val="28"/>
-        </w:rPr>
-        <w:t>controle</w:t>
-      </w:r>
-      <w:proofErr w:type="spellEnd"/>
+      <w:r>
+        <w:rPr>
+          <w:sz w:val="28"/>
+          <w:szCs w:val="28"/>
+        </w:rPr>
+        <w:t>contrôle</w:t>
+      </w:r>
       <w:r>
         <w:rPr>
           <w:sz w:val="28"/>
@@ -18861,15 +17892,13 @@
         </w:rPr>
         <w:t xml:space="preserve"> (client vs administrateur), et les </w:t>
       </w:r>
-      <w:proofErr w:type="spellStart"/>
-      <w:r>
-        <w:rPr>
-          <w:sz w:val="28"/>
-          <w:szCs w:val="28"/>
-        </w:rPr>
-        <w:t>donnees</w:t>
-      </w:r>
-      <w:proofErr w:type="spellEnd"/>
+      <w:r>
+        <w:rPr>
+          <w:sz w:val="28"/>
+          <w:szCs w:val="28"/>
+        </w:rPr>
+        <w:t>données</w:t>
+      </w:r>
       <w:r>
         <w:rPr>
           <w:sz w:val="28"/>
@@ -18877,15 +17906,13 @@
         </w:rPr>
         <w:t xml:space="preserve"> sont </w:t>
       </w:r>
-      <w:proofErr w:type="spellStart"/>
-      <w:r>
-        <w:rPr>
-          <w:sz w:val="28"/>
-          <w:szCs w:val="28"/>
-        </w:rPr>
-        <w:t>coherentes</w:t>
-      </w:r>
-      <w:proofErr w:type="spellEnd"/>
+      <w:r>
+        <w:rPr>
+          <w:sz w:val="28"/>
+          <w:szCs w:val="28"/>
+        </w:rPr>
+        <w:t>cohérentes</w:t>
+      </w:r>
       <w:r>
         <w:rPr>
           <w:sz w:val="28"/>
@@ -18893,15 +17920,13 @@
         </w:rPr>
         <w:t xml:space="preserve"> entre le frontend et la base de </w:t>
       </w:r>
-      <w:proofErr w:type="spellStart"/>
-      <w:r>
-        <w:rPr>
-          <w:sz w:val="28"/>
-          <w:szCs w:val="28"/>
-        </w:rPr>
-        <w:t>donnees</w:t>
-      </w:r>
-      <w:proofErr w:type="spellEnd"/>
+      <w:r>
+        <w:rPr>
+          <w:sz w:val="28"/>
+          <w:szCs w:val="28"/>
+        </w:rPr>
+        <w:t>données</w:t>
+      </w:r>
       <w:r>
         <w:rPr>
           <w:sz w:val="28"/>
@@ -18909,15 +17934,13 @@
         </w:rPr>
         <w:t xml:space="preserve"> (pas de </w:t>
       </w:r>
-      <w:proofErr w:type="spellStart"/>
-      <w:r>
-        <w:rPr>
-          <w:sz w:val="28"/>
-          <w:szCs w:val="28"/>
-        </w:rPr>
-        <w:t>desynchronisation</w:t>
-      </w:r>
-      <w:proofErr w:type="spellEnd"/>
+      <w:r>
+        <w:rPr>
+          <w:sz w:val="28"/>
+          <w:szCs w:val="28"/>
+        </w:rPr>
+        <w:t>désynchronisation</w:t>
+      </w:r>
       <w:r>
         <w:rPr>
           <w:sz w:val="28"/>
@@ -18941,15 +17964,13 @@
         </w:rPr>
         <w:t xml:space="preserve">Des tests de </w:t>
       </w:r>
-      <w:proofErr w:type="spellStart"/>
-      <w:r>
-        <w:rPr>
-          <w:sz w:val="28"/>
-          <w:szCs w:val="28"/>
-        </w:rPr>
-        <w:t>securite</w:t>
-      </w:r>
-      <w:proofErr w:type="spellEnd"/>
+      <w:r>
+        <w:rPr>
+          <w:sz w:val="28"/>
+          <w:szCs w:val="28"/>
+        </w:rPr>
+        <w:t>sécurité</w:t>
+      </w:r>
       <w:r>
         <w:rPr>
           <w:sz w:val="28"/>
@@ -18957,15 +17978,13 @@
         </w:rPr>
         <w:t xml:space="preserve"> </w:t>
       </w:r>
-      <w:proofErr w:type="spellStart"/>
-      <w:r>
-        <w:rPr>
-          <w:sz w:val="28"/>
-          <w:szCs w:val="28"/>
-        </w:rPr>
-        <w:t>supplementaires</w:t>
-      </w:r>
-      <w:proofErr w:type="spellEnd"/>
+      <w:r>
+        <w:rPr>
+          <w:sz w:val="28"/>
+          <w:szCs w:val="28"/>
+        </w:rPr>
+        <w:t>supplémentaires</w:t>
+      </w:r>
       <w:r>
         <w:rPr>
           <w:sz w:val="28"/>
@@ -18973,15 +17992,13 @@
         </w:rPr>
         <w:t xml:space="preserve"> ont </w:t>
       </w:r>
-      <w:proofErr w:type="spellStart"/>
-      <w:r>
-        <w:rPr>
-          <w:sz w:val="28"/>
-          <w:szCs w:val="28"/>
-        </w:rPr>
-        <w:t>ete</w:t>
-      </w:r>
-      <w:proofErr w:type="spellEnd"/>
+      <w:r>
+        <w:rPr>
+          <w:sz w:val="28"/>
+          <w:szCs w:val="28"/>
+        </w:rPr>
+        <w:t>été</w:t>
+      </w:r>
       <w:r>
         <w:rPr>
           <w:sz w:val="28"/>
@@ -18989,15 +18006,13 @@
         </w:rPr>
         <w:t xml:space="preserve"> </w:t>
       </w:r>
-      <w:proofErr w:type="spellStart"/>
-      <w:r>
-        <w:rPr>
-          <w:sz w:val="28"/>
-          <w:szCs w:val="28"/>
-        </w:rPr>
-        <w:t>realises</w:t>
-      </w:r>
-      <w:proofErr w:type="spellEnd"/>
+      <w:r>
+        <w:rPr>
+          <w:sz w:val="28"/>
+          <w:szCs w:val="28"/>
+        </w:rPr>
+        <w:t>réalisés</w:t>
+      </w:r>
       <w:r>
         <w:rPr>
           <w:sz w:val="28"/>
@@ -19005,15 +18020,13 @@
         </w:rPr>
         <w:t xml:space="preserve"> pour valider les protections </w:t>
       </w:r>
-      <w:proofErr w:type="spellStart"/>
-      <w:r>
-        <w:rPr>
-          <w:sz w:val="28"/>
-          <w:szCs w:val="28"/>
-        </w:rPr>
-        <w:t>implementees</w:t>
-      </w:r>
-      <w:proofErr w:type="spellEnd"/>
+      <w:r>
+        <w:rPr>
+          <w:sz w:val="28"/>
+          <w:szCs w:val="28"/>
+        </w:rPr>
+        <w:t>implémentées</w:t>
+      </w:r>
       <w:r>
         <w:rPr>
           <w:sz w:val="28"/>
@@ -19021,47 +18034,27 @@
         </w:rPr>
         <w:t xml:space="preserve"> : </w:t>
       </w:r>
-      <w:proofErr w:type="spellStart"/>
-      <w:r>
-        <w:rPr>
-          <w:sz w:val="28"/>
-          <w:szCs w:val="28"/>
-        </w:rPr>
-        <w:t>verification</w:t>
-      </w:r>
-      <w:proofErr w:type="spellEnd"/>
-      <w:r>
-        <w:rPr>
-          <w:sz w:val="28"/>
-          <w:szCs w:val="28"/>
-        </w:rPr>
-        <w:t xml:space="preserve"> que les mots de passe sont bien </w:t>
-      </w:r>
-      <w:proofErr w:type="spellStart"/>
-      <w:r>
-        <w:rPr>
-          <w:sz w:val="28"/>
-          <w:szCs w:val="28"/>
-        </w:rPr>
-        <w:t>hashe</w:t>
-      </w:r>
-      <w:proofErr w:type="spellEnd"/>
-      <w:r>
-        <w:rPr>
-          <w:sz w:val="28"/>
-          <w:szCs w:val="28"/>
-        </w:rPr>
-        <w:t xml:space="preserve"> (pas de stockage en clair dans la base ni dans les logs), </w:t>
-      </w:r>
-      <w:proofErr w:type="spellStart"/>
-      <w:r>
-        <w:rPr>
-          <w:sz w:val="28"/>
-          <w:szCs w:val="28"/>
-        </w:rPr>
-        <w:t>verification</w:t>
-      </w:r>
-      <w:proofErr w:type="spellEnd"/>
+      <w:r>
+        <w:rPr>
+          <w:sz w:val="28"/>
+          <w:szCs w:val="28"/>
+        </w:rPr>
+        <w:t>vérification</w:t>
+      </w:r>
+      <w:r>
+        <w:rPr>
+          <w:sz w:val="28"/>
+          <w:szCs w:val="28"/>
+        </w:rPr>
+        <w:t xml:space="preserve"> que les mots de passe sont bien hashe (pas de stockage en clair dans la base ni dans les logs), </w:t>
+      </w:r>
+      <w:r>
+        <w:rPr>
+          <w:sz w:val="28"/>
+          <w:szCs w:val="28"/>
+        </w:rPr>
+        <w:t>vérification</w:t>
+      </w:r>
       <w:r>
         <w:rPr>
           <w:sz w:val="28"/>
@@ -19069,15 +18062,13 @@
         </w:rPr>
         <w:t xml:space="preserve"> que les </w:t>
       </w:r>
-      <w:proofErr w:type="spellStart"/>
-      <w:r>
-        <w:rPr>
-          <w:sz w:val="28"/>
-          <w:szCs w:val="28"/>
-        </w:rPr>
-        <w:t>requetes</w:t>
-      </w:r>
-      <w:proofErr w:type="spellEnd"/>
+      <w:r>
+        <w:rPr>
+          <w:sz w:val="28"/>
+          <w:szCs w:val="28"/>
+        </w:rPr>
+        <w:t>requêtes</w:t>
+      </w:r>
       <w:r>
         <w:rPr>
           <w:sz w:val="28"/>
@@ -19085,15 +18076,13 @@
         </w:rPr>
         <w:t xml:space="preserve"> sont bien </w:t>
       </w:r>
-      <w:proofErr w:type="spellStart"/>
-      <w:r>
-        <w:rPr>
-          <w:sz w:val="28"/>
-          <w:szCs w:val="28"/>
-        </w:rPr>
-        <w:t>prepareees</w:t>
-      </w:r>
-      <w:proofErr w:type="spellEnd"/>
+      <w:r>
+        <w:rPr>
+          <w:sz w:val="28"/>
+          <w:szCs w:val="28"/>
+        </w:rPr>
+        <w:t>préparées</w:t>
+      </w:r>
       <w:r>
         <w:rPr>
           <w:sz w:val="28"/>
@@ -19101,15 +18090,13 @@
         </w:rPr>
         <w:t xml:space="preserve"> (aucune injection SQL possible, </w:t>
       </w:r>
-      <w:proofErr w:type="spellStart"/>
-      <w:r>
-        <w:rPr>
-          <w:sz w:val="28"/>
-          <w:szCs w:val="28"/>
-        </w:rPr>
-        <w:t>meme</w:t>
-      </w:r>
-      <w:proofErr w:type="spellEnd"/>
+      <w:r>
+        <w:rPr>
+          <w:sz w:val="28"/>
+          <w:szCs w:val="28"/>
+        </w:rPr>
+        <w:t>même</w:t>
+      </w:r>
       <w:r>
         <w:rPr>
           <w:sz w:val="28"/>
@@ -19117,63 +18104,27 @@
         </w:rPr>
         <w:t xml:space="preserve"> avec des saisies malveillantes), </w:t>
       </w:r>
-      <w:proofErr w:type="spellStart"/>
-      <w:r>
-        <w:rPr>
-          <w:sz w:val="28"/>
-          <w:szCs w:val="28"/>
-        </w:rPr>
-        <w:t>verification</w:t>
-      </w:r>
-      <w:proofErr w:type="spellEnd"/>
-      <w:r>
-        <w:rPr>
-          <w:sz w:val="28"/>
-          <w:szCs w:val="28"/>
-        </w:rPr>
-        <w:t xml:space="preserve"> que le </w:t>
-      </w:r>
-      <w:proofErr w:type="spellStart"/>
-      <w:r>
-        <w:rPr>
-          <w:sz w:val="28"/>
-          <w:szCs w:val="28"/>
-        </w:rPr>
-        <w:t>token</w:t>
-      </w:r>
-      <w:proofErr w:type="spellEnd"/>
-      <w:r>
-        <w:rPr>
-          <w:sz w:val="28"/>
-          <w:szCs w:val="28"/>
-        </w:rPr>
-        <w:t xml:space="preserve"> CSRF est obligatoire (sans </w:t>
-      </w:r>
-      <w:proofErr w:type="spellStart"/>
-      <w:r>
-        <w:rPr>
-          <w:sz w:val="28"/>
-          <w:szCs w:val="28"/>
-        </w:rPr>
-        <w:t>token</w:t>
-      </w:r>
-      <w:proofErr w:type="spellEnd"/>
-      <w:r>
-        <w:rPr>
-          <w:sz w:val="28"/>
-          <w:szCs w:val="28"/>
-        </w:rPr>
-        <w:t xml:space="preserve">, la </w:t>
-      </w:r>
-      <w:proofErr w:type="spellStart"/>
-      <w:r>
-        <w:rPr>
-          <w:sz w:val="28"/>
-          <w:szCs w:val="28"/>
-        </w:rPr>
-        <w:t>requete</w:t>
-      </w:r>
-      <w:proofErr w:type="spellEnd"/>
+      <w:r>
+        <w:rPr>
+          <w:sz w:val="28"/>
+          <w:szCs w:val="28"/>
+        </w:rPr>
+        <w:t>vérification</w:t>
+      </w:r>
+      <w:r>
+        <w:rPr>
+          <w:sz w:val="28"/>
+          <w:szCs w:val="28"/>
+        </w:rPr>
+        <w:t xml:space="preserve"> que le token CSRF est obligatoire (sans token, la </w:t>
+      </w:r>
+      <w:r>
+        <w:rPr>
+          <w:sz w:val="28"/>
+          <w:szCs w:val="28"/>
+        </w:rPr>
+        <w:t>requête</w:t>
+      </w:r>
       <w:r>
         <w:rPr>
           <w:sz w:val="28"/>
@@ -19189,15 +18140,13 @@
         <w:lastRenderedPageBreak/>
         <w:t xml:space="preserve">est </w:t>
       </w:r>
-      <w:proofErr w:type="spellStart"/>
-      <w:r>
-        <w:rPr>
-          <w:sz w:val="28"/>
-          <w:szCs w:val="28"/>
-        </w:rPr>
-        <w:t>rejetee</w:t>
-      </w:r>
-      <w:proofErr w:type="spellEnd"/>
+      <w:r>
+        <w:rPr>
+          <w:sz w:val="28"/>
+          <w:szCs w:val="28"/>
+        </w:rPr>
+        <w:t>rejetée</w:t>
+      </w:r>
       <w:r>
         <w:rPr>
           <w:sz w:val="28"/>
@@ -19205,47 +18154,27 @@
         </w:rPr>
         <w:t xml:space="preserve">), et </w:t>
       </w:r>
-      <w:proofErr w:type="spellStart"/>
-      <w:r>
-        <w:rPr>
-          <w:sz w:val="28"/>
-          <w:szCs w:val="28"/>
-        </w:rPr>
-        <w:t>verification</w:t>
-      </w:r>
-      <w:proofErr w:type="spellEnd"/>
-      <w:r>
-        <w:rPr>
-          <w:sz w:val="28"/>
-          <w:szCs w:val="28"/>
-        </w:rPr>
-        <w:t xml:space="preserve"> du rate </w:t>
-      </w:r>
-      <w:proofErr w:type="spellStart"/>
-      <w:r>
-        <w:rPr>
-          <w:sz w:val="28"/>
-          <w:szCs w:val="28"/>
-        </w:rPr>
-        <w:t>limiting</w:t>
-      </w:r>
-      <w:proofErr w:type="spellEnd"/>
-      <w:r>
-        <w:rPr>
-          <w:sz w:val="28"/>
-          <w:szCs w:val="28"/>
-        </w:rPr>
-        <w:t xml:space="preserve"> (</w:t>
-      </w:r>
-      <w:proofErr w:type="spellStart"/>
-      <w:r>
-        <w:rPr>
-          <w:sz w:val="28"/>
-          <w:szCs w:val="28"/>
-        </w:rPr>
-        <w:t>apres</w:t>
-      </w:r>
-      <w:proofErr w:type="spellEnd"/>
+      <w:r>
+        <w:rPr>
+          <w:sz w:val="28"/>
+          <w:szCs w:val="28"/>
+        </w:rPr>
+        <w:t>vérification</w:t>
+      </w:r>
+      <w:r>
+        <w:rPr>
+          <w:sz w:val="28"/>
+          <w:szCs w:val="28"/>
+        </w:rPr>
+        <w:t xml:space="preserve"> du rate limiting (</w:t>
+      </w:r>
+      <w:r>
+        <w:rPr>
+          <w:sz w:val="28"/>
+          <w:szCs w:val="28"/>
+        </w:rPr>
+        <w:t>après</w:t>
+      </w:r>
       <w:r>
         <w:rPr>
           <w:sz w:val="28"/>
@@ -19253,15 +18182,13 @@
         </w:rPr>
         <w:t xml:space="preserve"> plusieurs </w:t>
       </w:r>
-      <w:proofErr w:type="spellStart"/>
-      <w:r>
-        <w:rPr>
-          <w:sz w:val="28"/>
-          <w:szCs w:val="28"/>
-        </w:rPr>
-        <w:t>echecs</w:t>
-      </w:r>
-      <w:proofErr w:type="spellEnd"/>
+      <w:r>
+        <w:rPr>
+          <w:sz w:val="28"/>
+          <w:szCs w:val="28"/>
+        </w:rPr>
+        <w:t>échecs</w:t>
+      </w:r>
       <w:r>
         <w:rPr>
           <w:sz w:val="28"/>
@@ -19269,15 +18196,13 @@
         </w:rPr>
         <w:t xml:space="preserve"> de connexion </w:t>
       </w:r>
-      <w:proofErr w:type="spellStart"/>
-      <w:r>
-        <w:rPr>
-          <w:sz w:val="28"/>
-          <w:szCs w:val="28"/>
-        </w:rPr>
-        <w:t>consecutifs</w:t>
-      </w:r>
-      <w:proofErr w:type="spellEnd"/>
+      <w:r>
+        <w:rPr>
+          <w:sz w:val="28"/>
+          <w:szCs w:val="28"/>
+        </w:rPr>
+        <w:t>consécutifs</w:t>
+      </w:r>
       <w:r>
         <w:rPr>
           <w:sz w:val="28"/>
@@ -19285,15 +18210,13 @@
         </w:rPr>
         <w:t>, l'</w:t>
       </w:r>
-      <w:proofErr w:type="spellStart"/>
-      <w:r>
-        <w:rPr>
-          <w:sz w:val="28"/>
-          <w:szCs w:val="28"/>
-        </w:rPr>
-        <w:t>acces</w:t>
-      </w:r>
-      <w:proofErr w:type="spellEnd"/>
+      <w:r>
+        <w:rPr>
+          <w:sz w:val="28"/>
+          <w:szCs w:val="28"/>
+        </w:rPr>
+        <w:t>accès</w:t>
+      </w:r>
       <w:r>
         <w:rPr>
           <w:sz w:val="28"/>
@@ -19317,15 +18240,13 @@
         </w:rPr>
         <w:t xml:space="preserve">Pour le module d'authentification, les tests ont notamment </w:t>
       </w:r>
-      <w:proofErr w:type="spellStart"/>
-      <w:r>
-        <w:rPr>
-          <w:sz w:val="28"/>
-          <w:szCs w:val="28"/>
-        </w:rPr>
-        <w:t>verifie</w:t>
-      </w:r>
-      <w:proofErr w:type="spellEnd"/>
+      <w:r>
+        <w:rPr>
+          <w:sz w:val="28"/>
+          <w:szCs w:val="28"/>
+        </w:rPr>
+        <w:t>vérifié</w:t>
+      </w:r>
       <w:r>
         <w:rPr>
           <w:sz w:val="28"/>
@@ -19333,15 +18254,13 @@
         </w:rPr>
         <w:t xml:space="preserve"> : la </w:t>
       </w:r>
-      <w:proofErr w:type="spellStart"/>
-      <w:r>
-        <w:rPr>
-          <w:sz w:val="28"/>
-          <w:szCs w:val="28"/>
-        </w:rPr>
-        <w:t>creation</w:t>
-      </w:r>
-      <w:proofErr w:type="spellEnd"/>
+      <w:r>
+        <w:rPr>
+          <w:sz w:val="28"/>
+          <w:szCs w:val="28"/>
+        </w:rPr>
+        <w:t>création</w:t>
+      </w:r>
       <w:r>
         <w:rPr>
           <w:sz w:val="28"/>
@@ -19349,15 +18268,13 @@
         </w:rPr>
         <w:t xml:space="preserve"> d'un compte avec email unique (le </w:t>
       </w:r>
-      <w:proofErr w:type="spellStart"/>
-      <w:r>
-        <w:rPr>
-          <w:sz w:val="28"/>
-          <w:szCs w:val="28"/>
-        </w:rPr>
-        <w:t>systeme</w:t>
-      </w:r>
-      <w:proofErr w:type="spellEnd"/>
+      <w:r>
+        <w:rPr>
+          <w:sz w:val="28"/>
+          <w:szCs w:val="28"/>
+        </w:rPr>
+        <w:t>système</w:t>
+      </w:r>
       <w:r>
         <w:rPr>
           <w:sz w:val="28"/>
@@ -19365,15 +18282,13 @@
         </w:rPr>
         <w:t xml:space="preserve"> </w:t>
       </w:r>
-      <w:proofErr w:type="spellStart"/>
-      <w:r>
-        <w:rPr>
-          <w:sz w:val="28"/>
-          <w:szCs w:val="28"/>
-        </w:rPr>
-        <w:t>detecte</w:t>
-      </w:r>
-      <w:proofErr w:type="spellEnd"/>
+      <w:r>
+        <w:rPr>
+          <w:sz w:val="28"/>
+          <w:szCs w:val="28"/>
+        </w:rPr>
+        <w:t>détecte</w:t>
+      </w:r>
       <w:r>
         <w:rPr>
           <w:sz w:val="28"/>
@@ -19381,15 +18296,13 @@
         </w:rPr>
         <w:t xml:space="preserve"> le doublon et affiche un message d'erreur), la connexion avec mot de passe correct (redirection vers la page </w:t>
       </w:r>
-      <w:proofErr w:type="spellStart"/>
-      <w:r>
-        <w:rPr>
-          <w:sz w:val="28"/>
-          <w:szCs w:val="28"/>
-        </w:rPr>
-        <w:t>protegee</w:t>
-      </w:r>
-      <w:proofErr w:type="spellEnd"/>
+      <w:r>
+        <w:rPr>
+          <w:sz w:val="28"/>
+          <w:szCs w:val="28"/>
+        </w:rPr>
+        <w:t>protégée</w:t>
+      </w:r>
       <w:r>
         <w:rPr>
           <w:sz w:val="28"/>
@@ -19397,15 +18310,13 @@
         </w:rPr>
         <w:t xml:space="preserve">) et incorrect (refus avec message </w:t>
       </w:r>
-      <w:proofErr w:type="spellStart"/>
-      <w:r>
-        <w:rPr>
-          <w:sz w:val="28"/>
-          <w:szCs w:val="28"/>
-        </w:rPr>
-        <w:t>genere</w:t>
-      </w:r>
-      <w:proofErr w:type="spellEnd"/>
+      <w:r>
+        <w:rPr>
+          <w:sz w:val="28"/>
+          <w:szCs w:val="28"/>
+        </w:rPr>
+        <w:t>génère</w:t>
+      </w:r>
       <w:r>
         <w:rPr>
           <w:sz w:val="28"/>
@@ -19413,31 +18324,139 @@
         </w:rPr>
         <w:t xml:space="preserve"> ne </w:t>
       </w:r>
-      <w:proofErr w:type="spellStart"/>
-      <w:r>
-        <w:rPr>
-          <w:sz w:val="28"/>
-          <w:szCs w:val="28"/>
-        </w:rPr>
-        <w:t>revelant</w:t>
-      </w:r>
-      <w:proofErr w:type="spellEnd"/>
-      <w:r>
-        <w:rPr>
-          <w:sz w:val="28"/>
-          <w:szCs w:val="28"/>
-        </w:rPr>
-        <w:t xml:space="preserve"> pas l'existence de l'email), la protection CSRF (le </w:t>
-      </w:r>
-      <w:proofErr w:type="spellStart"/>
-      <w:r>
-        <w:rPr>
-          <w:sz w:val="28"/>
-          <w:szCs w:val="28"/>
-        </w:rPr>
-        <w:t>token</w:t>
-      </w:r>
-      <w:proofErr w:type="spellEnd"/>
+      <w:r>
+        <w:rPr>
+          <w:sz w:val="28"/>
+          <w:szCs w:val="28"/>
+        </w:rPr>
+        <w:t>révélant</w:t>
+      </w:r>
+      <w:r>
+        <w:rPr>
+          <w:sz w:val="28"/>
+          <w:szCs w:val="28"/>
+        </w:rPr>
+        <w:t xml:space="preserve"> pas l'existence de l'email), la protection CSRF (le token est </w:t>
+      </w:r>
+      <w:r>
+        <w:rPr>
+          <w:sz w:val="28"/>
+          <w:szCs w:val="28"/>
+        </w:rPr>
+        <w:t>généré</w:t>
+      </w:r>
+      <w:r>
+        <w:rPr>
+          <w:sz w:val="28"/>
+          <w:szCs w:val="28"/>
+        </w:rPr>
+        <w:t xml:space="preserve">, </w:t>
+      </w:r>
+      <w:r>
+        <w:rPr>
+          <w:sz w:val="28"/>
+          <w:szCs w:val="28"/>
+        </w:rPr>
+        <w:t>vérifié</w:t>
+      </w:r>
+      <w:r>
+        <w:rPr>
+          <w:sz w:val="28"/>
+          <w:szCs w:val="28"/>
+        </w:rPr>
+        <w:t xml:space="preserve"> et </w:t>
+      </w:r>
+      <w:r>
+        <w:rPr>
+          <w:sz w:val="28"/>
+          <w:szCs w:val="28"/>
+        </w:rPr>
+        <w:t>renouvelé</w:t>
+      </w:r>
+      <w:r>
+        <w:rPr>
+          <w:sz w:val="28"/>
+          <w:szCs w:val="28"/>
+        </w:rPr>
+        <w:t>), et la gestion de session (</w:t>
+      </w:r>
+      <w:r>
+        <w:rPr>
+          <w:sz w:val="28"/>
+          <w:szCs w:val="28"/>
+        </w:rPr>
+        <w:t>déconnexion</w:t>
+      </w:r>
+      <w:r>
+        <w:rPr>
+          <w:sz w:val="28"/>
+          <w:szCs w:val="28"/>
+        </w:rPr>
+        <w:t xml:space="preserve"> effective, </w:t>
+      </w:r>
+      <w:r>
+        <w:rPr>
+          <w:sz w:val="28"/>
+          <w:szCs w:val="28"/>
+        </w:rPr>
+        <w:t>régénération</w:t>
+      </w:r>
+      <w:r>
+        <w:rPr>
+          <w:sz w:val="28"/>
+          <w:szCs w:val="28"/>
+        </w:rPr>
+        <w:t xml:space="preserve"> de l'ID de session). Pour le module de </w:t>
+      </w:r>
+      <w:r>
+        <w:rPr>
+          <w:sz w:val="28"/>
+          <w:szCs w:val="28"/>
+        </w:rPr>
+        <w:t>réservation</w:t>
+      </w:r>
+      <w:r>
+        <w:rPr>
+          <w:sz w:val="28"/>
+          <w:szCs w:val="28"/>
+        </w:rPr>
+        <w:t xml:space="preserve">, les tests ont </w:t>
+      </w:r>
+      <w:r>
+        <w:rPr>
+          <w:sz w:val="28"/>
+          <w:szCs w:val="28"/>
+        </w:rPr>
+        <w:t>validé</w:t>
+      </w:r>
+      <w:r>
+        <w:rPr>
+          <w:sz w:val="28"/>
+          <w:szCs w:val="28"/>
+        </w:rPr>
+        <w:t xml:space="preserve"> le </w:t>
+      </w:r>
+      <w:r>
+        <w:rPr>
+          <w:sz w:val="28"/>
+          <w:szCs w:val="28"/>
+        </w:rPr>
+        <w:t>contrôle</w:t>
+      </w:r>
+      <w:r>
+        <w:rPr>
+          <w:sz w:val="28"/>
+          <w:szCs w:val="28"/>
+        </w:rPr>
+        <w:t xml:space="preserve"> anti-chevauchement : lorsqu'un </w:t>
+      </w:r>
+      <w:r>
+        <w:rPr>
+          <w:sz w:val="28"/>
+          <w:szCs w:val="28"/>
+        </w:rPr>
+        <w:t>créneau</w:t>
+      </w:r>
       <w:r>
         <w:rPr>
           <w:sz w:val="28"/>
@@ -19445,15 +18464,309 @@
         </w:rPr>
         <w:t xml:space="preserve"> est </w:t>
       </w:r>
-      <w:proofErr w:type="spellStart"/>
-      <w:r>
-        <w:rPr>
-          <w:sz w:val="28"/>
-          <w:szCs w:val="28"/>
-        </w:rPr>
-        <w:t>genere</w:t>
-      </w:r>
-      <w:proofErr w:type="spellEnd"/>
+      <w:r>
+        <w:rPr>
+          <w:sz w:val="28"/>
+          <w:szCs w:val="28"/>
+        </w:rPr>
+        <w:t>déjà</w:t>
+      </w:r>
+      <w:r>
+        <w:rPr>
+          <w:sz w:val="28"/>
+          <w:szCs w:val="28"/>
+        </w:rPr>
+        <w:t xml:space="preserve"> </w:t>
+      </w:r>
+      <w:r>
+        <w:rPr>
+          <w:sz w:val="28"/>
+          <w:szCs w:val="28"/>
+        </w:rPr>
+        <w:t>réserve</w:t>
+      </w:r>
+      <w:r>
+        <w:rPr>
+          <w:sz w:val="28"/>
+          <w:szCs w:val="28"/>
+        </w:rPr>
+        <w:t xml:space="preserve">, la tentative de </w:t>
+      </w:r>
+      <w:r>
+        <w:rPr>
+          <w:sz w:val="28"/>
+          <w:szCs w:val="28"/>
+        </w:rPr>
+        <w:t>réservation</w:t>
+      </w:r>
+      <w:r>
+        <w:rPr>
+          <w:sz w:val="28"/>
+          <w:szCs w:val="28"/>
+        </w:rPr>
+        <w:t xml:space="preserve"> est </w:t>
+      </w:r>
+      <w:r>
+        <w:rPr>
+          <w:sz w:val="28"/>
+          <w:szCs w:val="28"/>
+        </w:rPr>
+        <w:t>refusée</w:t>
+      </w:r>
+      <w:r>
+        <w:rPr>
+          <w:sz w:val="28"/>
+          <w:szCs w:val="28"/>
+        </w:rPr>
+        <w:t xml:space="preserve"> avec un message explicite, et seul un </w:t>
+      </w:r>
+      <w:r>
+        <w:rPr>
+          <w:sz w:val="28"/>
+          <w:szCs w:val="28"/>
+        </w:rPr>
+        <w:t>créneau</w:t>
+      </w:r>
+      <w:r>
+        <w:rPr>
+          <w:sz w:val="28"/>
+          <w:szCs w:val="28"/>
+        </w:rPr>
+        <w:t xml:space="preserve"> libre peut </w:t>
+      </w:r>
+      <w:r>
+        <w:rPr>
+          <w:sz w:val="28"/>
+          <w:szCs w:val="28"/>
+        </w:rPr>
+        <w:t>être</w:t>
+      </w:r>
+      <w:r>
+        <w:rPr>
+          <w:sz w:val="28"/>
+          <w:szCs w:val="28"/>
+        </w:rPr>
+        <w:t xml:space="preserve"> </w:t>
+      </w:r>
+      <w:r>
+        <w:rPr>
+          <w:sz w:val="28"/>
+          <w:szCs w:val="28"/>
+        </w:rPr>
+        <w:t>réservé</w:t>
+      </w:r>
+      <w:r>
+        <w:rPr>
+          <w:sz w:val="28"/>
+          <w:szCs w:val="28"/>
+        </w:rPr>
+        <w:t xml:space="preserve">. Pour le panneau d'administration, les tests ont </w:t>
+      </w:r>
+      <w:r>
+        <w:rPr>
+          <w:sz w:val="28"/>
+          <w:szCs w:val="28"/>
+        </w:rPr>
+        <w:t>confirmé</w:t>
+      </w:r>
+      <w:r>
+        <w:rPr>
+          <w:sz w:val="28"/>
+          <w:szCs w:val="28"/>
+        </w:rPr>
+        <w:t xml:space="preserve"> que seuls les utilisateurs avec </w:t>
+      </w:r>
+      <w:r>
+        <w:rPr>
+          <w:sz w:val="28"/>
+          <w:szCs w:val="28"/>
+        </w:rPr>
+        <w:t>rôle</w:t>
+      </w:r>
+      <w:r>
+        <w:rPr>
+          <w:sz w:val="28"/>
+          <w:szCs w:val="28"/>
+        </w:rPr>
+        <w:t xml:space="preserve"> administrateur peuvent y </w:t>
+      </w:r>
+      <w:r>
+        <w:rPr>
+          <w:sz w:val="28"/>
+          <w:szCs w:val="28"/>
+        </w:rPr>
+        <w:t>accéder</w:t>
+      </w:r>
+      <w:r>
+        <w:rPr>
+          <w:sz w:val="28"/>
+          <w:szCs w:val="28"/>
+        </w:rPr>
+        <w:t xml:space="preserve">, que les </w:t>
+      </w:r>
+      <w:r>
+        <w:rPr>
+          <w:sz w:val="28"/>
+          <w:szCs w:val="28"/>
+        </w:rPr>
+        <w:t>opérations</w:t>
+      </w:r>
+      <w:r>
+        <w:rPr>
+          <w:sz w:val="28"/>
+          <w:szCs w:val="28"/>
+        </w:rPr>
+        <w:t xml:space="preserve"> CRUD (</w:t>
+      </w:r>
+      <w:r>
+        <w:rPr>
+          <w:sz w:val="28"/>
+          <w:szCs w:val="28"/>
+        </w:rPr>
+        <w:t>créer</w:t>
+      </w:r>
+      <w:r>
+        <w:rPr>
+          <w:sz w:val="28"/>
+          <w:szCs w:val="28"/>
+        </w:rPr>
+        <w:t xml:space="preserve">, lire, mettre </w:t>
+      </w:r>
+      <w:r>
+        <w:rPr>
+          <w:sz w:val="28"/>
+          <w:szCs w:val="28"/>
+        </w:rPr>
+        <w:t>à</w:t>
+      </w:r>
+      <w:r>
+        <w:rPr>
+          <w:sz w:val="28"/>
+          <w:szCs w:val="28"/>
+        </w:rPr>
+        <w:t xml:space="preserve"> jour, supprimer) fonctionnent correctement sur les </w:t>
+      </w:r>
+      <w:r>
+        <w:rPr>
+          <w:sz w:val="28"/>
+          <w:szCs w:val="28"/>
+        </w:rPr>
+        <w:t>véhicules</w:t>
+      </w:r>
+      <w:r>
+        <w:rPr>
+          <w:sz w:val="28"/>
+          <w:szCs w:val="28"/>
+        </w:rPr>
+        <w:t xml:space="preserve">, les utilisateurs et les </w:t>
+      </w:r>
+      <w:r>
+        <w:rPr>
+          <w:sz w:val="28"/>
+          <w:szCs w:val="28"/>
+        </w:rPr>
+        <w:t>réservations</w:t>
+      </w:r>
+      <w:r>
+        <w:rPr>
+          <w:sz w:val="28"/>
+          <w:szCs w:val="28"/>
+        </w:rPr>
+        <w:t>, et que le journal d'audit enregistre les actions.</w:t>
+      </w:r>
+    </w:p>
+    <w:p>
+      <w:pPr>
+        <w:jc w:val="left"/>
+        <w:rPr>
+          <w:sz w:val="28"/>
+          <w:szCs w:val="28"/>
+        </w:rPr>
+      </w:pPr>
+      <w:r>
+        <w:rPr>
+          <w:sz w:val="28"/>
+          <w:szCs w:val="28"/>
+        </w:rPr>
+        <w:t xml:space="preserve">Les </w:t>
+      </w:r>
+      <w:r>
+        <w:rPr>
+          <w:sz w:val="28"/>
+          <w:szCs w:val="28"/>
+        </w:rPr>
+        <w:t>critères</w:t>
+      </w:r>
+      <w:r>
+        <w:rPr>
+          <w:sz w:val="28"/>
+          <w:szCs w:val="28"/>
+        </w:rPr>
+        <w:t xml:space="preserve"> de validation pour chaque module sont les suivants : la </w:t>
+      </w:r>
+      <w:r>
+        <w:rPr>
+          <w:sz w:val="28"/>
+          <w:szCs w:val="28"/>
+        </w:rPr>
+        <w:t>fonctionnalité</w:t>
+      </w:r>
+      <w:r>
+        <w:rPr>
+          <w:sz w:val="28"/>
+          <w:szCs w:val="28"/>
+        </w:rPr>
+        <w:t xml:space="preserve"> doit exister et </w:t>
+      </w:r>
+      <w:r>
+        <w:rPr>
+          <w:sz w:val="28"/>
+          <w:szCs w:val="28"/>
+        </w:rPr>
+        <w:t>être</w:t>
+      </w:r>
+      <w:r>
+        <w:rPr>
+          <w:sz w:val="28"/>
+          <w:szCs w:val="28"/>
+        </w:rPr>
+        <w:t xml:space="preserve"> accessible depuis l'interface utilisateur ; les interactions utilisateur (saisie, clic, navigation) doivent fonctionner sans erreur ; les </w:t>
+      </w:r>
+      <w:r>
+        <w:rPr>
+          <w:sz w:val="28"/>
+          <w:szCs w:val="28"/>
+        </w:rPr>
+        <w:t>données</w:t>
+      </w:r>
+      <w:r>
+        <w:rPr>
+          <w:sz w:val="28"/>
+          <w:szCs w:val="28"/>
+        </w:rPr>
+        <w:t xml:space="preserve"> doivent </w:t>
+      </w:r>
+      <w:r>
+        <w:rPr>
+          <w:sz w:val="28"/>
+          <w:szCs w:val="28"/>
+        </w:rPr>
+        <w:t>être</w:t>
+      </w:r>
+      <w:r>
+        <w:rPr>
+          <w:sz w:val="28"/>
+          <w:szCs w:val="28"/>
+        </w:rPr>
+        <w:t xml:space="preserve"> correctement </w:t>
+      </w:r>
+      <w:r>
+        <w:rPr>
+          <w:sz w:val="28"/>
+          <w:szCs w:val="28"/>
+        </w:rPr>
+        <w:t>enregistrées</w:t>
+      </w:r>
       <w:r>
         <w:rPr>
           <w:sz w:val="28"/>
@@ -19461,145 +18774,55 @@
         </w:rPr>
         <w:t xml:space="preserve">, </w:t>
       </w:r>
-      <w:proofErr w:type="spellStart"/>
-      <w:r>
-        <w:rPr>
-          <w:sz w:val="28"/>
-          <w:szCs w:val="28"/>
-        </w:rPr>
-        <w:t>verifie</w:t>
-      </w:r>
-      <w:proofErr w:type="spellEnd"/>
-      <w:r>
-        <w:rPr>
-          <w:sz w:val="28"/>
-          <w:szCs w:val="28"/>
-        </w:rPr>
-        <w:t xml:space="preserve"> et </w:t>
-      </w:r>
-      <w:proofErr w:type="spellStart"/>
-      <w:r>
-        <w:rPr>
-          <w:sz w:val="28"/>
-          <w:szCs w:val="28"/>
-        </w:rPr>
-        <w:t>renouvele</w:t>
-      </w:r>
-      <w:proofErr w:type="spellEnd"/>
-      <w:r>
-        <w:rPr>
-          <w:sz w:val="28"/>
-          <w:szCs w:val="28"/>
-        </w:rPr>
-        <w:t>), et la gestion de session (</w:t>
-      </w:r>
-      <w:proofErr w:type="spellStart"/>
-      <w:r>
-        <w:rPr>
-          <w:sz w:val="28"/>
-          <w:szCs w:val="28"/>
-        </w:rPr>
-        <w:t>deconnexion</w:t>
-      </w:r>
-      <w:proofErr w:type="spellEnd"/>
-      <w:r>
-        <w:rPr>
-          <w:sz w:val="28"/>
-          <w:szCs w:val="28"/>
-        </w:rPr>
-        <w:t xml:space="preserve"> effective, </w:t>
-      </w:r>
-      <w:proofErr w:type="spellStart"/>
-      <w:r>
-        <w:rPr>
-          <w:sz w:val="28"/>
-          <w:szCs w:val="28"/>
-        </w:rPr>
-        <w:t>regeneration</w:t>
-      </w:r>
-      <w:proofErr w:type="spellEnd"/>
-      <w:r>
-        <w:rPr>
-          <w:sz w:val="28"/>
-          <w:szCs w:val="28"/>
-        </w:rPr>
-        <w:t xml:space="preserve"> de l'ID de session). Pour le module de </w:t>
-      </w:r>
-      <w:proofErr w:type="spellStart"/>
-      <w:r>
-        <w:rPr>
-          <w:sz w:val="28"/>
-          <w:szCs w:val="28"/>
-        </w:rPr>
-        <w:t>reservation</w:t>
-      </w:r>
-      <w:proofErr w:type="spellEnd"/>
-      <w:r>
-        <w:rPr>
-          <w:sz w:val="28"/>
-          <w:szCs w:val="28"/>
-        </w:rPr>
-        <w:t xml:space="preserve">, les tests ont </w:t>
-      </w:r>
-      <w:proofErr w:type="spellStart"/>
-      <w:proofErr w:type="gramStart"/>
-      <w:r>
-        <w:rPr>
-          <w:sz w:val="28"/>
-          <w:szCs w:val="28"/>
-        </w:rPr>
-        <w:t>valide</w:t>
-      </w:r>
-      <w:proofErr w:type="spellEnd"/>
-      <w:proofErr w:type="gramEnd"/>
-      <w:r>
-        <w:rPr>
-          <w:sz w:val="28"/>
-          <w:szCs w:val="28"/>
-        </w:rPr>
-        <w:t xml:space="preserve"> le </w:t>
-      </w:r>
-      <w:proofErr w:type="spellStart"/>
-      <w:r>
-        <w:rPr>
-          <w:sz w:val="28"/>
-          <w:szCs w:val="28"/>
-        </w:rPr>
-        <w:t>controle</w:t>
-      </w:r>
-      <w:proofErr w:type="spellEnd"/>
-      <w:r>
-        <w:rPr>
-          <w:sz w:val="28"/>
-          <w:szCs w:val="28"/>
-        </w:rPr>
-        <w:t xml:space="preserve"> anti-chevauchement : lorsqu'un </w:t>
-      </w:r>
-      <w:proofErr w:type="spellStart"/>
-      <w:r>
-        <w:rPr>
-          <w:sz w:val="28"/>
-          <w:szCs w:val="28"/>
-        </w:rPr>
-        <w:t>creneau</w:t>
-      </w:r>
-      <w:proofErr w:type="spellEnd"/>
-      <w:r>
-        <w:rPr>
-          <w:sz w:val="28"/>
-          <w:szCs w:val="28"/>
-        </w:rPr>
-        <w:t xml:space="preserve"> est </w:t>
-      </w:r>
-      <w:proofErr w:type="spellStart"/>
-      <w:r>
-        <w:rPr>
-          <w:sz w:val="28"/>
-          <w:szCs w:val="28"/>
-        </w:rPr>
-        <w:t>deja</w:t>
-      </w:r>
-      <w:proofErr w:type="spellEnd"/>
+      <w:r>
+        <w:rPr>
+          <w:sz w:val="28"/>
+          <w:szCs w:val="28"/>
+        </w:rPr>
+        <w:t>modifiées</w:t>
+      </w:r>
+      <w:r>
+        <w:rPr>
+          <w:sz w:val="28"/>
+          <w:szCs w:val="28"/>
+        </w:rPr>
+        <w:t xml:space="preserve"> ou </w:t>
+      </w:r>
+      <w:r>
+        <w:rPr>
+          <w:sz w:val="28"/>
+          <w:szCs w:val="28"/>
+        </w:rPr>
+        <w:t>supprimées</w:t>
+      </w:r>
+      <w:r>
+        <w:rPr>
+          <w:sz w:val="28"/>
+          <w:szCs w:val="28"/>
+        </w:rPr>
+        <w:t xml:space="preserve"> en base de </w:t>
+      </w:r>
+      <w:r>
+        <w:rPr>
+          <w:sz w:val="28"/>
+          <w:szCs w:val="28"/>
+        </w:rPr>
+        <w:t>données</w:t>
+      </w:r>
+      <w:r>
+        <w:rPr>
+          <w:sz w:val="28"/>
+          <w:szCs w:val="28"/>
+        </w:rPr>
+        <w:t xml:space="preserve"> ; les messages d'erreur doivent </w:t>
+      </w:r>
+      <w:r>
+        <w:rPr>
+          <w:sz w:val="28"/>
+          <w:szCs w:val="28"/>
+        </w:rPr>
+        <w:t>être</w:t>
+      </w:r>
       <w:r>
         <w:rPr>
           <w:sz w:val="28"/>
@@ -19607,233 +18830,47 @@
         </w:rPr>
         <w:t xml:space="preserve"> </w:t>
       </w:r>
-      <w:proofErr w:type="spellStart"/>
-      <w:r>
-        <w:rPr>
-          <w:sz w:val="28"/>
-          <w:szCs w:val="28"/>
-        </w:rPr>
-        <w:t>reserve</w:t>
-      </w:r>
-      <w:proofErr w:type="spellEnd"/>
-      <w:r>
-        <w:rPr>
-          <w:sz w:val="28"/>
-          <w:szCs w:val="28"/>
-        </w:rPr>
-        <w:t xml:space="preserve">, la tentative de </w:t>
-      </w:r>
-      <w:proofErr w:type="spellStart"/>
-      <w:r>
-        <w:rPr>
-          <w:sz w:val="28"/>
-          <w:szCs w:val="28"/>
-        </w:rPr>
-        <w:t>reservation</w:t>
-      </w:r>
-      <w:proofErr w:type="spellEnd"/>
-      <w:r>
-        <w:rPr>
-          <w:sz w:val="28"/>
-          <w:szCs w:val="28"/>
-        </w:rPr>
-        <w:t xml:space="preserve"> est </w:t>
-      </w:r>
-      <w:proofErr w:type="spellStart"/>
-      <w:r>
-        <w:rPr>
-          <w:sz w:val="28"/>
-          <w:szCs w:val="28"/>
-        </w:rPr>
-        <w:t>refusee</w:t>
-      </w:r>
-      <w:proofErr w:type="spellEnd"/>
-      <w:r>
-        <w:rPr>
-          <w:sz w:val="28"/>
-          <w:szCs w:val="28"/>
-        </w:rPr>
-        <w:t xml:space="preserve"> avec un message explicite, et seul un </w:t>
-      </w:r>
-      <w:proofErr w:type="spellStart"/>
-      <w:r>
-        <w:rPr>
-          <w:sz w:val="28"/>
-          <w:szCs w:val="28"/>
-        </w:rPr>
-        <w:t>creneau</w:t>
-      </w:r>
-      <w:proofErr w:type="spellEnd"/>
-      <w:r>
-        <w:rPr>
-          <w:sz w:val="28"/>
-          <w:szCs w:val="28"/>
-        </w:rPr>
-        <w:t xml:space="preserve"> libre peut </w:t>
-      </w:r>
-      <w:proofErr w:type="spellStart"/>
-      <w:r>
-        <w:rPr>
-          <w:sz w:val="28"/>
-          <w:szCs w:val="28"/>
-        </w:rPr>
-        <w:t>etre</w:t>
-      </w:r>
-      <w:proofErr w:type="spellEnd"/>
-      <w:r>
-        <w:rPr>
-          <w:sz w:val="28"/>
-          <w:szCs w:val="28"/>
-        </w:rPr>
-        <w:t xml:space="preserve"> </w:t>
-      </w:r>
-      <w:proofErr w:type="spellStart"/>
-      <w:r>
-        <w:rPr>
-          <w:sz w:val="28"/>
-          <w:szCs w:val="28"/>
-        </w:rPr>
-        <w:t>reserve</w:t>
-      </w:r>
-      <w:proofErr w:type="spellEnd"/>
-      <w:r>
-        <w:rPr>
-          <w:sz w:val="28"/>
-          <w:szCs w:val="28"/>
-        </w:rPr>
-        <w:t xml:space="preserve">. Pour le panneau d'administration, les tests ont </w:t>
-      </w:r>
-      <w:proofErr w:type="spellStart"/>
-      <w:proofErr w:type="gramStart"/>
-      <w:r>
-        <w:rPr>
-          <w:sz w:val="28"/>
-          <w:szCs w:val="28"/>
-        </w:rPr>
-        <w:t>confirme</w:t>
-      </w:r>
-      <w:proofErr w:type="spellEnd"/>
-      <w:proofErr w:type="gramEnd"/>
-      <w:r>
-        <w:rPr>
-          <w:sz w:val="28"/>
-          <w:szCs w:val="28"/>
-        </w:rPr>
-        <w:t xml:space="preserve"> que seuls les utilisateurs avec </w:t>
-      </w:r>
-      <w:proofErr w:type="spellStart"/>
-      <w:r>
-        <w:rPr>
-          <w:sz w:val="28"/>
-          <w:szCs w:val="28"/>
-        </w:rPr>
-        <w:t>role</w:t>
-      </w:r>
-      <w:proofErr w:type="spellEnd"/>
-      <w:r>
-        <w:rPr>
-          <w:sz w:val="28"/>
-          <w:szCs w:val="28"/>
-        </w:rPr>
-        <w:t xml:space="preserve"> administrateur peuvent y </w:t>
-      </w:r>
-      <w:proofErr w:type="spellStart"/>
-      <w:r>
-        <w:rPr>
-          <w:sz w:val="28"/>
-          <w:szCs w:val="28"/>
-        </w:rPr>
-        <w:t>acceder</w:t>
-      </w:r>
-      <w:proofErr w:type="spellEnd"/>
-      <w:r>
-        <w:rPr>
-          <w:sz w:val="28"/>
-          <w:szCs w:val="28"/>
-        </w:rPr>
-        <w:t xml:space="preserve">, que les </w:t>
-      </w:r>
-      <w:proofErr w:type="spellStart"/>
-      <w:r>
-        <w:rPr>
-          <w:sz w:val="28"/>
-          <w:szCs w:val="28"/>
-        </w:rPr>
-        <w:t>operations</w:t>
-      </w:r>
-      <w:proofErr w:type="spellEnd"/>
-      <w:r>
-        <w:rPr>
-          <w:sz w:val="28"/>
-          <w:szCs w:val="28"/>
-        </w:rPr>
-        <w:t xml:space="preserve"> CRUD (</w:t>
-      </w:r>
-      <w:proofErr w:type="spellStart"/>
-      <w:r>
-        <w:rPr>
-          <w:sz w:val="28"/>
-          <w:szCs w:val="28"/>
-        </w:rPr>
-        <w:t>creer</w:t>
-      </w:r>
-      <w:proofErr w:type="spellEnd"/>
-      <w:r>
-        <w:rPr>
-          <w:sz w:val="28"/>
-          <w:szCs w:val="28"/>
-        </w:rPr>
-        <w:t xml:space="preserve">, lire, mettre </w:t>
-      </w:r>
-      <w:proofErr w:type="spellStart"/>
-      <w:proofErr w:type="gramStart"/>
-      <w:r>
-        <w:rPr>
-          <w:sz w:val="28"/>
-          <w:szCs w:val="28"/>
-        </w:rPr>
-        <w:t>a</w:t>
-      </w:r>
-      <w:proofErr w:type="spellEnd"/>
-      <w:proofErr w:type="gramEnd"/>
-      <w:r>
-        <w:rPr>
-          <w:sz w:val="28"/>
-          <w:szCs w:val="28"/>
-        </w:rPr>
-        <w:t xml:space="preserve"> jour, supprimer) fonctionnent correctement sur les </w:t>
-      </w:r>
-      <w:proofErr w:type="spellStart"/>
-      <w:r>
-        <w:rPr>
-          <w:sz w:val="28"/>
-          <w:szCs w:val="28"/>
-        </w:rPr>
-        <w:t>vehicules</w:t>
-      </w:r>
-      <w:proofErr w:type="spellEnd"/>
-      <w:r>
-        <w:rPr>
-          <w:sz w:val="28"/>
-          <w:szCs w:val="28"/>
-        </w:rPr>
-        <w:t xml:space="preserve">, les utilisateurs et les </w:t>
-      </w:r>
-      <w:proofErr w:type="spellStart"/>
-      <w:r>
-        <w:rPr>
-          <w:sz w:val="28"/>
-          <w:szCs w:val="28"/>
-        </w:rPr>
-        <w:t>reservations</w:t>
-      </w:r>
-      <w:proofErr w:type="spellEnd"/>
-      <w:r>
-        <w:rPr>
-          <w:sz w:val="28"/>
-          <w:szCs w:val="28"/>
-        </w:rPr>
-        <w:t>, et que le journal d'audit enregistre les actions.</w:t>
+      <w:r>
+        <w:rPr>
+          <w:sz w:val="28"/>
+          <w:szCs w:val="28"/>
+        </w:rPr>
+        <w:t>compréhensibles</w:t>
+      </w:r>
+      <w:r>
+        <w:rPr>
+          <w:sz w:val="28"/>
+          <w:szCs w:val="28"/>
+        </w:rPr>
+        <w:t xml:space="preserve"> et non techniques pour l'utilisateur ; les pages doivent s'afficher correctement sur </w:t>
+      </w:r>
+      <w:r>
+        <w:rPr>
+          <w:sz w:val="28"/>
+          <w:szCs w:val="28"/>
+        </w:rPr>
+        <w:t>différents</w:t>
+      </w:r>
+      <w:r>
+        <w:rPr>
+          <w:sz w:val="28"/>
+          <w:szCs w:val="28"/>
+        </w:rPr>
+        <w:t xml:space="preserve"> formats d'</w:t>
+      </w:r>
+      <w:r>
+        <w:rPr>
+          <w:sz w:val="28"/>
+          <w:szCs w:val="28"/>
+        </w:rPr>
+        <w:t>écran</w:t>
+      </w:r>
+      <w:r>
+        <w:rPr>
+          <w:sz w:val="28"/>
+          <w:szCs w:val="28"/>
+        </w:rPr>
+        <w:t xml:space="preserve"> (responsive, mobile, tablette, desktop).</w:t>
       </w:r>
     </w:p>
     <w:p>
@@ -19849,215 +18886,63 @@
           <w:sz w:val="28"/>
           <w:szCs w:val="28"/>
         </w:rPr>
-        <w:t xml:space="preserve">Les </w:t>
-      </w:r>
-      <w:proofErr w:type="spellStart"/>
-      <w:r>
-        <w:rPr>
-          <w:sz w:val="28"/>
-          <w:szCs w:val="28"/>
-        </w:rPr>
-        <w:t>criteres</w:t>
-      </w:r>
-      <w:proofErr w:type="spellEnd"/>
-      <w:r>
-        <w:rPr>
-          <w:sz w:val="28"/>
-          <w:szCs w:val="28"/>
-        </w:rPr>
-        <w:t xml:space="preserve"> de validation pour chaque module sont les suivants : la </w:t>
-      </w:r>
-      <w:proofErr w:type="spellStart"/>
-      <w:r>
-        <w:rPr>
-          <w:sz w:val="28"/>
-          <w:szCs w:val="28"/>
-        </w:rPr>
-        <w:t>fonctionnalite</w:t>
-      </w:r>
-      <w:proofErr w:type="spellEnd"/>
-      <w:r>
-        <w:rPr>
-          <w:sz w:val="28"/>
-          <w:szCs w:val="28"/>
-        </w:rPr>
-        <w:t xml:space="preserve"> doit exister et </w:t>
-      </w:r>
-      <w:proofErr w:type="spellStart"/>
-      <w:r>
-        <w:rPr>
-          <w:sz w:val="28"/>
-          <w:szCs w:val="28"/>
-        </w:rPr>
-        <w:t>etre</w:t>
-      </w:r>
-      <w:proofErr w:type="spellEnd"/>
-      <w:r>
-        <w:rPr>
-          <w:sz w:val="28"/>
-          <w:szCs w:val="28"/>
-        </w:rPr>
-        <w:t xml:space="preserve"> accessible depuis l'interface utilisateur ; les interactions utilisateur (saisie, clic, navigation) doivent fonctionner sans erreur ; les </w:t>
-      </w:r>
-      <w:proofErr w:type="spellStart"/>
-      <w:r>
-        <w:rPr>
-          <w:sz w:val="28"/>
-          <w:szCs w:val="28"/>
-        </w:rPr>
-        <w:t>donnees</w:t>
-      </w:r>
-      <w:proofErr w:type="spellEnd"/>
-      <w:r>
-        <w:rPr>
-          <w:sz w:val="28"/>
-          <w:szCs w:val="28"/>
-        </w:rPr>
-        <w:t xml:space="preserve"> doivent </w:t>
-      </w:r>
-      <w:proofErr w:type="spellStart"/>
-      <w:r>
-        <w:rPr>
-          <w:sz w:val="28"/>
-          <w:szCs w:val="28"/>
-        </w:rPr>
-        <w:t>etre</w:t>
-      </w:r>
-      <w:proofErr w:type="spellEnd"/>
-      <w:r>
-        <w:rPr>
-          <w:sz w:val="28"/>
-          <w:szCs w:val="28"/>
-        </w:rPr>
-        <w:t xml:space="preserve"> correctement </w:t>
-      </w:r>
-      <w:proofErr w:type="spellStart"/>
-      <w:r>
-        <w:rPr>
-          <w:sz w:val="28"/>
-          <w:szCs w:val="28"/>
-        </w:rPr>
-        <w:t>enregistrees</w:t>
-      </w:r>
-      <w:proofErr w:type="spellEnd"/>
-      <w:r>
-        <w:rPr>
-          <w:sz w:val="28"/>
-          <w:szCs w:val="28"/>
-        </w:rPr>
-        <w:t xml:space="preserve">, </w:t>
-      </w:r>
-      <w:proofErr w:type="spellStart"/>
-      <w:r>
-        <w:rPr>
-          <w:sz w:val="28"/>
-          <w:szCs w:val="28"/>
-        </w:rPr>
-        <w:t>modifiees</w:t>
-      </w:r>
-      <w:proofErr w:type="spellEnd"/>
-      <w:r>
-        <w:rPr>
-          <w:sz w:val="28"/>
-          <w:szCs w:val="28"/>
-        </w:rPr>
-        <w:t xml:space="preserve"> ou </w:t>
-      </w:r>
-      <w:proofErr w:type="spellStart"/>
-      <w:r>
-        <w:rPr>
-          <w:sz w:val="28"/>
-          <w:szCs w:val="28"/>
-        </w:rPr>
-        <w:t>supprimees</w:t>
-      </w:r>
-      <w:proofErr w:type="spellEnd"/>
-      <w:r>
-        <w:rPr>
-          <w:sz w:val="28"/>
-          <w:szCs w:val="28"/>
-        </w:rPr>
-        <w:t xml:space="preserve"> en base de </w:t>
-      </w:r>
-      <w:proofErr w:type="spellStart"/>
-      <w:r>
-        <w:rPr>
-          <w:sz w:val="28"/>
-          <w:szCs w:val="28"/>
-        </w:rPr>
-        <w:t>donnees</w:t>
-      </w:r>
-      <w:proofErr w:type="spellEnd"/>
-      <w:r>
-        <w:rPr>
-          <w:sz w:val="28"/>
-          <w:szCs w:val="28"/>
-        </w:rPr>
-        <w:t xml:space="preserve"> ; les messages d'erreur doivent </w:t>
-      </w:r>
-      <w:proofErr w:type="spellStart"/>
-      <w:r>
-        <w:rPr>
-          <w:sz w:val="28"/>
-          <w:szCs w:val="28"/>
-        </w:rPr>
-        <w:t>etre</w:t>
-      </w:r>
-      <w:proofErr w:type="spellEnd"/>
-      <w:r>
-        <w:rPr>
-          <w:sz w:val="28"/>
-          <w:szCs w:val="28"/>
-        </w:rPr>
-        <w:t xml:space="preserve"> </w:t>
-      </w:r>
-      <w:proofErr w:type="spellStart"/>
-      <w:r>
-        <w:rPr>
-          <w:sz w:val="28"/>
-          <w:szCs w:val="28"/>
-        </w:rPr>
-        <w:t>comprehensibles</w:t>
-      </w:r>
-      <w:proofErr w:type="spellEnd"/>
-      <w:r>
-        <w:rPr>
-          <w:sz w:val="28"/>
-          <w:szCs w:val="28"/>
-        </w:rPr>
-        <w:t xml:space="preserve"> et non techniques pour l'utilisateur ; les pages doivent s'afficher correctement sur </w:t>
-      </w:r>
-      <w:proofErr w:type="spellStart"/>
-      <w:r>
-        <w:rPr>
-          <w:sz w:val="28"/>
-          <w:szCs w:val="28"/>
-        </w:rPr>
-        <w:t>differents</w:t>
-      </w:r>
-      <w:proofErr w:type="spellEnd"/>
-      <w:r>
-        <w:rPr>
-          <w:sz w:val="28"/>
-          <w:szCs w:val="28"/>
-        </w:rPr>
-        <w:t xml:space="preserve"> formats d'</w:t>
-      </w:r>
-      <w:proofErr w:type="spellStart"/>
-      <w:r>
-        <w:rPr>
-          <w:sz w:val="28"/>
-          <w:szCs w:val="28"/>
-        </w:rPr>
-        <w:t>ecran</w:t>
-      </w:r>
-      <w:proofErr w:type="spellEnd"/>
-      <w:r>
-        <w:rPr>
-          <w:sz w:val="28"/>
-          <w:szCs w:val="28"/>
-        </w:rPr>
-        <w:t xml:space="preserve"> (responsive, mobile, tablette, desktop).</w:t>
+        <w:t xml:space="preserve">Les tests fonctionnels ont été réalisés manuellement, module par module, au fur et à mesure du développement, conformément à la méthodologie cascade. Cette approche incrémentale a permis de </w:t>
+      </w:r>
+      <w:r>
+        <w:rPr>
+          <w:sz w:val="28"/>
+          <w:szCs w:val="28"/>
+        </w:rPr>
+        <w:t>détecter</w:t>
+      </w:r>
+      <w:r>
+        <w:rPr>
+          <w:sz w:val="28"/>
+          <w:szCs w:val="28"/>
+        </w:rPr>
+        <w:t xml:space="preserve"> et corriger les anomalies </w:t>
+      </w:r>
+      <w:r>
+        <w:rPr>
+          <w:sz w:val="28"/>
+          <w:szCs w:val="28"/>
+        </w:rPr>
+        <w:t>dès</w:t>
+      </w:r>
+      <w:r>
+        <w:rPr>
+          <w:sz w:val="28"/>
+          <w:szCs w:val="28"/>
+        </w:rPr>
+        <w:t xml:space="preserve"> leur apparition, plutôt que de les regrouper en fin de projet. Chaque module a fait l'objet d'une série de cas de test couvrant les scenarios nominaux (cas d'usage courant), les cas limites (valeurs </w:t>
+      </w:r>
+      <w:r>
+        <w:rPr>
+          <w:sz w:val="28"/>
+          <w:szCs w:val="28"/>
+        </w:rPr>
+        <w:t>extrêmes</w:t>
+      </w:r>
+      <w:r>
+        <w:rPr>
+          <w:sz w:val="28"/>
+          <w:szCs w:val="28"/>
+        </w:rPr>
+        <w:t xml:space="preserve">, situations </w:t>
+      </w:r>
+      <w:r>
+        <w:rPr>
+          <w:sz w:val="28"/>
+          <w:szCs w:val="28"/>
+        </w:rPr>
+        <w:t>particulières</w:t>
+      </w:r>
+      <w:r>
+        <w:rPr>
+          <w:sz w:val="28"/>
+          <w:szCs w:val="28"/>
+        </w:rPr>
+        <w:t>) et les cas d'erreur (saisies incorrectes, accès non autorises).</w:t>
       </w:r>
     </w:p>
     <w:p>
@@ -20073,103 +18958,7 @@
           <w:sz w:val="28"/>
           <w:szCs w:val="28"/>
         </w:rPr>
-        <w:t xml:space="preserve">Les tests fonctionnels ont été réalisés manuellement, module par module, au fur et à mesure du développement, conformément à la méthodologie cascade. Cette approche incrémentale a permis de </w:t>
-      </w:r>
-      <w:proofErr w:type="spellStart"/>
-      <w:r>
-        <w:rPr>
-          <w:sz w:val="28"/>
-          <w:szCs w:val="28"/>
-        </w:rPr>
-        <w:t>detecter</w:t>
-      </w:r>
-      <w:proofErr w:type="spellEnd"/>
-      <w:r>
-        <w:rPr>
-          <w:sz w:val="28"/>
-          <w:szCs w:val="28"/>
-        </w:rPr>
-        <w:t xml:space="preserve"> et corriger les anomalies </w:t>
-      </w:r>
-      <w:proofErr w:type="spellStart"/>
-      <w:r>
-        <w:rPr>
-          <w:sz w:val="28"/>
-          <w:szCs w:val="28"/>
-        </w:rPr>
-        <w:t>des</w:t>
-      </w:r>
-      <w:proofErr w:type="spellEnd"/>
-      <w:r>
-        <w:rPr>
-          <w:sz w:val="28"/>
-          <w:szCs w:val="28"/>
-        </w:rPr>
-        <w:t xml:space="preserve"> leur apparition, plutôt que de les regrouper en fin de projet. Chaque module a fait l'objet d'une série de cas de test couvrant les scenarios nominaux (cas d'usage courant), les cas limites (valeurs </w:t>
-      </w:r>
-      <w:proofErr w:type="spellStart"/>
-      <w:r>
-        <w:rPr>
-          <w:sz w:val="28"/>
-          <w:szCs w:val="28"/>
-        </w:rPr>
-        <w:t>extremes</w:t>
-      </w:r>
-      <w:proofErr w:type="spellEnd"/>
-      <w:r>
-        <w:rPr>
-          <w:sz w:val="28"/>
-          <w:szCs w:val="28"/>
-        </w:rPr>
-        <w:t xml:space="preserve">, situations </w:t>
-      </w:r>
-      <w:proofErr w:type="spellStart"/>
-      <w:r>
-        <w:rPr>
-          <w:sz w:val="28"/>
-          <w:szCs w:val="28"/>
-        </w:rPr>
-        <w:t>particulieres</w:t>
-      </w:r>
-      <w:proofErr w:type="spellEnd"/>
-      <w:r>
-        <w:rPr>
-          <w:sz w:val="28"/>
-          <w:szCs w:val="28"/>
-        </w:rPr>
-        <w:t>) et les cas d'erreur (saisies incorrectes, accès non autorises).</w:t>
-      </w:r>
-    </w:p>
-    <w:p>
-      <w:pPr>
-        <w:jc w:val="left"/>
-        <w:rPr>
-          <w:sz w:val="28"/>
-          <w:szCs w:val="28"/>
-        </w:rPr>
-      </w:pPr>
-      <w:r>
-        <w:rPr>
-          <w:sz w:val="28"/>
-          <w:szCs w:val="28"/>
-        </w:rPr>
-        <w:t xml:space="preserve">La validation de l'application EcoDrive a été conduite selon une approche pragmatique et progressive, en mobilisant plusieurs types de tests selon le risque et la criticité de chaque fonctionnalité. L'objectif était de s'assurer que chaque </w:t>
-      </w:r>
-      <w:proofErr w:type="spellStart"/>
-      <w:r>
-        <w:rPr>
-          <w:sz w:val="28"/>
-          <w:szCs w:val="28"/>
-        </w:rPr>
-        <w:t>feature</w:t>
-      </w:r>
-      <w:proofErr w:type="spellEnd"/>
-      <w:r>
-        <w:rPr>
-          <w:sz w:val="28"/>
-          <w:szCs w:val="28"/>
-        </w:rPr>
-        <w:t xml:space="preserve"> répond aux exigences définies en phase d'analyse et que les mécanismes de sécurité sont opérationnels avant la mise en production.</w:t>
+        <w:t>La validation de l'application EcoDrive a été conduite selon une approche pragmatique et progressive, en mobilisant plusieurs types de tests selon le risque et la criticité de chaque fonctionnalité. L'objectif était de s'assurer que chaque feature répond aux exigences définies en phase d'analyse et que les mécanismes de sécurité sont opérationnels avant la mise en production.</w:t>
       </w:r>
     </w:p>
     <w:p>
@@ -20261,43 +19050,7 @@
           <w:szCs w:val="28"/>
           <w:lang w:val="en-US"/>
         </w:rPr>
-        <w:t xml:space="preserve">XAMPP → </w:t>
-      </w:r>
-      <w:proofErr w:type="spellStart"/>
-      <w:r>
-        <w:rPr>
-          <w:sz w:val="28"/>
-          <w:szCs w:val="28"/>
-          <w:lang w:val="en-US"/>
-        </w:rPr>
-        <w:t>htdocs</w:t>
-      </w:r>
-      <w:proofErr w:type="spellEnd"/>
-      <w:r>
-        <w:rPr>
-          <w:sz w:val="28"/>
-          <w:szCs w:val="28"/>
-          <w:lang w:val="en-US"/>
-        </w:rPr>
-        <w:t xml:space="preserve">/ecodrive → import SQL → </w:t>
-      </w:r>
-      <w:proofErr w:type="gramStart"/>
-      <w:r>
-        <w:rPr>
-          <w:sz w:val="28"/>
-          <w:szCs w:val="28"/>
-          <w:lang w:val="en-US"/>
-        </w:rPr>
-        <w:t>config .env</w:t>
-      </w:r>
-      <w:proofErr w:type="gramEnd"/>
-      <w:r>
-        <w:rPr>
-          <w:sz w:val="28"/>
-          <w:szCs w:val="28"/>
-          <w:lang w:val="en-US"/>
-        </w:rPr>
-        <w:t xml:space="preserve"> → </w:t>
+        <w:t xml:space="preserve">XAMPP → htdocs/ecodrive → import SQL → config .env → </w:t>
       </w:r>
       <w:hyperlink r:id="rId30" w:history="1">
         <w:r>
@@ -20418,15 +19171,13 @@
         </w:rPr>
         <w:t xml:space="preserve">Au-delà du deploiement initial, la maintenance de l'application est indispensable pour garantir sa pérennité et sa </w:t>
       </w:r>
-      <w:proofErr w:type="spellStart"/>
-      <w:r>
-        <w:rPr>
-          <w:sz w:val="28"/>
-          <w:szCs w:val="28"/>
-        </w:rPr>
-        <w:t>securite</w:t>
-      </w:r>
-      <w:proofErr w:type="spellEnd"/>
+      <w:r>
+        <w:rPr>
+          <w:sz w:val="28"/>
+          <w:szCs w:val="28"/>
+        </w:rPr>
+        <w:t>sécurité</w:t>
+      </w:r>
       <w:r>
         <w:rPr>
           <w:sz w:val="28"/>
@@ -20434,15 +19185,13 @@
         </w:rPr>
         <w:t xml:space="preserve"> dans le temps. Elle s'articule autour de plusieurs types de maintenance, qui sont </w:t>
       </w:r>
-      <w:proofErr w:type="spellStart"/>
-      <w:r>
-        <w:rPr>
-          <w:sz w:val="28"/>
-          <w:szCs w:val="28"/>
-        </w:rPr>
-        <w:t>presentes</w:t>
-      </w:r>
-      <w:proofErr w:type="spellEnd"/>
+      <w:r>
+        <w:rPr>
+          <w:sz w:val="28"/>
+          <w:szCs w:val="28"/>
+        </w:rPr>
+        <w:t>présentes</w:t>
+      </w:r>
       <w:r>
         <w:rPr>
           <w:sz w:val="28"/>
@@ -20466,17 +19215,13 @@
         </w:rPr>
         <w:t xml:space="preserve">Les coûts </w:t>
       </w:r>
-      <w:proofErr w:type="spellStart"/>
-      <w:proofErr w:type="gramStart"/>
-      <w:r>
-        <w:rPr>
-          <w:sz w:val="28"/>
-          <w:szCs w:val="28"/>
-        </w:rPr>
-        <w:t>associes</w:t>
-      </w:r>
-      <w:proofErr w:type="spellEnd"/>
-      <w:proofErr w:type="gramEnd"/>
+      <w:r>
+        <w:rPr>
+          <w:sz w:val="28"/>
+          <w:szCs w:val="28"/>
+        </w:rPr>
+        <w:t>associés</w:t>
+      </w:r>
       <w:r>
         <w:rPr>
           <w:sz w:val="28"/>
@@ -20491,15 +19236,13 @@
         </w:rPr>
         <w:t xml:space="preserve"> </w:t>
       </w:r>
-      <w:proofErr w:type="spellStart"/>
-      <w:r>
-        <w:rPr>
-          <w:sz w:val="28"/>
-          <w:szCs w:val="28"/>
-        </w:rPr>
-        <w:t>presentes</w:t>
-      </w:r>
-      <w:proofErr w:type="spellEnd"/>
+      <w:r>
+        <w:rPr>
+          <w:sz w:val="28"/>
+          <w:szCs w:val="28"/>
+        </w:rPr>
+        <w:t>présentes</w:t>
+      </w:r>
       <w:r>
         <w:rPr>
           <w:sz w:val="28"/>
@@ -20507,31 +19250,41 @@
         </w:rPr>
         <w:t xml:space="preserve"> dans le Tableau 12 (Coûts de mise en production). Ils ont </w:t>
       </w:r>
-      <w:proofErr w:type="spellStart"/>
-      <w:r>
-        <w:rPr>
-          <w:sz w:val="28"/>
-          <w:szCs w:val="28"/>
-        </w:rPr>
-        <w:t>ete</w:t>
-      </w:r>
-      <w:proofErr w:type="spellEnd"/>
-      <w:r>
-        <w:rPr>
-          <w:sz w:val="28"/>
-          <w:szCs w:val="28"/>
-        </w:rPr>
-        <w:t xml:space="preserve"> estimes de </w:t>
-      </w:r>
-      <w:proofErr w:type="spellStart"/>
-      <w:r>
-        <w:rPr>
-          <w:sz w:val="28"/>
-          <w:szCs w:val="28"/>
-        </w:rPr>
-        <w:t>maniere</w:t>
-      </w:r>
-      <w:proofErr w:type="spellEnd"/>
+      <w:r>
+        <w:rPr>
+          <w:sz w:val="28"/>
+          <w:szCs w:val="28"/>
+        </w:rPr>
+        <w:t>été</w:t>
+      </w:r>
+      <w:r>
+        <w:rPr>
+          <w:sz w:val="28"/>
+          <w:szCs w:val="28"/>
+        </w:rPr>
+        <w:t xml:space="preserve"> </w:t>
+      </w:r>
+      <w:r>
+        <w:rPr>
+          <w:sz w:val="28"/>
+          <w:szCs w:val="28"/>
+        </w:rPr>
+        <w:t>estimés</w:t>
+      </w:r>
+      <w:r>
+        <w:rPr>
+          <w:sz w:val="28"/>
+          <w:szCs w:val="28"/>
+        </w:rPr>
+        <w:t xml:space="preserve"> de </w:t>
+      </w:r>
+      <w:r>
+        <w:rPr>
+          <w:sz w:val="28"/>
+          <w:szCs w:val="28"/>
+        </w:rPr>
+        <w:t>manière</w:t>
+      </w:r>
       <w:r>
         <w:rPr>
           <w:sz w:val="28"/>
@@ -20539,47 +19292,27 @@
         </w:rPr>
         <w:t xml:space="preserve"> conservative, en </w:t>
       </w:r>
-      <w:proofErr w:type="spellStart"/>
-      <w:r>
-        <w:rPr>
-          <w:sz w:val="28"/>
-          <w:szCs w:val="28"/>
-        </w:rPr>
-        <w:t>considerant</w:t>
-      </w:r>
-      <w:proofErr w:type="spellEnd"/>
-      <w:r>
-        <w:rPr>
-          <w:sz w:val="28"/>
-          <w:szCs w:val="28"/>
-        </w:rPr>
-        <w:t xml:space="preserve"> un deploiement sur un hébergement mutualise professionnel (avec SSL inclus ou </w:t>
-      </w:r>
-      <w:proofErr w:type="spellStart"/>
-      <w:r>
-        <w:rPr>
-          <w:sz w:val="28"/>
-          <w:szCs w:val="28"/>
-        </w:rPr>
-        <w:t>available</w:t>
-      </w:r>
-      <w:proofErr w:type="spellEnd"/>
-      <w:r>
-        <w:rPr>
-          <w:sz w:val="28"/>
-          <w:szCs w:val="28"/>
-        </w:rPr>
-        <w:t xml:space="preserve">), et constituent un ordre de grandeur pour le dimensionnement </w:t>
-      </w:r>
-      <w:proofErr w:type="spellStart"/>
-      <w:r>
-        <w:rPr>
-          <w:sz w:val="28"/>
-          <w:szCs w:val="28"/>
-        </w:rPr>
-        <w:t>budgetaire</w:t>
-      </w:r>
-      <w:proofErr w:type="spellEnd"/>
+      <w:r>
+        <w:rPr>
+          <w:sz w:val="28"/>
+          <w:szCs w:val="28"/>
+        </w:rPr>
+        <w:t>considérant</w:t>
+      </w:r>
+      <w:r>
+        <w:rPr>
+          <w:sz w:val="28"/>
+          <w:szCs w:val="28"/>
+        </w:rPr>
+        <w:t xml:space="preserve"> un deploiement sur un hébergement mutualise professionnel (avec SSL inclus ou available), et constituent un ordre de grandeur pour le dimensionnement </w:t>
+      </w:r>
+      <w:r>
+        <w:rPr>
+          <w:sz w:val="28"/>
+          <w:szCs w:val="28"/>
+        </w:rPr>
+        <w:t>budgétaire</w:t>
+      </w:r>
       <w:r>
         <w:rPr>
           <w:sz w:val="28"/>
@@ -20603,47 +19336,27 @@
         </w:rPr>
         <w:t xml:space="preserve">Passage en production </w:t>
       </w:r>
-      <w:proofErr w:type="spellStart"/>
-      <w:r>
-        <w:rPr>
-          <w:sz w:val="28"/>
-          <w:szCs w:val="28"/>
-        </w:rPr>
-        <w:t>reelle</w:t>
-      </w:r>
-      <w:proofErr w:type="spellEnd"/>
-      <w:r>
-        <w:rPr>
-          <w:sz w:val="28"/>
-          <w:szCs w:val="28"/>
-        </w:rPr>
-        <w:t xml:space="preserve"> (</w:t>
-      </w:r>
-      <w:proofErr w:type="gramStart"/>
-      <w:r>
-        <w:rPr>
-          <w:sz w:val="28"/>
-          <w:szCs w:val="28"/>
-        </w:rPr>
-        <w:t>hors</w:t>
-      </w:r>
-      <w:proofErr w:type="gramEnd"/>
-      <w:r>
-        <w:rPr>
-          <w:sz w:val="28"/>
-          <w:szCs w:val="28"/>
-        </w:rPr>
-        <w:t xml:space="preserve"> XAMPP local) : quand l'application est </w:t>
-      </w:r>
-      <w:proofErr w:type="spellStart"/>
-      <w:r>
-        <w:rPr>
-          <w:sz w:val="28"/>
-          <w:szCs w:val="28"/>
-        </w:rPr>
-        <w:t>prete</w:t>
-      </w:r>
-      <w:proofErr w:type="spellEnd"/>
+      <w:r>
+        <w:rPr>
+          <w:sz w:val="28"/>
+          <w:szCs w:val="28"/>
+        </w:rPr>
+        <w:t>réelle</w:t>
+      </w:r>
+      <w:r>
+        <w:rPr>
+          <w:sz w:val="28"/>
+          <w:szCs w:val="28"/>
+        </w:rPr>
+        <w:t xml:space="preserve"> (hors XAMPP local) : quand l'application est </w:t>
+      </w:r>
+      <w:r>
+        <w:rPr>
+          <w:sz w:val="28"/>
+          <w:szCs w:val="28"/>
+        </w:rPr>
+        <w:t>prête</w:t>
+      </w:r>
       <w:r>
         <w:rPr>
           <w:sz w:val="28"/>
@@ -20651,15 +19364,13 @@
         </w:rPr>
         <w:t xml:space="preserve"> et testée localement, le passage en production sur un serveur </w:t>
       </w:r>
-      <w:proofErr w:type="spellStart"/>
-      <w:r>
-        <w:rPr>
-          <w:sz w:val="28"/>
-          <w:szCs w:val="28"/>
-        </w:rPr>
-        <w:t>reel</w:t>
-      </w:r>
-      <w:proofErr w:type="spellEnd"/>
+      <w:r>
+        <w:rPr>
+          <w:sz w:val="28"/>
+          <w:szCs w:val="28"/>
+        </w:rPr>
+        <w:t>réel</w:t>
+      </w:r>
       <w:r>
         <w:rPr>
           <w:sz w:val="28"/>
@@ -20667,15 +19378,13 @@
         </w:rPr>
         <w:t xml:space="preserve"> implique quelques adaptations </w:t>
       </w:r>
-      <w:proofErr w:type="spellStart"/>
-      <w:r>
-        <w:rPr>
-          <w:sz w:val="28"/>
-          <w:szCs w:val="28"/>
-        </w:rPr>
-        <w:t>supplementaires</w:t>
-      </w:r>
-      <w:proofErr w:type="spellEnd"/>
+      <w:r>
+        <w:rPr>
+          <w:sz w:val="28"/>
+          <w:szCs w:val="28"/>
+        </w:rPr>
+        <w:t>supplémentaires</w:t>
+      </w:r>
       <w:r>
         <w:rPr>
           <w:sz w:val="28"/>
@@ -20683,15 +19392,13 @@
         </w:rPr>
         <w:t xml:space="preserve">. Sur un serveur de production (mutualise ou </w:t>
       </w:r>
-      <w:proofErr w:type="spellStart"/>
-      <w:r>
-        <w:rPr>
-          <w:sz w:val="28"/>
-          <w:szCs w:val="28"/>
-        </w:rPr>
-        <w:t>dedie</w:t>
-      </w:r>
-      <w:proofErr w:type="spellEnd"/>
+      <w:r>
+        <w:rPr>
+          <w:sz w:val="28"/>
+          <w:szCs w:val="28"/>
+        </w:rPr>
+        <w:t>dédie</w:t>
+      </w:r>
       <w:r>
         <w:rPr>
           <w:sz w:val="28"/>
@@ -20699,15 +19406,13 @@
         </w:rPr>
         <w:t xml:space="preserve">), il faut : installer PHP 8 avec les extensions </w:t>
       </w:r>
-      <w:proofErr w:type="spellStart"/>
-      <w:r>
-        <w:rPr>
-          <w:sz w:val="28"/>
-          <w:szCs w:val="28"/>
-        </w:rPr>
-        <w:t>necessaires</w:t>
-      </w:r>
-      <w:proofErr w:type="spellEnd"/>
+      <w:r>
+        <w:rPr>
+          <w:sz w:val="28"/>
+          <w:szCs w:val="28"/>
+        </w:rPr>
+        <w:t>nécessaires</w:t>
+      </w:r>
       <w:r>
         <w:rPr>
           <w:sz w:val="28"/>
@@ -20715,15 +19420,13 @@
         </w:rPr>
         <w:t xml:space="preserve"> (PDO, </w:t>
       </w:r>
-      <w:proofErr w:type="spellStart"/>
-      <w:r>
-        <w:rPr>
-          <w:sz w:val="28"/>
-          <w:szCs w:val="28"/>
-        </w:rPr>
-        <w:t>mysqli</w:t>
-      </w:r>
-      <w:proofErr w:type="spellEnd"/>
+      <w:r>
+        <w:rPr>
+          <w:sz w:val="28"/>
+          <w:szCs w:val="28"/>
+        </w:rPr>
+        <w:t>MySQL</w:t>
+      </w:r>
       <w:r>
         <w:rPr>
           <w:sz w:val="28"/>
@@ -20731,15 +19434,13 @@
         </w:rPr>
         <w:t xml:space="preserve">, etc.), configurer Apache avec un </w:t>
       </w:r>
-      <w:proofErr w:type="spellStart"/>
-      <w:r>
-        <w:rPr>
-          <w:sz w:val="28"/>
-          <w:szCs w:val="28"/>
-        </w:rPr>
-        <w:t>VirtualHost</w:t>
-      </w:r>
-      <w:proofErr w:type="spellEnd"/>
+      <w:r>
+        <w:rPr>
+          <w:sz w:val="28"/>
+          <w:szCs w:val="28"/>
+        </w:rPr>
+        <w:t>Virtual Host</w:t>
+      </w:r>
       <w:r>
         <w:rPr>
           <w:sz w:val="28"/>
@@ -20747,15 +19448,13 @@
         </w:rPr>
         <w:t xml:space="preserve"> pointant vers le dossier de l'application, configurer le serveur de base de </w:t>
       </w:r>
-      <w:proofErr w:type="spellStart"/>
-      <w:r>
-        <w:rPr>
-          <w:sz w:val="28"/>
-          <w:szCs w:val="28"/>
-        </w:rPr>
-        <w:t>donnees</w:t>
-      </w:r>
-      <w:proofErr w:type="spellEnd"/>
+      <w:r>
+        <w:rPr>
+          <w:sz w:val="28"/>
+          <w:szCs w:val="28"/>
+        </w:rPr>
+        <w:t>données</w:t>
+      </w:r>
       <w:r>
         <w:rPr>
           <w:sz w:val="28"/>
@@ -20763,15 +19462,13 @@
         </w:rPr>
         <w:t xml:space="preserve"> (MySQL sur le serveur ou un serveur distant), </w:t>
       </w:r>
-      <w:proofErr w:type="spellStart"/>
-      <w:r>
-        <w:rPr>
-          <w:sz w:val="28"/>
-          <w:szCs w:val="28"/>
-        </w:rPr>
-        <w:t>creer</w:t>
-      </w:r>
-      <w:proofErr w:type="spellEnd"/>
+      <w:r>
+        <w:rPr>
+          <w:sz w:val="28"/>
+          <w:szCs w:val="28"/>
+        </w:rPr>
+        <w:t>créer</w:t>
+      </w:r>
       <w:r>
         <w:rPr>
           <w:sz w:val="28"/>
@@ -20779,47 +19476,169 @@
         </w:rPr>
         <w:t xml:space="preserve"> la base de </w:t>
       </w:r>
-      <w:proofErr w:type="spellStart"/>
-      <w:r>
-        <w:rPr>
-          <w:sz w:val="28"/>
-          <w:szCs w:val="28"/>
-        </w:rPr>
-        <w:t>donnees</w:t>
-      </w:r>
-      <w:proofErr w:type="spellEnd"/>
-      <w:r>
-        <w:rPr>
-          <w:sz w:val="28"/>
-          <w:szCs w:val="28"/>
-        </w:rPr>
-        <w:t xml:space="preserve"> et importer le script SQL, configurer le fichier .</w:t>
-      </w:r>
-      <w:proofErr w:type="spellStart"/>
-      <w:r>
-        <w:rPr>
-          <w:sz w:val="28"/>
-          <w:szCs w:val="28"/>
-        </w:rPr>
-        <w:t>env</w:t>
-      </w:r>
-      <w:proofErr w:type="spellEnd"/>
-      <w:r>
-        <w:rPr>
-          <w:sz w:val="28"/>
-          <w:szCs w:val="28"/>
-        </w:rPr>
-        <w:t xml:space="preserve"> avec les identifiants de production, activer HTTPS (certificat SSL, disons </w:t>
-      </w:r>
-      <w:proofErr w:type="spellStart"/>
-      <w:r>
-        <w:rPr>
-          <w:sz w:val="28"/>
-          <w:szCs w:val="28"/>
-        </w:rPr>
-        <w:t>Let's</w:t>
-      </w:r>
-      <w:proofErr w:type="spellEnd"/>
+      <w:r>
+        <w:rPr>
+          <w:sz w:val="28"/>
+          <w:szCs w:val="28"/>
+        </w:rPr>
+        <w:t>données</w:t>
+      </w:r>
+      <w:r>
+        <w:rPr>
+          <w:sz w:val="28"/>
+          <w:szCs w:val="28"/>
+        </w:rPr>
+        <w:t xml:space="preserve"> et importer le script SQL, configurer le fichier .env avec les identifiants de production, activer HTTPS (certificat SSL, disons Let's Encrypt pour un nom de domaine), </w:t>
+      </w:r>
+      <w:r>
+        <w:rPr>
+          <w:sz w:val="28"/>
+          <w:szCs w:val="28"/>
+        </w:rPr>
+        <w:t>protéger</w:t>
+      </w:r>
+      <w:r>
+        <w:rPr>
+          <w:sz w:val="28"/>
+          <w:szCs w:val="28"/>
+        </w:rPr>
+        <w:t xml:space="preserve"> le fichier .env contre l'</w:t>
+      </w:r>
+      <w:r>
+        <w:rPr>
+          <w:sz w:val="28"/>
+          <w:szCs w:val="28"/>
+        </w:rPr>
+        <w:t>accès</w:t>
+      </w:r>
+      <w:r>
+        <w:rPr>
+          <w:sz w:val="28"/>
+          <w:szCs w:val="28"/>
+        </w:rPr>
+        <w:t xml:space="preserve"> web (via configuration Apache ou en le </w:t>
+      </w:r>
+      <w:r>
+        <w:rPr>
+          <w:sz w:val="28"/>
+          <w:szCs w:val="28"/>
+        </w:rPr>
+        <w:t>déplaçant</w:t>
+      </w:r>
+      <w:r>
+        <w:rPr>
+          <w:sz w:val="28"/>
+          <w:szCs w:val="28"/>
+        </w:rPr>
+        <w:t xml:space="preserve"> en dehors du dossier web), configurer les backups </w:t>
+      </w:r>
+      <w:r>
+        <w:rPr>
+          <w:sz w:val="28"/>
+          <w:szCs w:val="28"/>
+        </w:rPr>
+        <w:t>réguliers</w:t>
+      </w:r>
+      <w:r>
+        <w:rPr>
+          <w:sz w:val="28"/>
+          <w:szCs w:val="28"/>
+        </w:rPr>
+        <w:t xml:space="preserve"> de la base de </w:t>
+      </w:r>
+      <w:r>
+        <w:rPr>
+          <w:sz w:val="28"/>
+          <w:szCs w:val="28"/>
+        </w:rPr>
+        <w:t>données</w:t>
+      </w:r>
+      <w:r>
+        <w:rPr>
+          <w:sz w:val="28"/>
+          <w:szCs w:val="28"/>
+        </w:rPr>
+        <w:t xml:space="preserve">, et </w:t>
+      </w:r>
+      <w:r>
+        <w:rPr>
+          <w:sz w:val="28"/>
+          <w:szCs w:val="28"/>
+        </w:rPr>
+        <w:t>réaliser</w:t>
+      </w:r>
+      <w:r>
+        <w:rPr>
+          <w:sz w:val="28"/>
+          <w:szCs w:val="28"/>
+        </w:rPr>
+        <w:t xml:space="preserve"> les tests finaux de fonctionnement en ligne.</w:t>
+      </w:r>
+    </w:p>
+    <w:p>
+      <w:pPr>
+        <w:jc w:val="left"/>
+        <w:rPr>
+          <w:sz w:val="28"/>
+          <w:szCs w:val="28"/>
+        </w:rPr>
+      </w:pPr>
+      <w:r>
+        <w:rPr>
+          <w:sz w:val="28"/>
+          <w:szCs w:val="28"/>
+        </w:rPr>
+        <w:t xml:space="preserve">Etape 7 — Finalisation et documentation : une fois l'application fonctionnelle, documenter l'installation (ces </w:t>
+      </w:r>
+      <w:r>
+        <w:rPr>
+          <w:sz w:val="28"/>
+          <w:szCs w:val="28"/>
+        </w:rPr>
+        <w:t>étapes</w:t>
+      </w:r>
+      <w:r>
+        <w:rPr>
+          <w:sz w:val="28"/>
+          <w:szCs w:val="28"/>
+        </w:rPr>
+        <w:t xml:space="preserve">, les </w:t>
+      </w:r>
+      <w:r>
+        <w:rPr>
+          <w:sz w:val="28"/>
+          <w:szCs w:val="28"/>
+        </w:rPr>
+        <w:t>paramètres</w:t>
+      </w:r>
+      <w:r>
+        <w:rPr>
+          <w:sz w:val="28"/>
+          <w:szCs w:val="28"/>
+        </w:rPr>
+        <w:t xml:space="preserve"> configures, les identifiants, les éventuelles </w:t>
+      </w:r>
+      <w:r>
+        <w:rPr>
+          <w:sz w:val="28"/>
+          <w:szCs w:val="28"/>
+        </w:rPr>
+        <w:t>personnalisations</w:t>
+      </w:r>
+      <w:r>
+        <w:rPr>
+          <w:sz w:val="28"/>
+          <w:szCs w:val="28"/>
+        </w:rPr>
+        <w:t xml:space="preserve">) pour une </w:t>
+      </w:r>
+      <w:r>
+        <w:rPr>
+          <w:sz w:val="28"/>
+          <w:szCs w:val="28"/>
+        </w:rPr>
+        <w:t>éventuelle</w:t>
+      </w:r>
       <w:r>
         <w:rPr>
           <w:sz w:val="28"/>
@@ -20827,133 +19646,47 @@
         </w:rPr>
         <w:t xml:space="preserve"> </w:t>
       </w:r>
-      <w:proofErr w:type="spellStart"/>
-      <w:r>
-        <w:rPr>
-          <w:sz w:val="28"/>
-          <w:szCs w:val="28"/>
-        </w:rPr>
-        <w:t>Encrypt</w:t>
-      </w:r>
-      <w:proofErr w:type="spellEnd"/>
-      <w:r>
-        <w:rPr>
-          <w:sz w:val="28"/>
-          <w:szCs w:val="28"/>
-        </w:rPr>
-        <w:t xml:space="preserve"> pour un nom de domaine), </w:t>
-      </w:r>
-      <w:proofErr w:type="spellStart"/>
-      <w:r>
-        <w:rPr>
-          <w:sz w:val="28"/>
-          <w:szCs w:val="28"/>
-        </w:rPr>
-        <w:t>proteger</w:t>
-      </w:r>
-      <w:proofErr w:type="spellEnd"/>
-      <w:r>
-        <w:rPr>
-          <w:sz w:val="28"/>
-          <w:szCs w:val="28"/>
-        </w:rPr>
-        <w:t xml:space="preserve"> le fichier .</w:t>
-      </w:r>
-      <w:proofErr w:type="spellStart"/>
-      <w:r>
-        <w:rPr>
-          <w:sz w:val="28"/>
-          <w:szCs w:val="28"/>
-        </w:rPr>
-        <w:t>env</w:t>
-      </w:r>
-      <w:proofErr w:type="spellEnd"/>
-      <w:r>
-        <w:rPr>
-          <w:sz w:val="28"/>
-          <w:szCs w:val="28"/>
-        </w:rPr>
-        <w:t xml:space="preserve"> contre l'</w:t>
-      </w:r>
-      <w:proofErr w:type="spellStart"/>
-      <w:r>
-        <w:rPr>
-          <w:sz w:val="28"/>
-          <w:szCs w:val="28"/>
-        </w:rPr>
-        <w:t>acces</w:t>
-      </w:r>
-      <w:proofErr w:type="spellEnd"/>
-      <w:r>
-        <w:rPr>
-          <w:sz w:val="28"/>
-          <w:szCs w:val="28"/>
-        </w:rPr>
-        <w:t xml:space="preserve"> web (via configuration Apache ou en le </w:t>
-      </w:r>
-      <w:proofErr w:type="spellStart"/>
-      <w:r>
-        <w:rPr>
-          <w:sz w:val="28"/>
-          <w:szCs w:val="28"/>
-        </w:rPr>
-        <w:t>deplacant</w:t>
-      </w:r>
-      <w:proofErr w:type="spellEnd"/>
-      <w:r>
-        <w:rPr>
-          <w:sz w:val="28"/>
-          <w:szCs w:val="28"/>
-        </w:rPr>
-        <w:t xml:space="preserve"> en dehors du dossier web), configurer les backups </w:t>
-      </w:r>
-      <w:proofErr w:type="spellStart"/>
-      <w:r>
-        <w:rPr>
-          <w:sz w:val="28"/>
-          <w:szCs w:val="28"/>
-        </w:rPr>
-        <w:t>reguliers</w:t>
-      </w:r>
-      <w:proofErr w:type="spellEnd"/>
-      <w:r>
-        <w:rPr>
-          <w:sz w:val="28"/>
-          <w:szCs w:val="28"/>
-        </w:rPr>
-        <w:t xml:space="preserve"> de la base de </w:t>
-      </w:r>
-      <w:proofErr w:type="spellStart"/>
-      <w:r>
-        <w:rPr>
-          <w:sz w:val="28"/>
-          <w:szCs w:val="28"/>
-        </w:rPr>
-        <w:t>donnees</w:t>
-      </w:r>
-      <w:proofErr w:type="spellEnd"/>
-      <w:r>
-        <w:rPr>
-          <w:sz w:val="28"/>
-          <w:szCs w:val="28"/>
-        </w:rPr>
-        <w:t xml:space="preserve">, et </w:t>
-      </w:r>
-      <w:proofErr w:type="spellStart"/>
-      <w:r>
-        <w:rPr>
-          <w:sz w:val="28"/>
-          <w:szCs w:val="28"/>
-        </w:rPr>
-        <w:t>realiser</w:t>
-      </w:r>
-      <w:proofErr w:type="spellEnd"/>
-      <w:r>
-        <w:rPr>
-          <w:sz w:val="28"/>
-          <w:szCs w:val="28"/>
-        </w:rPr>
-        <w:t xml:space="preserve"> les tests finaux de fonctionnement en ligne.</w:t>
+      <w:r>
+        <w:rPr>
+          <w:sz w:val="28"/>
+          <w:szCs w:val="28"/>
+        </w:rPr>
+        <w:t>réinstallation</w:t>
+      </w:r>
+      <w:r>
+        <w:rPr>
+          <w:sz w:val="28"/>
+          <w:szCs w:val="28"/>
+        </w:rPr>
+        <w:t xml:space="preserve"> ou transfert. Archiver les fichiers de configuration (.env) de </w:t>
+      </w:r>
+      <w:r>
+        <w:rPr>
+          <w:sz w:val="28"/>
+          <w:szCs w:val="28"/>
+        </w:rPr>
+        <w:t>manière</w:t>
+      </w:r>
+      <w:r>
+        <w:rPr>
+          <w:sz w:val="28"/>
+          <w:szCs w:val="28"/>
+        </w:rPr>
+        <w:t xml:space="preserve"> </w:t>
+      </w:r>
+      <w:r>
+        <w:rPr>
+          <w:sz w:val="28"/>
+          <w:szCs w:val="28"/>
+        </w:rPr>
+        <w:t>sécurisée</w:t>
+      </w:r>
+      <w:r>
+        <w:rPr>
+          <w:sz w:val="28"/>
+          <w:szCs w:val="28"/>
+        </w:rPr>
+        <w:t>.</w:t>
       </w:r>
     </w:p>
     <w:p>
@@ -20969,135 +19702,119 @@
           <w:sz w:val="28"/>
           <w:szCs w:val="28"/>
         </w:rPr>
-        <w:t xml:space="preserve">Etape 7 — Finalisation et documentation : une fois l'application fonctionnelle, documenter l'installation (ces </w:t>
-      </w:r>
-      <w:proofErr w:type="spellStart"/>
-      <w:r>
-        <w:rPr>
-          <w:sz w:val="28"/>
-          <w:szCs w:val="28"/>
-        </w:rPr>
-        <w:t>etapes</w:t>
-      </w:r>
-      <w:proofErr w:type="spellEnd"/>
-      <w:r>
-        <w:rPr>
-          <w:sz w:val="28"/>
-          <w:szCs w:val="28"/>
-        </w:rPr>
-        <w:t xml:space="preserve">, les </w:t>
-      </w:r>
-      <w:proofErr w:type="spellStart"/>
-      <w:r>
-        <w:rPr>
-          <w:sz w:val="28"/>
-          <w:szCs w:val="28"/>
-        </w:rPr>
-        <w:t>parametres</w:t>
-      </w:r>
-      <w:proofErr w:type="spellEnd"/>
-      <w:r>
-        <w:rPr>
-          <w:sz w:val="28"/>
-          <w:szCs w:val="28"/>
-        </w:rPr>
-        <w:t xml:space="preserve"> configures, les identifiants, les éventuelles </w:t>
-      </w:r>
-      <w:proofErr w:type="spellStart"/>
-      <w:r>
-        <w:rPr>
-          <w:sz w:val="28"/>
-          <w:szCs w:val="28"/>
-        </w:rPr>
-        <w:t>personalisations</w:t>
-      </w:r>
-      <w:proofErr w:type="spellEnd"/>
-      <w:r>
-        <w:rPr>
-          <w:sz w:val="28"/>
-          <w:szCs w:val="28"/>
-        </w:rPr>
-        <w:t xml:space="preserve">) pour une </w:t>
-      </w:r>
-      <w:proofErr w:type="spellStart"/>
-      <w:r>
-        <w:rPr>
-          <w:sz w:val="28"/>
-          <w:szCs w:val="28"/>
-        </w:rPr>
-        <w:t>eventuelle</w:t>
-      </w:r>
-      <w:proofErr w:type="spellEnd"/>
-      <w:r>
-        <w:rPr>
-          <w:sz w:val="28"/>
-          <w:szCs w:val="28"/>
-        </w:rPr>
-        <w:t xml:space="preserve"> </w:t>
-      </w:r>
-      <w:proofErr w:type="spellStart"/>
-      <w:r>
-        <w:rPr>
-          <w:sz w:val="28"/>
-          <w:szCs w:val="28"/>
-        </w:rPr>
-        <w:t>reinstallation</w:t>
-      </w:r>
-      <w:proofErr w:type="spellEnd"/>
-      <w:r>
-        <w:rPr>
-          <w:sz w:val="28"/>
-          <w:szCs w:val="28"/>
-        </w:rPr>
-        <w:t xml:space="preserve"> ou transfert. Archiver les fichiers de configuration (.</w:t>
-      </w:r>
-      <w:proofErr w:type="spellStart"/>
-      <w:r>
-        <w:rPr>
-          <w:sz w:val="28"/>
-          <w:szCs w:val="28"/>
-        </w:rPr>
-        <w:t>env</w:t>
-      </w:r>
-      <w:proofErr w:type="spellEnd"/>
-      <w:r>
-        <w:rPr>
-          <w:sz w:val="28"/>
-          <w:szCs w:val="28"/>
-        </w:rPr>
-        <w:t xml:space="preserve">) de </w:t>
-      </w:r>
-      <w:proofErr w:type="spellStart"/>
-      <w:r>
-        <w:rPr>
-          <w:sz w:val="28"/>
-          <w:szCs w:val="28"/>
-        </w:rPr>
-        <w:t>maniere</w:t>
-      </w:r>
-      <w:proofErr w:type="spellEnd"/>
-      <w:r>
-        <w:rPr>
-          <w:sz w:val="28"/>
-          <w:szCs w:val="28"/>
-        </w:rPr>
-        <w:t xml:space="preserve"> </w:t>
-      </w:r>
-      <w:proofErr w:type="spellStart"/>
-      <w:r>
-        <w:rPr>
-          <w:sz w:val="28"/>
-          <w:szCs w:val="28"/>
-        </w:rPr>
-        <w:t>securisee</w:t>
-      </w:r>
-      <w:proofErr w:type="spellEnd"/>
-      <w:r>
-        <w:rPr>
-          <w:sz w:val="28"/>
-          <w:szCs w:val="28"/>
-        </w:rPr>
-        <w:t>.</w:t>
+        <w:t xml:space="preserve">Etape 6 — Tests de </w:t>
+      </w:r>
+      <w:r>
+        <w:rPr>
+          <w:sz w:val="28"/>
+          <w:szCs w:val="28"/>
+        </w:rPr>
+        <w:t>sécurité</w:t>
+      </w:r>
+      <w:r>
+        <w:rPr>
+          <w:sz w:val="28"/>
+          <w:szCs w:val="28"/>
+        </w:rPr>
+        <w:t xml:space="preserve"> et de robustesse : </w:t>
+      </w:r>
+      <w:r>
+        <w:rPr>
+          <w:sz w:val="28"/>
+          <w:szCs w:val="28"/>
+        </w:rPr>
+        <w:t>vérifier</w:t>
+      </w:r>
+      <w:r>
+        <w:rPr>
+          <w:sz w:val="28"/>
+          <w:szCs w:val="28"/>
+        </w:rPr>
+        <w:t xml:space="preserve"> que les protections CSRF sont actives (tester un formulaire sans token), que les mots de passe sont bien hashe (pas visible dans la base), et que les </w:t>
+      </w:r>
+      <w:r>
+        <w:rPr>
+          <w:sz w:val="28"/>
+          <w:szCs w:val="28"/>
+        </w:rPr>
+        <w:t>requêtes</w:t>
+      </w:r>
+      <w:r>
+        <w:rPr>
+          <w:sz w:val="28"/>
+          <w:szCs w:val="28"/>
+        </w:rPr>
+        <w:t xml:space="preserve"> sont </w:t>
+      </w:r>
+      <w:r>
+        <w:rPr>
+          <w:sz w:val="28"/>
+          <w:szCs w:val="28"/>
+        </w:rPr>
+        <w:t>préparées</w:t>
+      </w:r>
+      <w:r>
+        <w:rPr>
+          <w:sz w:val="28"/>
+          <w:szCs w:val="28"/>
+        </w:rPr>
+        <w:t xml:space="preserve"> (tester une injection SQL basique pour confirmer qu'elle est </w:t>
+      </w:r>
+      <w:r>
+        <w:rPr>
+          <w:sz w:val="28"/>
+          <w:szCs w:val="28"/>
+        </w:rPr>
+        <w:t>bloquée</w:t>
+      </w:r>
+      <w:r>
+        <w:rPr>
+          <w:sz w:val="28"/>
+          <w:szCs w:val="28"/>
+        </w:rPr>
+        <w:t xml:space="preserve">). </w:t>
+      </w:r>
+      <w:r>
+        <w:rPr>
+          <w:sz w:val="28"/>
+          <w:szCs w:val="28"/>
+        </w:rPr>
+        <w:t>Vérifier</w:t>
+      </w:r>
+      <w:r>
+        <w:rPr>
+          <w:sz w:val="28"/>
+          <w:szCs w:val="28"/>
+        </w:rPr>
+        <w:t xml:space="preserve"> aussi le rate limiting (plusieurs </w:t>
+      </w:r>
+      <w:r>
+        <w:rPr>
+          <w:sz w:val="28"/>
+          <w:szCs w:val="28"/>
+        </w:rPr>
+        <w:t>échecs</w:t>
+      </w:r>
+      <w:r>
+        <w:rPr>
+          <w:sz w:val="28"/>
+          <w:szCs w:val="28"/>
+        </w:rPr>
+        <w:t xml:space="preserve"> de connexion </w:t>
+      </w:r>
+      <w:r>
+        <w:rPr>
+          <w:sz w:val="28"/>
+          <w:szCs w:val="28"/>
+        </w:rPr>
+        <w:t>consécutifs</w:t>
+      </w:r>
+      <w:r>
+        <w:rPr>
+          <w:sz w:val="28"/>
+          <w:szCs w:val="28"/>
+        </w:rPr>
+        <w:t>).</w:t>
       </w:r>
     </w:p>
     <w:p>
@@ -21113,209 +19830,15 @@
           <w:sz w:val="28"/>
           <w:szCs w:val="28"/>
         </w:rPr>
-        <w:t xml:space="preserve">Etape 6 — Tests de </w:t>
-      </w:r>
-      <w:proofErr w:type="spellStart"/>
-      <w:r>
-        <w:rPr>
-          <w:sz w:val="28"/>
-          <w:szCs w:val="28"/>
-        </w:rPr>
-        <w:t>securite</w:t>
-      </w:r>
-      <w:proofErr w:type="spellEnd"/>
-      <w:r>
-        <w:rPr>
-          <w:sz w:val="28"/>
-          <w:szCs w:val="28"/>
-        </w:rPr>
-        <w:t xml:space="preserve"> et de robustesse : </w:t>
-      </w:r>
-      <w:proofErr w:type="spellStart"/>
-      <w:r>
-        <w:rPr>
-          <w:sz w:val="28"/>
-          <w:szCs w:val="28"/>
-        </w:rPr>
-        <w:t>verifier</w:t>
-      </w:r>
-      <w:proofErr w:type="spellEnd"/>
-      <w:r>
-        <w:rPr>
-          <w:sz w:val="28"/>
-          <w:szCs w:val="28"/>
-        </w:rPr>
-        <w:t xml:space="preserve"> que les protections CSRF sont actives (tester un formulaire sans </w:t>
-      </w:r>
-      <w:proofErr w:type="spellStart"/>
-      <w:r>
-        <w:rPr>
-          <w:sz w:val="28"/>
-          <w:szCs w:val="28"/>
-        </w:rPr>
-        <w:t>token</w:t>
-      </w:r>
-      <w:proofErr w:type="spellEnd"/>
-      <w:r>
-        <w:rPr>
-          <w:sz w:val="28"/>
-          <w:szCs w:val="28"/>
-        </w:rPr>
-        <w:t xml:space="preserve">), que les mots de passe sont bien </w:t>
-      </w:r>
-      <w:proofErr w:type="spellStart"/>
-      <w:r>
-        <w:rPr>
-          <w:sz w:val="28"/>
-          <w:szCs w:val="28"/>
-        </w:rPr>
-        <w:t>hashe</w:t>
-      </w:r>
-      <w:proofErr w:type="spellEnd"/>
-      <w:r>
-        <w:rPr>
-          <w:sz w:val="28"/>
-          <w:szCs w:val="28"/>
-        </w:rPr>
-        <w:t xml:space="preserve"> (pas visible dans la base), et que les </w:t>
-      </w:r>
-      <w:proofErr w:type="spellStart"/>
-      <w:r>
-        <w:rPr>
-          <w:sz w:val="28"/>
-          <w:szCs w:val="28"/>
-        </w:rPr>
-        <w:t>requetes</w:t>
-      </w:r>
-      <w:proofErr w:type="spellEnd"/>
-      <w:r>
-        <w:rPr>
-          <w:sz w:val="28"/>
-          <w:szCs w:val="28"/>
-        </w:rPr>
-        <w:t xml:space="preserve"> sont </w:t>
-      </w:r>
-      <w:proofErr w:type="spellStart"/>
-      <w:r>
-        <w:rPr>
-          <w:sz w:val="28"/>
-          <w:szCs w:val="28"/>
-        </w:rPr>
-        <w:t>prepareees</w:t>
-      </w:r>
-      <w:proofErr w:type="spellEnd"/>
-      <w:r>
-        <w:rPr>
-          <w:sz w:val="28"/>
-          <w:szCs w:val="28"/>
-        </w:rPr>
-        <w:t xml:space="preserve"> (tester une injection SQL basique pour confirmer qu'elle est </w:t>
-      </w:r>
-      <w:proofErr w:type="spellStart"/>
-      <w:r>
-        <w:rPr>
-          <w:sz w:val="28"/>
-          <w:szCs w:val="28"/>
-        </w:rPr>
-        <w:t>bloquee</w:t>
-      </w:r>
-      <w:proofErr w:type="spellEnd"/>
-      <w:r>
-        <w:rPr>
-          <w:sz w:val="28"/>
-          <w:szCs w:val="28"/>
-        </w:rPr>
-        <w:t xml:space="preserve">). </w:t>
-      </w:r>
-      <w:proofErr w:type="spellStart"/>
-      <w:r>
-        <w:rPr>
-          <w:sz w:val="28"/>
-          <w:szCs w:val="28"/>
-        </w:rPr>
-        <w:t>Verifier</w:t>
-      </w:r>
-      <w:proofErr w:type="spellEnd"/>
-      <w:r>
-        <w:rPr>
-          <w:sz w:val="28"/>
-          <w:szCs w:val="28"/>
-        </w:rPr>
-        <w:t xml:space="preserve"> aussi le rate </w:t>
-      </w:r>
-      <w:proofErr w:type="spellStart"/>
-      <w:r>
-        <w:rPr>
-          <w:sz w:val="28"/>
-          <w:szCs w:val="28"/>
-        </w:rPr>
-        <w:t>limiting</w:t>
-      </w:r>
-      <w:proofErr w:type="spellEnd"/>
-      <w:r>
-        <w:rPr>
-          <w:sz w:val="28"/>
-          <w:szCs w:val="28"/>
-        </w:rPr>
-        <w:t xml:space="preserve"> (plusieurs </w:t>
-      </w:r>
-      <w:proofErr w:type="spellStart"/>
-      <w:r>
-        <w:rPr>
-          <w:sz w:val="28"/>
-          <w:szCs w:val="28"/>
-        </w:rPr>
-        <w:t>echecs</w:t>
-      </w:r>
-      <w:proofErr w:type="spellEnd"/>
-      <w:r>
-        <w:rPr>
-          <w:sz w:val="28"/>
-          <w:szCs w:val="28"/>
-        </w:rPr>
-        <w:t xml:space="preserve"> de connexion </w:t>
-      </w:r>
-      <w:proofErr w:type="spellStart"/>
-      <w:r>
-        <w:rPr>
-          <w:sz w:val="28"/>
-          <w:szCs w:val="28"/>
-        </w:rPr>
-        <w:t>consecutifs</w:t>
-      </w:r>
-      <w:proofErr w:type="spellEnd"/>
-      <w:r>
-        <w:rPr>
-          <w:sz w:val="28"/>
-          <w:szCs w:val="28"/>
-        </w:rPr>
-        <w:t>).</w:t>
-      </w:r>
-    </w:p>
-    <w:p>
-      <w:pPr>
-        <w:jc w:val="left"/>
-        <w:rPr>
-          <w:sz w:val="28"/>
-          <w:szCs w:val="28"/>
-        </w:rPr>
-      </w:pPr>
-      <w:r>
-        <w:rPr>
-          <w:sz w:val="28"/>
-          <w:szCs w:val="28"/>
-        </w:rPr>
         <w:t xml:space="preserve">Etape 5 — </w:t>
       </w:r>
-      <w:proofErr w:type="spellStart"/>
-      <w:r>
-        <w:rPr>
-          <w:sz w:val="28"/>
-          <w:szCs w:val="28"/>
-        </w:rPr>
-        <w:t>Verification</w:t>
-      </w:r>
-      <w:proofErr w:type="spellEnd"/>
+      <w:r>
+        <w:rPr>
+          <w:sz w:val="28"/>
+          <w:szCs w:val="28"/>
+        </w:rPr>
+        <w:t>Vérification</w:t>
+      </w:r>
       <w:r>
         <w:rPr>
           <w:sz w:val="28"/>
@@ -21323,15 +19846,13 @@
         </w:rPr>
         <w:t xml:space="preserve"> et tests de fonctionnement : </w:t>
       </w:r>
-      <w:proofErr w:type="spellStart"/>
-      <w:r>
-        <w:rPr>
-          <w:sz w:val="28"/>
-          <w:szCs w:val="28"/>
-        </w:rPr>
-        <w:t>acceder</w:t>
-      </w:r>
-      <w:proofErr w:type="spellEnd"/>
+      <w:r>
+        <w:rPr>
+          <w:sz w:val="28"/>
+          <w:szCs w:val="28"/>
+        </w:rPr>
+        <w:t>accéder</w:t>
+      </w:r>
       <w:r>
         <w:rPr>
           <w:sz w:val="28"/>
@@ -21339,15 +19860,13 @@
         </w:rPr>
         <w:t xml:space="preserve"> a l'application via http://localhost/ecodrive et </w:t>
       </w:r>
-      <w:proofErr w:type="spellStart"/>
-      <w:r>
-        <w:rPr>
-          <w:sz w:val="28"/>
-          <w:szCs w:val="28"/>
-        </w:rPr>
-        <w:t>verifier</w:t>
-      </w:r>
-      <w:proofErr w:type="spellEnd"/>
+      <w:r>
+        <w:rPr>
+          <w:sz w:val="28"/>
+          <w:szCs w:val="28"/>
+        </w:rPr>
+        <w:t>vérifier</w:t>
+      </w:r>
       <w:r>
         <w:rPr>
           <w:sz w:val="28"/>
@@ -21355,15 +19874,13 @@
         </w:rPr>
         <w:t xml:space="preserve"> que l'accueil s'affiche correctement (logo EcoDrive, liens vers les différentes sections), que le catalogue des </w:t>
       </w:r>
-      <w:proofErr w:type="spellStart"/>
-      <w:r>
-        <w:rPr>
-          <w:sz w:val="28"/>
-          <w:szCs w:val="28"/>
-        </w:rPr>
-        <w:t>vehicules</w:t>
-      </w:r>
-      <w:proofErr w:type="spellEnd"/>
+      <w:r>
+        <w:rPr>
+          <w:sz w:val="28"/>
+          <w:szCs w:val="28"/>
+        </w:rPr>
+        <w:t>véhicules</w:t>
+      </w:r>
       <w:r>
         <w:rPr>
           <w:sz w:val="28"/>
@@ -21379,15 +19896,13 @@
         <w:lastRenderedPageBreak/>
         <w:t xml:space="preserve">formulaire de </w:t>
       </w:r>
-      <w:proofErr w:type="spellStart"/>
-      <w:r>
-        <w:rPr>
-          <w:sz w:val="28"/>
-          <w:szCs w:val="28"/>
-        </w:rPr>
-        <w:t>reservation</w:t>
-      </w:r>
-      <w:proofErr w:type="spellEnd"/>
+      <w:r>
+        <w:rPr>
+          <w:sz w:val="28"/>
+          <w:szCs w:val="28"/>
+        </w:rPr>
+        <w:t>réservation</w:t>
+      </w:r>
       <w:r>
         <w:rPr>
           <w:sz w:val="28"/>
@@ -21395,15 +19910,13 @@
         </w:rPr>
         <w:t xml:space="preserve"> est accessible, que l'authentification (connexion/inscription) fonctionne, que le panneau d'administration est accessible avec les droits administrateur, et que les statistiques et le journal d'audit s'affichent. </w:t>
       </w:r>
-      <w:proofErr w:type="spellStart"/>
-      <w:r>
-        <w:rPr>
-          <w:sz w:val="28"/>
-          <w:szCs w:val="28"/>
-        </w:rPr>
-        <w:t>Realiser</w:t>
-      </w:r>
-      <w:proofErr w:type="spellEnd"/>
+      <w:r>
+        <w:rPr>
+          <w:sz w:val="28"/>
+          <w:szCs w:val="28"/>
+        </w:rPr>
+        <w:t>Réaliser</w:t>
+      </w:r>
       <w:r>
         <w:rPr>
           <w:sz w:val="28"/>
@@ -21411,15 +19924,13 @@
         </w:rPr>
         <w:t xml:space="preserve"> des tests fonctionnels rapides : se connecter, </w:t>
       </w:r>
-      <w:proofErr w:type="spellStart"/>
-      <w:r>
-        <w:rPr>
-          <w:sz w:val="28"/>
-          <w:szCs w:val="28"/>
-        </w:rPr>
-        <w:t>reserver</w:t>
-      </w:r>
-      <w:proofErr w:type="spellEnd"/>
+      <w:r>
+        <w:rPr>
+          <w:sz w:val="28"/>
+          <w:szCs w:val="28"/>
+        </w:rPr>
+        <w:t>réserver</w:t>
+      </w:r>
       <w:r>
         <w:rPr>
           <w:sz w:val="28"/>
@@ -21427,15 +19938,13 @@
         </w:rPr>
         <w:t xml:space="preserve"> un essai, valider une </w:t>
       </w:r>
-      <w:proofErr w:type="spellStart"/>
-      <w:r>
-        <w:rPr>
-          <w:sz w:val="28"/>
-          <w:szCs w:val="28"/>
-        </w:rPr>
-        <w:t>reservation</w:t>
-      </w:r>
-      <w:proofErr w:type="spellEnd"/>
+      <w:r>
+        <w:rPr>
+          <w:sz w:val="28"/>
+          <w:szCs w:val="28"/>
+        </w:rPr>
+        <w:t>réservation</w:t>
+      </w:r>
       <w:r>
         <w:rPr>
           <w:sz w:val="28"/>
@@ -21457,44 +19966,15 @@
           <w:sz w:val="28"/>
           <w:szCs w:val="28"/>
         </w:rPr>
-        <w:t xml:space="preserve">Etape 4 — Configuration de l'application : modifier le </w:t>
-      </w:r>
-      <w:proofErr w:type="gramStart"/>
-      <w:r>
-        <w:rPr>
-          <w:sz w:val="28"/>
-          <w:szCs w:val="28"/>
-        </w:rPr>
-        <w:t>fichier .</w:t>
-      </w:r>
-      <w:proofErr w:type="spellStart"/>
-      <w:r>
-        <w:rPr>
-          <w:sz w:val="28"/>
-          <w:szCs w:val="28"/>
-        </w:rPr>
-        <w:t>env</w:t>
-      </w:r>
-      <w:proofErr w:type="spellEnd"/>
-      <w:proofErr w:type="gramEnd"/>
-      <w:r>
-        <w:rPr>
-          <w:sz w:val="28"/>
-          <w:szCs w:val="28"/>
-        </w:rPr>
-        <w:t xml:space="preserve"> (situe </w:t>
-      </w:r>
-      <w:proofErr w:type="spellStart"/>
-      <w:proofErr w:type="gramStart"/>
-      <w:r>
-        <w:rPr>
-          <w:sz w:val="28"/>
-          <w:szCs w:val="28"/>
-        </w:rPr>
-        <w:t>a</w:t>
-      </w:r>
-      <w:proofErr w:type="spellEnd"/>
-      <w:proofErr w:type="gramEnd"/>
+        <w:t xml:space="preserve">Etape 4 — Configuration de l'application : modifier le fichier .env (situe </w:t>
+      </w:r>
+      <w:r>
+        <w:rPr>
+          <w:sz w:val="28"/>
+          <w:szCs w:val="28"/>
+        </w:rPr>
+        <w:t>à</w:t>
+      </w:r>
       <w:r>
         <w:rPr>
           <w:sz w:val="28"/>
@@ -21502,15 +19982,13 @@
         </w:rPr>
         <w:t xml:space="preserve"> la racine du projet) avec les identifiants de connexion </w:t>
       </w:r>
-      <w:proofErr w:type="spellStart"/>
-      <w:r>
-        <w:rPr>
-          <w:sz w:val="28"/>
-          <w:szCs w:val="28"/>
-        </w:rPr>
-        <w:t>a</w:t>
-      </w:r>
-      <w:proofErr w:type="spellEnd"/>
+      <w:r>
+        <w:rPr>
+          <w:sz w:val="28"/>
+          <w:szCs w:val="28"/>
+        </w:rPr>
+        <w:t>à</w:t>
+      </w:r>
       <w:r>
         <w:rPr>
           <w:sz w:val="28"/>
@@ -21518,15 +19996,13 @@
         </w:rPr>
         <w:t xml:space="preserve"> la base de </w:t>
       </w:r>
-      <w:proofErr w:type="spellStart"/>
-      <w:r>
-        <w:rPr>
-          <w:sz w:val="28"/>
-          <w:szCs w:val="28"/>
-        </w:rPr>
-        <w:t>donnees</w:t>
-      </w:r>
-      <w:proofErr w:type="spellEnd"/>
+      <w:r>
+        <w:rPr>
+          <w:sz w:val="28"/>
+          <w:szCs w:val="28"/>
+        </w:rPr>
+        <w:t>données</w:t>
+      </w:r>
       <w:r>
         <w:rPr>
           <w:sz w:val="28"/>
@@ -21534,15 +20010,13 @@
         </w:rPr>
         <w:t xml:space="preserve"> (DB_HOST=localhost, DB_NAME=ecodrive, DB_USER=root, DB_PASS= le mot de passe choisi), et tout autre </w:t>
       </w:r>
-      <w:proofErr w:type="spellStart"/>
-      <w:r>
-        <w:rPr>
-          <w:sz w:val="28"/>
-          <w:szCs w:val="28"/>
-        </w:rPr>
-        <w:t>parametre</w:t>
-      </w:r>
-      <w:proofErr w:type="spellEnd"/>
+      <w:r>
+        <w:rPr>
+          <w:sz w:val="28"/>
+          <w:szCs w:val="28"/>
+        </w:rPr>
+        <w:t>paramètre</w:t>
+      </w:r>
       <w:r>
         <w:rPr>
           <w:sz w:val="28"/>
@@ -21550,56 +20024,27 @@
         </w:rPr>
         <w:t xml:space="preserve"> </w:t>
       </w:r>
-      <w:proofErr w:type="spellStart"/>
-      <w:r>
-        <w:rPr>
-          <w:sz w:val="28"/>
-          <w:szCs w:val="28"/>
-        </w:rPr>
-        <w:t>necessaire</w:t>
-      </w:r>
-      <w:proofErr w:type="spellEnd"/>
-      <w:r>
-        <w:rPr>
-          <w:sz w:val="28"/>
-          <w:szCs w:val="28"/>
-        </w:rPr>
-        <w:t xml:space="preserve"> (adresse de base du site, options de configuration). Le </w:t>
-      </w:r>
-      <w:proofErr w:type="gramStart"/>
-      <w:r>
-        <w:rPr>
-          <w:sz w:val="28"/>
-          <w:szCs w:val="28"/>
-        </w:rPr>
-        <w:t>fichier .</w:t>
-      </w:r>
-      <w:proofErr w:type="spellStart"/>
-      <w:r>
-        <w:rPr>
-          <w:sz w:val="28"/>
-          <w:szCs w:val="28"/>
-        </w:rPr>
-        <w:t>env</w:t>
-      </w:r>
-      <w:proofErr w:type="spellEnd"/>
-      <w:proofErr w:type="gramEnd"/>
-      <w:r>
-        <w:rPr>
-          <w:sz w:val="28"/>
-          <w:szCs w:val="28"/>
-        </w:rPr>
-        <w:t xml:space="preserve"> doit rester hors du dossier web pour des raisons de </w:t>
-      </w:r>
-      <w:proofErr w:type="spellStart"/>
-      <w:r>
-        <w:rPr>
-          <w:sz w:val="28"/>
-          <w:szCs w:val="28"/>
-        </w:rPr>
-        <w:t>securite</w:t>
-      </w:r>
-      <w:proofErr w:type="spellEnd"/>
+      <w:r>
+        <w:rPr>
+          <w:sz w:val="28"/>
+          <w:szCs w:val="28"/>
+        </w:rPr>
+        <w:t>nécessaire</w:t>
+      </w:r>
+      <w:r>
+        <w:rPr>
+          <w:sz w:val="28"/>
+          <w:szCs w:val="28"/>
+        </w:rPr>
+        <w:t xml:space="preserve"> (adresse de base du site, options de configuration). Le fichier .env doit rester hors du dossier web pour des raisons de </w:t>
+      </w:r>
+      <w:r>
+        <w:rPr>
+          <w:sz w:val="28"/>
+          <w:szCs w:val="28"/>
+        </w:rPr>
+        <w:t>sécurité</w:t>
+      </w:r>
       <w:r>
         <w:rPr>
           <w:sz w:val="28"/>
@@ -21607,56 +20052,27 @@
         </w:rPr>
         <w:t xml:space="preserve"> (il est exclu du </w:t>
       </w:r>
-      <w:proofErr w:type="spellStart"/>
-      <w:r>
-        <w:rPr>
-          <w:sz w:val="28"/>
-          <w:szCs w:val="28"/>
-        </w:rPr>
-        <w:t>versionning</w:t>
-      </w:r>
-      <w:proofErr w:type="spellEnd"/>
-      <w:r>
-        <w:rPr>
-          <w:sz w:val="28"/>
-          <w:szCs w:val="28"/>
-        </w:rPr>
-        <w:t xml:space="preserve"> Git </w:t>
-      </w:r>
-      <w:proofErr w:type="gramStart"/>
-      <w:r>
-        <w:rPr>
-          <w:sz w:val="28"/>
-          <w:szCs w:val="28"/>
-        </w:rPr>
-        <w:t>via .</w:t>
-      </w:r>
-      <w:proofErr w:type="spellStart"/>
-      <w:r>
-        <w:rPr>
-          <w:sz w:val="28"/>
-          <w:szCs w:val="28"/>
-        </w:rPr>
-        <w:t>gitignore</w:t>
-      </w:r>
-      <w:proofErr w:type="spellEnd"/>
-      <w:proofErr w:type="gramEnd"/>
-      <w:r>
-        <w:rPr>
-          <w:sz w:val="28"/>
-          <w:szCs w:val="28"/>
-        </w:rPr>
-        <w:t xml:space="preserve">). Des tests de connexion </w:t>
-      </w:r>
-      <w:proofErr w:type="spellStart"/>
-      <w:r>
-        <w:rPr>
-          <w:sz w:val="28"/>
-          <w:szCs w:val="28"/>
-        </w:rPr>
-        <w:t>a</w:t>
-      </w:r>
-      <w:proofErr w:type="spellEnd"/>
+      <w:r>
+        <w:rPr>
+          <w:sz w:val="28"/>
+          <w:szCs w:val="28"/>
+        </w:rPr>
+        <w:t>versionnions</w:t>
+      </w:r>
+      <w:r>
+        <w:rPr>
+          <w:sz w:val="28"/>
+          <w:szCs w:val="28"/>
+        </w:rPr>
+        <w:t xml:space="preserve"> Git via .gitignore). Des tests de connexion </w:t>
+      </w:r>
+      <w:r>
+        <w:rPr>
+          <w:sz w:val="28"/>
+          <w:szCs w:val="28"/>
+        </w:rPr>
+        <w:t>à</w:t>
+      </w:r>
       <w:r>
         <w:rPr>
           <w:sz w:val="28"/>
@@ -21664,15 +20080,13 @@
         </w:rPr>
         <w:t xml:space="preserve"> la base peuvent </w:t>
       </w:r>
-      <w:proofErr w:type="spellStart"/>
-      <w:r>
-        <w:rPr>
-          <w:sz w:val="28"/>
-          <w:szCs w:val="28"/>
-        </w:rPr>
-        <w:t>etre</w:t>
-      </w:r>
-      <w:proofErr w:type="spellEnd"/>
+      <w:r>
+        <w:rPr>
+          <w:sz w:val="28"/>
+          <w:szCs w:val="28"/>
+        </w:rPr>
+        <w:t>être</w:t>
+      </w:r>
       <w:r>
         <w:rPr>
           <w:sz w:val="28"/>
@@ -21680,15 +20094,13 @@
         </w:rPr>
         <w:t xml:space="preserve"> </w:t>
       </w:r>
-      <w:proofErr w:type="spellStart"/>
-      <w:r>
-        <w:rPr>
-          <w:sz w:val="28"/>
-          <w:szCs w:val="28"/>
-        </w:rPr>
-        <w:t>realises</w:t>
-      </w:r>
-      <w:proofErr w:type="spellEnd"/>
+      <w:r>
+        <w:rPr>
+          <w:sz w:val="28"/>
+          <w:szCs w:val="28"/>
+        </w:rPr>
+        <w:t>réalisés</w:t>
+      </w:r>
       <w:r>
         <w:rPr>
           <w:sz w:val="28"/>
@@ -21712,15 +20124,13 @@
         </w:rPr>
         <w:t xml:space="preserve">Etape 3 — </w:t>
       </w:r>
-      <w:proofErr w:type="spellStart"/>
-      <w:r>
-        <w:rPr>
-          <w:sz w:val="28"/>
-          <w:szCs w:val="28"/>
-        </w:rPr>
-        <w:t>Creation</w:t>
-      </w:r>
-      <w:proofErr w:type="spellEnd"/>
+      <w:r>
+        <w:rPr>
+          <w:sz w:val="28"/>
+          <w:szCs w:val="28"/>
+        </w:rPr>
+        <w:t>Création</w:t>
+      </w:r>
       <w:r>
         <w:rPr>
           <w:sz w:val="28"/>
@@ -21728,15 +20138,13 @@
         </w:rPr>
         <w:t xml:space="preserve"> et import de la base de </w:t>
       </w:r>
-      <w:proofErr w:type="spellStart"/>
-      <w:r>
-        <w:rPr>
-          <w:sz w:val="28"/>
-          <w:szCs w:val="28"/>
-        </w:rPr>
-        <w:t>donnees</w:t>
-      </w:r>
-      <w:proofErr w:type="spellEnd"/>
+      <w:r>
+        <w:rPr>
+          <w:sz w:val="28"/>
+          <w:szCs w:val="28"/>
+        </w:rPr>
+        <w:t>données</w:t>
+      </w:r>
       <w:r>
         <w:rPr>
           <w:sz w:val="28"/>
@@ -21744,15 +20152,13 @@
         </w:rPr>
         <w:t xml:space="preserve"> : ouvrir phpMyAdmin, </w:t>
       </w:r>
-      <w:proofErr w:type="spellStart"/>
-      <w:r>
-        <w:rPr>
-          <w:sz w:val="28"/>
-          <w:szCs w:val="28"/>
-        </w:rPr>
-        <w:t>creer</w:t>
-      </w:r>
-      <w:proofErr w:type="spellEnd"/>
+      <w:r>
+        <w:rPr>
+          <w:sz w:val="28"/>
+          <w:szCs w:val="28"/>
+        </w:rPr>
+        <w:t>créer</w:t>
+      </w:r>
       <w:r>
         <w:rPr>
           <w:sz w:val="28"/>
@@ -21760,15 +20166,13 @@
         </w:rPr>
         <w:t xml:space="preserve"> une base de </w:t>
       </w:r>
-      <w:proofErr w:type="spellStart"/>
-      <w:r>
-        <w:rPr>
-          <w:sz w:val="28"/>
-          <w:szCs w:val="28"/>
-        </w:rPr>
-        <w:t>donnees</w:t>
-      </w:r>
-      <w:proofErr w:type="spellEnd"/>
+      <w:r>
+        <w:rPr>
+          <w:sz w:val="28"/>
+          <w:szCs w:val="28"/>
+        </w:rPr>
+        <w:t>données</w:t>
+      </w:r>
       <w:r>
         <w:rPr>
           <w:sz w:val="28"/>
@@ -21776,104 +20180,41 @@
         </w:rPr>
         <w:t xml:space="preserve"> </w:t>
       </w:r>
-      <w:proofErr w:type="spellStart"/>
-      <w:r>
-        <w:rPr>
-          <w:sz w:val="28"/>
-          <w:szCs w:val="28"/>
-        </w:rPr>
-        <w:t>nommee</w:t>
-      </w:r>
-      <w:proofErr w:type="spellEnd"/>
-      <w:r>
-        <w:rPr>
-          <w:sz w:val="28"/>
-          <w:szCs w:val="28"/>
-        </w:rPr>
-        <w:t xml:space="preserve"> 'ecodrive' (ou autre nom si configure </w:t>
-      </w:r>
-      <w:proofErr w:type="gramStart"/>
-      <w:r>
-        <w:rPr>
-          <w:sz w:val="28"/>
-          <w:szCs w:val="28"/>
-        </w:rPr>
-        <w:t>dans .</w:t>
-      </w:r>
-      <w:proofErr w:type="spellStart"/>
-      <w:r>
-        <w:rPr>
-          <w:sz w:val="28"/>
-          <w:szCs w:val="28"/>
-        </w:rPr>
-        <w:t>env</w:t>
-      </w:r>
-      <w:proofErr w:type="spellEnd"/>
-      <w:proofErr w:type="gramEnd"/>
-      <w:r>
-        <w:rPr>
-          <w:sz w:val="28"/>
-          <w:szCs w:val="28"/>
-        </w:rPr>
-        <w:t xml:space="preserve">), choisir l'encodage UTF-8 pour le support du texte </w:t>
-      </w:r>
-      <w:proofErr w:type="spellStart"/>
-      <w:r>
-        <w:rPr>
-          <w:sz w:val="28"/>
-          <w:szCs w:val="28"/>
-        </w:rPr>
-        <w:t>francais</w:t>
-      </w:r>
-      <w:proofErr w:type="spellEnd"/>
-      <w:r>
-        <w:rPr>
-          <w:sz w:val="28"/>
-          <w:szCs w:val="28"/>
-        </w:rPr>
-        <w:t>, importer le fichier SQL fourni (base-de-</w:t>
-      </w:r>
-      <w:proofErr w:type="spellStart"/>
-      <w:r>
-        <w:rPr>
-          <w:sz w:val="28"/>
-          <w:szCs w:val="28"/>
-        </w:rPr>
-        <w:t>donnees</w:t>
-      </w:r>
-      <w:proofErr w:type="spellEnd"/>
-      <w:r>
-        <w:rPr>
-          <w:sz w:val="28"/>
-          <w:szCs w:val="28"/>
-        </w:rPr>
-        <w:t>/</w:t>
-      </w:r>
-      <w:proofErr w:type="spellStart"/>
-      <w:r>
-        <w:rPr>
-          <w:sz w:val="28"/>
-          <w:szCs w:val="28"/>
-        </w:rPr>
-        <w:t>ecodrive_db.sql</w:t>
-      </w:r>
-      <w:proofErr w:type="spellEnd"/>
-      <w:r>
-        <w:rPr>
-          <w:sz w:val="28"/>
-          <w:szCs w:val="28"/>
-        </w:rPr>
-        <w:t xml:space="preserve">) qui </w:t>
-      </w:r>
-      <w:proofErr w:type="spellStart"/>
-      <w:r>
-        <w:rPr>
-          <w:sz w:val="28"/>
-          <w:szCs w:val="28"/>
-        </w:rPr>
-        <w:t>cree</w:t>
-      </w:r>
-      <w:proofErr w:type="spellEnd"/>
+      <w:r>
+        <w:rPr>
+          <w:sz w:val="28"/>
+          <w:szCs w:val="28"/>
+        </w:rPr>
+        <w:t>nommée</w:t>
+      </w:r>
+      <w:r>
+        <w:rPr>
+          <w:sz w:val="28"/>
+          <w:szCs w:val="28"/>
+        </w:rPr>
+        <w:t xml:space="preserve"> 'ecodrive' (ou autre nom si configure dans .env), choisir l'encodage UTF-8 pour le support du texte </w:t>
+      </w:r>
+      <w:r>
+        <w:rPr>
+          <w:sz w:val="28"/>
+          <w:szCs w:val="28"/>
+        </w:rPr>
+        <w:t>français</w:t>
+      </w:r>
+      <w:r>
+        <w:rPr>
+          <w:sz w:val="28"/>
+          <w:szCs w:val="28"/>
+        </w:rPr>
+        <w:t xml:space="preserve">, importer le fichier SQL fourni (base-de-donnees/ecodrive_db.sql) qui </w:t>
+      </w:r>
+      <w:r>
+        <w:rPr>
+          <w:sz w:val="28"/>
+          <w:szCs w:val="28"/>
+        </w:rPr>
+        <w:t>crée</w:t>
+      </w:r>
       <w:r>
         <w:rPr>
           <w:sz w:val="28"/>
@@ -21881,47 +20222,27 @@
         </w:rPr>
         <w:t xml:space="preserve"> les tables (voiture, borne, utilisateur, </w:t>
       </w:r>
-      <w:proofErr w:type="spellStart"/>
-      <w:r>
-        <w:rPr>
-          <w:sz w:val="28"/>
-          <w:szCs w:val="28"/>
-        </w:rPr>
-        <w:t>reservation</w:t>
-      </w:r>
-      <w:proofErr w:type="spellEnd"/>
-      <w:r>
-        <w:rPr>
-          <w:sz w:val="28"/>
-          <w:szCs w:val="28"/>
-        </w:rPr>
-        <w:t xml:space="preserve">, message, </w:t>
-      </w:r>
-      <w:proofErr w:type="spellStart"/>
-      <w:r>
-        <w:rPr>
-          <w:sz w:val="28"/>
-          <w:szCs w:val="28"/>
-        </w:rPr>
-        <w:t>admin_audit</w:t>
-      </w:r>
-      <w:proofErr w:type="spellEnd"/>
-      <w:r>
-        <w:rPr>
-          <w:sz w:val="28"/>
-          <w:szCs w:val="28"/>
-        </w:rPr>
-        <w:t xml:space="preserve">) avec leur </w:t>
-      </w:r>
-      <w:proofErr w:type="spellStart"/>
-      <w:r>
-        <w:rPr>
-          <w:sz w:val="28"/>
-          <w:szCs w:val="28"/>
-        </w:rPr>
-        <w:t>schema</w:t>
-      </w:r>
-      <w:proofErr w:type="spellEnd"/>
+      <w:r>
+        <w:rPr>
+          <w:sz w:val="28"/>
+          <w:szCs w:val="28"/>
+        </w:rPr>
+        <w:t>réservation</w:t>
+      </w:r>
+      <w:r>
+        <w:rPr>
+          <w:sz w:val="28"/>
+          <w:szCs w:val="28"/>
+        </w:rPr>
+        <w:t xml:space="preserve">, message, admin_audit) avec leur </w:t>
+      </w:r>
+      <w:r>
+        <w:rPr>
+          <w:sz w:val="28"/>
+          <w:szCs w:val="28"/>
+        </w:rPr>
+        <w:t>schéma</w:t>
+      </w:r>
       <w:r>
         <w:rPr>
           <w:sz w:val="28"/>
@@ -21929,15 +20250,13 @@
         </w:rPr>
         <w:t xml:space="preserve"> complet, les </w:t>
       </w:r>
-      <w:proofErr w:type="spellStart"/>
-      <w:r>
-        <w:rPr>
-          <w:sz w:val="28"/>
-          <w:szCs w:val="28"/>
-        </w:rPr>
-        <w:t>cles</w:t>
-      </w:r>
-      <w:proofErr w:type="spellEnd"/>
+      <w:r>
+        <w:rPr>
+          <w:sz w:val="28"/>
+          <w:szCs w:val="28"/>
+        </w:rPr>
+        <w:t>clés</w:t>
+      </w:r>
       <w:r>
         <w:rPr>
           <w:sz w:val="28"/>
@@ -21945,47 +20264,27 @@
         </w:rPr>
         <w:t xml:space="preserve"> </w:t>
       </w:r>
-      <w:proofErr w:type="spellStart"/>
-      <w:r>
-        <w:rPr>
-          <w:sz w:val="28"/>
-          <w:szCs w:val="28"/>
-        </w:rPr>
-        <w:t>etrangeres</w:t>
-      </w:r>
-      <w:proofErr w:type="spellEnd"/>
-      <w:r>
-        <w:rPr>
-          <w:sz w:val="28"/>
-          <w:szCs w:val="28"/>
-        </w:rPr>
-        <w:t xml:space="preserve">, et les </w:t>
-      </w:r>
-      <w:proofErr w:type="spellStart"/>
-      <w:r>
-        <w:rPr>
-          <w:sz w:val="28"/>
-          <w:szCs w:val="28"/>
-        </w:rPr>
-        <w:t>donnees</w:t>
-      </w:r>
-      <w:proofErr w:type="spellEnd"/>
-      <w:r>
-        <w:rPr>
-          <w:sz w:val="28"/>
-          <w:szCs w:val="28"/>
-        </w:rPr>
-        <w:t xml:space="preserve"> de </w:t>
-      </w:r>
-      <w:proofErr w:type="spellStart"/>
-      <w:r>
-        <w:rPr>
-          <w:sz w:val="28"/>
-          <w:szCs w:val="28"/>
-        </w:rPr>
-        <w:t>demo</w:t>
-      </w:r>
-      <w:proofErr w:type="spellEnd"/>
+      <w:r>
+        <w:rPr>
+          <w:sz w:val="28"/>
+          <w:szCs w:val="28"/>
+        </w:rPr>
+        <w:t>étrangères</w:t>
+      </w:r>
+      <w:r>
+        <w:rPr>
+          <w:sz w:val="28"/>
+          <w:szCs w:val="28"/>
+        </w:rPr>
+        <w:t xml:space="preserve">, et les donnees de </w:t>
+      </w:r>
+      <w:r>
+        <w:rPr>
+          <w:sz w:val="28"/>
+          <w:szCs w:val="28"/>
+        </w:rPr>
+        <w:t>démo</w:t>
+      </w:r>
       <w:r>
         <w:rPr>
           <w:sz w:val="28"/>
@@ -21993,15 +20292,13 @@
         </w:rPr>
         <w:t xml:space="preserve"> (14 </w:t>
       </w:r>
-      <w:proofErr w:type="spellStart"/>
-      <w:r>
-        <w:rPr>
-          <w:sz w:val="28"/>
-          <w:szCs w:val="28"/>
-        </w:rPr>
-        <w:t>vehicules</w:t>
-      </w:r>
-      <w:proofErr w:type="spellEnd"/>
+      <w:r>
+        <w:rPr>
+          <w:sz w:val="28"/>
+          <w:szCs w:val="28"/>
+        </w:rPr>
+        <w:t>véhicules</w:t>
+      </w:r>
       <w:r>
         <w:rPr>
           <w:sz w:val="28"/>
@@ -22009,15 +20306,13 @@
         </w:rPr>
         <w:t xml:space="preserve">, 4 bornes, etc.). </w:t>
       </w:r>
-      <w:proofErr w:type="spellStart"/>
-      <w:r>
-        <w:rPr>
-          <w:sz w:val="28"/>
-          <w:szCs w:val="28"/>
-        </w:rPr>
-        <w:t>Verifier</w:t>
-      </w:r>
-      <w:proofErr w:type="spellEnd"/>
+      <w:r>
+        <w:rPr>
+          <w:sz w:val="28"/>
+          <w:szCs w:val="28"/>
+        </w:rPr>
+        <w:t>Vérifier</w:t>
+      </w:r>
       <w:r>
         <w:rPr>
           <w:sz w:val="28"/>
@@ -22025,47 +20320,27 @@
         </w:rPr>
         <w:t xml:space="preserve"> </w:t>
       </w:r>
-      <w:proofErr w:type="spellStart"/>
-      <w:r>
-        <w:rPr>
-          <w:sz w:val="28"/>
-          <w:szCs w:val="28"/>
-        </w:rPr>
-        <w:t>apres</w:t>
-      </w:r>
-      <w:proofErr w:type="spellEnd"/>
-      <w:r>
-        <w:rPr>
-          <w:sz w:val="28"/>
-          <w:szCs w:val="28"/>
-        </w:rPr>
-        <w:t xml:space="preserve"> import que toutes les tables et les </w:t>
-      </w:r>
-      <w:proofErr w:type="spellStart"/>
-      <w:r>
-        <w:rPr>
-          <w:sz w:val="28"/>
-          <w:szCs w:val="28"/>
-        </w:rPr>
-        <w:t>donnees</w:t>
-      </w:r>
-      <w:proofErr w:type="spellEnd"/>
-      <w:r>
-        <w:rPr>
-          <w:sz w:val="28"/>
-          <w:szCs w:val="28"/>
-        </w:rPr>
-        <w:t xml:space="preserve"> sont bien </w:t>
-      </w:r>
-      <w:proofErr w:type="spellStart"/>
-      <w:r>
-        <w:rPr>
-          <w:sz w:val="28"/>
-          <w:szCs w:val="28"/>
-        </w:rPr>
-        <w:t>presencees</w:t>
-      </w:r>
-      <w:proofErr w:type="spellEnd"/>
+      <w:r>
+        <w:rPr>
+          <w:sz w:val="28"/>
+          <w:szCs w:val="28"/>
+        </w:rPr>
+        <w:t>après</w:t>
+      </w:r>
+      <w:r>
+        <w:rPr>
+          <w:sz w:val="28"/>
+          <w:szCs w:val="28"/>
+        </w:rPr>
+        <w:t xml:space="preserve"> import que toutes les tables et les donnees sont bien </w:t>
+      </w:r>
+      <w:r>
+        <w:rPr>
+          <w:sz w:val="28"/>
+          <w:szCs w:val="28"/>
+        </w:rPr>
+        <w:t>présences</w:t>
+      </w:r>
       <w:r>
         <w:rPr>
           <w:sz w:val="28"/>
@@ -22089,15 +20364,13 @@
         </w:rPr>
         <w:t xml:space="preserve">Etape 2 — </w:t>
       </w:r>
-      <w:proofErr w:type="spellStart"/>
-      <w:r>
-        <w:rPr>
-          <w:sz w:val="28"/>
-          <w:szCs w:val="28"/>
-        </w:rPr>
-        <w:t>Depot</w:t>
-      </w:r>
-      <w:proofErr w:type="spellEnd"/>
+      <w:r>
+        <w:rPr>
+          <w:sz w:val="28"/>
+          <w:szCs w:val="28"/>
+        </w:rPr>
+        <w:t>Dépôt</w:t>
+      </w:r>
       <w:r>
         <w:rPr>
           <w:sz w:val="28"/>
@@ -22105,159 +20378,27 @@
         </w:rPr>
         <w:t xml:space="preserve"> des fichiers de l'application : </w:t>
       </w:r>
-      <w:proofErr w:type="spellStart"/>
-      <w:r>
-        <w:rPr>
-          <w:sz w:val="28"/>
-          <w:szCs w:val="28"/>
-        </w:rPr>
-        <w:t>creer</w:t>
-      </w:r>
-      <w:proofErr w:type="spellEnd"/>
-      <w:r>
-        <w:rPr>
-          <w:sz w:val="28"/>
-          <w:szCs w:val="28"/>
-        </w:rPr>
-        <w:t xml:space="preserve"> le dossier de l'application dans </w:t>
-      </w:r>
-      <w:proofErr w:type="spellStart"/>
-      <w:r>
-        <w:rPr>
-          <w:sz w:val="28"/>
-          <w:szCs w:val="28"/>
-        </w:rPr>
-        <w:t>htdocs</w:t>
-      </w:r>
-      <w:proofErr w:type="spellEnd"/>
-      <w:r>
-        <w:rPr>
-          <w:sz w:val="28"/>
-          <w:szCs w:val="28"/>
-        </w:rPr>
-        <w:t xml:space="preserve"> (par exemple C:/xampp/htdocs/ecodrive sur Windows ou /</w:t>
-      </w:r>
-      <w:proofErr w:type="spellStart"/>
-      <w:r>
-        <w:rPr>
-          <w:sz w:val="28"/>
-          <w:szCs w:val="28"/>
-        </w:rPr>
-        <w:t>opt</w:t>
-      </w:r>
-      <w:proofErr w:type="spellEnd"/>
-      <w:r>
-        <w:rPr>
-          <w:sz w:val="28"/>
-          <w:szCs w:val="28"/>
-        </w:rPr>
-        <w:t>/</w:t>
-      </w:r>
-      <w:proofErr w:type="spellStart"/>
-      <w:r>
-        <w:rPr>
-          <w:sz w:val="28"/>
-          <w:szCs w:val="28"/>
-        </w:rPr>
-        <w:t>lampp</w:t>
-      </w:r>
-      <w:proofErr w:type="spellEnd"/>
-      <w:r>
-        <w:rPr>
-          <w:sz w:val="28"/>
-          <w:szCs w:val="28"/>
-        </w:rPr>
-        <w:t>/</w:t>
-      </w:r>
-      <w:proofErr w:type="spellStart"/>
-      <w:r>
-        <w:rPr>
-          <w:sz w:val="28"/>
-          <w:szCs w:val="28"/>
-        </w:rPr>
-        <w:t>htdocs</w:t>
-      </w:r>
-      <w:proofErr w:type="spellEnd"/>
-      <w:r>
-        <w:rPr>
-          <w:sz w:val="28"/>
-          <w:szCs w:val="28"/>
-        </w:rPr>
-        <w:t xml:space="preserve">/ecodrive sur Linux), copier tous les fichiers du projet (fichiers PHP, HTML, CSS, JS, dossiers voitures/, bornes/, admin/, </w:t>
-      </w:r>
-      <w:proofErr w:type="spellStart"/>
-      <w:r>
-        <w:rPr>
-          <w:sz w:val="28"/>
-          <w:szCs w:val="28"/>
-        </w:rPr>
-        <w:t>php</w:t>
-      </w:r>
-      <w:proofErr w:type="spellEnd"/>
-      <w:r>
-        <w:rPr>
-          <w:sz w:val="28"/>
-          <w:szCs w:val="28"/>
-        </w:rPr>
-        <w:t xml:space="preserve">/, </w:t>
-      </w:r>
-      <w:proofErr w:type="spellStart"/>
-      <w:r>
-        <w:rPr>
-          <w:sz w:val="28"/>
-          <w:szCs w:val="28"/>
-        </w:rPr>
-        <w:t>css</w:t>
-      </w:r>
-      <w:proofErr w:type="spellEnd"/>
-      <w:r>
-        <w:rPr>
-          <w:sz w:val="28"/>
-          <w:szCs w:val="28"/>
-        </w:rPr>
-        <w:t xml:space="preserve">/, </w:t>
-      </w:r>
-      <w:proofErr w:type="spellStart"/>
-      <w:r>
-        <w:rPr>
-          <w:sz w:val="28"/>
-          <w:szCs w:val="28"/>
-        </w:rPr>
-        <w:t>js</w:t>
-      </w:r>
-      <w:proofErr w:type="spellEnd"/>
-      <w:r>
-        <w:rPr>
-          <w:sz w:val="28"/>
-          <w:szCs w:val="28"/>
-        </w:rPr>
-        <w:t>/, base-de-</w:t>
-      </w:r>
-      <w:proofErr w:type="spellStart"/>
-      <w:r>
-        <w:rPr>
-          <w:sz w:val="28"/>
-          <w:szCs w:val="28"/>
-        </w:rPr>
-        <w:t>donnees</w:t>
-      </w:r>
-      <w:proofErr w:type="spellEnd"/>
-      <w:r>
-        <w:rPr>
-          <w:sz w:val="28"/>
-          <w:szCs w:val="28"/>
-        </w:rPr>
-        <w:t xml:space="preserve">/) dans ce </w:t>
-      </w:r>
-      <w:proofErr w:type="spellStart"/>
-      <w:r>
-        <w:rPr>
-          <w:sz w:val="28"/>
-          <w:szCs w:val="28"/>
-        </w:rPr>
-        <w:t>repertoire</w:t>
-      </w:r>
-      <w:proofErr w:type="spellEnd"/>
+      <w:r>
+        <w:rPr>
+          <w:sz w:val="28"/>
+          <w:szCs w:val="28"/>
+        </w:rPr>
+        <w:t>créer</w:t>
+      </w:r>
+      <w:r>
+        <w:rPr>
+          <w:sz w:val="28"/>
+          <w:szCs w:val="28"/>
+        </w:rPr>
+        <w:t xml:space="preserve"> le dossier de l'application dans htdocs (par exemple C:/xampp/htdocs/ecodrive sur Windows ou /opt/lampp/htdocs/ecodrive sur Linux), copier tous les fichiers du projet (fichiers PHP, HTML, CSS, JS, dossiers voitures/, bornes/, admin/, php/, css/, js/, base-de-donnees/) dans ce </w:t>
+      </w:r>
+      <w:r>
+        <w:rPr>
+          <w:sz w:val="28"/>
+          <w:szCs w:val="28"/>
+        </w:rPr>
+        <w:t>répertoire</w:t>
+      </w:r>
       <w:r>
         <w:rPr>
           <w:sz w:val="28"/>
@@ -22265,15 +20406,13 @@
         </w:rPr>
         <w:t xml:space="preserve">, et </w:t>
       </w:r>
-      <w:proofErr w:type="spellStart"/>
-      <w:r>
-        <w:rPr>
-          <w:sz w:val="28"/>
-          <w:szCs w:val="28"/>
-        </w:rPr>
-        <w:t>verifier</w:t>
-      </w:r>
-      <w:proofErr w:type="spellEnd"/>
+      <w:r>
+        <w:rPr>
+          <w:sz w:val="28"/>
+          <w:szCs w:val="28"/>
+        </w:rPr>
+        <w:t>vérifier</w:t>
+      </w:r>
       <w:r>
         <w:rPr>
           <w:sz w:val="28"/>
@@ -22281,15 +20420,13 @@
         </w:rPr>
         <w:t xml:space="preserve"> que la structure de fichiers est </w:t>
       </w:r>
-      <w:proofErr w:type="spellStart"/>
-      <w:r>
-        <w:rPr>
-          <w:sz w:val="28"/>
-          <w:szCs w:val="28"/>
-        </w:rPr>
-        <w:t>complete</w:t>
-      </w:r>
-      <w:proofErr w:type="spellEnd"/>
+      <w:r>
+        <w:rPr>
+          <w:sz w:val="28"/>
+          <w:szCs w:val="28"/>
+        </w:rPr>
+        <w:t>complète</w:t>
+      </w:r>
       <w:r>
         <w:rPr>
           <w:sz w:val="28"/>
@@ -22297,15 +20434,13 @@
         </w:rPr>
         <w:t xml:space="preserve"> et </w:t>
       </w:r>
-      <w:proofErr w:type="spellStart"/>
-      <w:r>
-        <w:rPr>
-          <w:sz w:val="28"/>
-          <w:szCs w:val="28"/>
-        </w:rPr>
-        <w:t>coherente</w:t>
-      </w:r>
-      <w:proofErr w:type="spellEnd"/>
+      <w:r>
+        <w:rPr>
+          <w:sz w:val="28"/>
+          <w:szCs w:val="28"/>
+        </w:rPr>
+        <w:t>cohérente</w:t>
+      </w:r>
       <w:r>
         <w:rPr>
           <w:sz w:val="28"/>
@@ -22329,15 +20464,13 @@
         </w:rPr>
         <w:t xml:space="preserve">Etape 1 — Installation de XAMPP et </w:t>
       </w:r>
-      <w:proofErr w:type="spellStart"/>
-      <w:r>
-        <w:rPr>
-          <w:sz w:val="28"/>
-          <w:szCs w:val="28"/>
-        </w:rPr>
-        <w:t>preparation</w:t>
-      </w:r>
-      <w:proofErr w:type="spellEnd"/>
+      <w:r>
+        <w:rPr>
+          <w:sz w:val="28"/>
+          <w:szCs w:val="28"/>
+        </w:rPr>
+        <w:t>préparation</w:t>
+      </w:r>
       <w:r>
         <w:rPr>
           <w:sz w:val="28"/>
@@ -22345,15 +20478,13 @@
         </w:rPr>
         <w:t xml:space="preserve"> de l'environnement : installer XAMPP (version avec PHP 8) depuis le site officiel, lancer les services Apache et MySQL depuis le panneau de </w:t>
       </w:r>
-      <w:proofErr w:type="spellStart"/>
-      <w:r>
-        <w:rPr>
-          <w:sz w:val="28"/>
-          <w:szCs w:val="28"/>
-        </w:rPr>
-        <w:t>controle</w:t>
-      </w:r>
-      <w:proofErr w:type="spellEnd"/>
+      <w:r>
+        <w:rPr>
+          <w:sz w:val="28"/>
+          <w:szCs w:val="28"/>
+        </w:rPr>
+        <w:t>contrôle</w:t>
+      </w:r>
       <w:r>
         <w:rPr>
           <w:sz w:val="28"/>
@@ -22361,15 +20492,13 @@
         </w:rPr>
         <w:t xml:space="preserve">, </w:t>
       </w:r>
-      <w:proofErr w:type="spellStart"/>
-      <w:r>
-        <w:rPr>
-          <w:sz w:val="28"/>
-          <w:szCs w:val="28"/>
-        </w:rPr>
-        <w:t>verifier</w:t>
-      </w:r>
-      <w:proofErr w:type="spellEnd"/>
+      <w:r>
+        <w:rPr>
+          <w:sz w:val="28"/>
+          <w:szCs w:val="28"/>
+        </w:rPr>
+        <w:t>vérifier</w:t>
+      </w:r>
       <w:r>
         <w:rPr>
           <w:sz w:val="28"/>
@@ -22377,21 +20506,33 @@
         </w:rPr>
         <w:t xml:space="preserve"> que les ports (80 pour Apache, 3306 pour MySQL) sont disponibles, et </w:t>
       </w:r>
-      <w:proofErr w:type="spellStart"/>
-      <w:r>
-        <w:rPr>
-          <w:sz w:val="28"/>
-          <w:szCs w:val="28"/>
-        </w:rPr>
-        <w:t>accessibilite</w:t>
-      </w:r>
-      <w:proofErr w:type="spellEnd"/>
-      <w:r>
-        <w:rPr>
-          <w:sz w:val="28"/>
-          <w:szCs w:val="28"/>
-        </w:rPr>
-        <w:t xml:space="preserve"> a phpMyAdmin (http://localhost/phpmyadmin).</w:t>
+      <w:r>
+        <w:rPr>
+          <w:sz w:val="28"/>
+          <w:szCs w:val="28"/>
+        </w:rPr>
+        <w:t>accessibilité</w:t>
+      </w:r>
+      <w:r>
+        <w:rPr>
+          <w:sz w:val="28"/>
+          <w:szCs w:val="28"/>
+        </w:rPr>
+        <w:t xml:space="preserve"> </w:t>
+      </w:r>
+      <w:r>
+        <w:rPr>
+          <w:sz w:val="28"/>
+          <w:szCs w:val="28"/>
+        </w:rPr>
+        <w:t>à</w:t>
+      </w:r>
+      <w:r>
+        <w:rPr>
+          <w:sz w:val="28"/>
+          <w:szCs w:val="28"/>
+        </w:rPr>
+        <w:t xml:space="preserve"> phpMyAdmin (http://localhost/phpmyadmin).</w:t>
       </w:r>
     </w:p>
     <w:p>
@@ -22402,15 +20543,13 @@
           <w:szCs w:val="28"/>
         </w:rPr>
       </w:pPr>
-      <w:proofErr w:type="spellStart"/>
-      <w:r>
-        <w:rPr>
-          <w:sz w:val="28"/>
-          <w:szCs w:val="28"/>
-        </w:rPr>
-        <w:t>Pre-requis</w:t>
-      </w:r>
-      <w:proofErr w:type="spellEnd"/>
+      <w:r>
+        <w:rPr>
+          <w:sz w:val="28"/>
+          <w:szCs w:val="28"/>
+        </w:rPr>
+        <w:t>Prérequis</w:t>
+      </w:r>
       <w:r>
         <w:rPr>
           <w:sz w:val="28"/>
@@ -22418,15 +20557,13 @@
         </w:rPr>
         <w:t xml:space="preserve"> techniques : un ordinateur avec Windows, Linux ou </w:t>
       </w:r>
-      <w:proofErr w:type="spellStart"/>
-      <w:r>
-        <w:rPr>
-          <w:sz w:val="28"/>
-          <w:szCs w:val="28"/>
-        </w:rPr>
-        <w:t>macOS</w:t>
-      </w:r>
-      <w:proofErr w:type="spellEnd"/>
+      <w:r>
+        <w:rPr>
+          <w:sz w:val="28"/>
+          <w:szCs w:val="28"/>
+        </w:rPr>
+        <w:t>MacOs</w:t>
+      </w:r>
       <w:r>
         <w:rPr>
           <w:sz w:val="28"/>
@@ -22434,15 +20571,13 @@
         </w:rPr>
         <w:t xml:space="preserve"> ; XAMPP installe et configure (Apache + MySQL + PHP 8) avec les services lances ; un </w:t>
       </w:r>
-      <w:proofErr w:type="spellStart"/>
-      <w:r>
-        <w:rPr>
-          <w:sz w:val="28"/>
-          <w:szCs w:val="28"/>
-        </w:rPr>
-        <w:t>acces</w:t>
-      </w:r>
-      <w:proofErr w:type="spellEnd"/>
+      <w:r>
+        <w:rPr>
+          <w:sz w:val="28"/>
+          <w:szCs w:val="28"/>
+        </w:rPr>
+        <w:t>accès</w:t>
+      </w:r>
       <w:r>
         <w:rPr>
           <w:sz w:val="28"/>
@@ -22450,56 +20585,27 @@
         </w:rPr>
         <w:t xml:space="preserve"> administrateur ou utilisateur avec droit d'</w:t>
       </w:r>
-      <w:proofErr w:type="spellStart"/>
-      <w:r>
-        <w:rPr>
-          <w:sz w:val="28"/>
-          <w:szCs w:val="28"/>
-        </w:rPr>
-        <w:t>ecriture</w:t>
-      </w:r>
-      <w:proofErr w:type="spellEnd"/>
-      <w:r>
-        <w:rPr>
-          <w:sz w:val="28"/>
-          <w:szCs w:val="28"/>
-        </w:rPr>
-        <w:t xml:space="preserve"> sur le dossier d'installation ; un navigateur web moderne (Chrome, Firefox, Edge, etc.). Le </w:t>
-      </w:r>
-      <w:proofErr w:type="gramStart"/>
-      <w:r>
-        <w:rPr>
-          <w:sz w:val="28"/>
-          <w:szCs w:val="28"/>
-        </w:rPr>
-        <w:t>fichier .</w:t>
-      </w:r>
-      <w:proofErr w:type="spellStart"/>
-      <w:r>
-        <w:rPr>
-          <w:sz w:val="28"/>
-          <w:szCs w:val="28"/>
-        </w:rPr>
-        <w:t>env</w:t>
-      </w:r>
-      <w:proofErr w:type="spellEnd"/>
-      <w:proofErr w:type="gramEnd"/>
-      <w:r>
-        <w:rPr>
-          <w:sz w:val="28"/>
-          <w:szCs w:val="28"/>
-        </w:rPr>
-        <w:t xml:space="preserve"> doit </w:t>
-      </w:r>
-      <w:proofErr w:type="spellStart"/>
-      <w:r>
-        <w:rPr>
-          <w:sz w:val="28"/>
-          <w:szCs w:val="28"/>
-        </w:rPr>
-        <w:t>etre</w:t>
-      </w:r>
-      <w:proofErr w:type="spellEnd"/>
+      <w:r>
+        <w:rPr>
+          <w:sz w:val="28"/>
+          <w:szCs w:val="28"/>
+        </w:rPr>
+        <w:t>écriture</w:t>
+      </w:r>
+      <w:r>
+        <w:rPr>
+          <w:sz w:val="28"/>
+          <w:szCs w:val="28"/>
+        </w:rPr>
+        <w:t xml:space="preserve"> sur le dossier d'installation ; un navigateur web moderne (Chrome, Firefox, Edge, etc.). Le fichier .env doit </w:t>
+      </w:r>
+      <w:r>
+        <w:rPr>
+          <w:sz w:val="28"/>
+          <w:szCs w:val="28"/>
+        </w:rPr>
+        <w:t>être</w:t>
+      </w:r>
       <w:r>
         <w:rPr>
           <w:sz w:val="28"/>
@@ -22507,37 +20613,19 @@
         </w:rPr>
         <w:t xml:space="preserve"> configure avec les </w:t>
       </w:r>
-      <w:proofErr w:type="spellStart"/>
-      <w:r>
-        <w:rPr>
-          <w:sz w:val="28"/>
-          <w:szCs w:val="28"/>
-        </w:rPr>
-        <w:t>parametres</w:t>
-      </w:r>
-      <w:proofErr w:type="spellEnd"/>
-      <w:r>
-        <w:rPr>
-          <w:sz w:val="28"/>
-          <w:szCs w:val="28"/>
-        </w:rPr>
-        <w:t xml:space="preserve"> de la base de </w:t>
-      </w:r>
-      <w:proofErr w:type="spellStart"/>
-      <w:r>
-        <w:rPr>
-          <w:sz w:val="28"/>
-          <w:szCs w:val="28"/>
-        </w:rPr>
-        <w:t>donnees</w:t>
-      </w:r>
-      <w:proofErr w:type="spellEnd"/>
-      <w:r>
-        <w:rPr>
-          <w:sz w:val="28"/>
-          <w:szCs w:val="28"/>
-        </w:rPr>
-        <w:t>.</w:t>
+      <w:r>
+        <w:rPr>
+          <w:sz w:val="28"/>
+          <w:szCs w:val="28"/>
+        </w:rPr>
+        <w:t>paramètres</w:t>
+      </w:r>
+      <w:r>
+        <w:rPr>
+          <w:sz w:val="28"/>
+          <w:szCs w:val="28"/>
+        </w:rPr>
+        <w:t xml:space="preserve"> de la base de donnees.</w:t>
       </w:r>
     </w:p>
     <w:p>
@@ -22555,15 +20643,13 @@
         </w:rPr>
         <w:t xml:space="preserve">L'installation de l'application EcoDrive est conçue pour </w:t>
       </w:r>
-      <w:proofErr w:type="spellStart"/>
-      <w:r>
-        <w:rPr>
-          <w:sz w:val="28"/>
-          <w:szCs w:val="28"/>
-        </w:rPr>
-        <w:t>etre</w:t>
-      </w:r>
-      <w:proofErr w:type="spellEnd"/>
+      <w:r>
+        <w:rPr>
+          <w:sz w:val="28"/>
+          <w:szCs w:val="28"/>
+        </w:rPr>
+        <w:t>être</w:t>
+      </w:r>
       <w:r>
         <w:rPr>
           <w:sz w:val="28"/>
@@ -22571,15 +20657,13 @@
         </w:rPr>
         <w:t xml:space="preserve"> simple et accessible, en s'Appuyant sur le stack technique </w:t>
       </w:r>
-      <w:proofErr w:type="spellStart"/>
-      <w:r>
-        <w:rPr>
-          <w:sz w:val="28"/>
-          <w:szCs w:val="28"/>
-        </w:rPr>
-        <w:t>developpe</w:t>
-      </w:r>
-      <w:proofErr w:type="spellEnd"/>
+      <w:r>
+        <w:rPr>
+          <w:sz w:val="28"/>
+          <w:szCs w:val="28"/>
+        </w:rPr>
+        <w:t>développé</w:t>
+      </w:r>
       <w:r>
         <w:rPr>
           <w:sz w:val="28"/>
@@ -22587,33 +20671,41 @@
         </w:rPr>
         <w:t xml:space="preserve"> (PHP 8, MySQL, XAMPP). L'ensemble des </w:t>
       </w:r>
-      <w:proofErr w:type="spellStart"/>
-      <w:r>
-        <w:rPr>
-          <w:sz w:val="28"/>
-          <w:szCs w:val="28"/>
-        </w:rPr>
-        <w:t>etapes</w:t>
-      </w:r>
-      <w:proofErr w:type="spellEnd"/>
-      <w:r>
-        <w:rPr>
-          <w:sz w:val="28"/>
-          <w:szCs w:val="28"/>
-        </w:rPr>
-        <w:t xml:space="preserve"> est documente ci-dessous pour permettre </w:t>
-      </w:r>
-      <w:proofErr w:type="spellStart"/>
-      <w:proofErr w:type="gramStart"/>
-      <w:r>
-        <w:rPr>
-          <w:sz w:val="28"/>
-          <w:szCs w:val="28"/>
-        </w:rPr>
-        <w:t>a</w:t>
-      </w:r>
-      <w:proofErr w:type="spellEnd"/>
-      <w:proofErr w:type="gramEnd"/>
+      <w:r>
+        <w:rPr>
+          <w:sz w:val="28"/>
+          <w:szCs w:val="28"/>
+        </w:rPr>
+        <w:t>étapes</w:t>
+      </w:r>
+      <w:r>
+        <w:rPr>
+          <w:sz w:val="28"/>
+          <w:szCs w:val="28"/>
+        </w:rPr>
+        <w:t xml:space="preserve"> est </w:t>
+      </w:r>
+      <w:r>
+        <w:rPr>
+          <w:sz w:val="28"/>
+          <w:szCs w:val="28"/>
+        </w:rPr>
+        <w:t>documenté</w:t>
+      </w:r>
+      <w:r>
+        <w:rPr>
+          <w:sz w:val="28"/>
+          <w:szCs w:val="28"/>
+        </w:rPr>
+        <w:t xml:space="preserve"> ci-dessous pour permettre </w:t>
+      </w:r>
+      <w:r>
+        <w:rPr>
+          <w:sz w:val="28"/>
+          <w:szCs w:val="28"/>
+        </w:rPr>
+        <w:t>à</w:t>
+      </w:r>
       <w:r>
         <w:rPr>
           <w:sz w:val="28"/>
@@ -22621,15 +20713,13 @@
         </w:rPr>
         <w:t xml:space="preserve"> un technicien ou </w:t>
       </w:r>
-      <w:proofErr w:type="spellStart"/>
-      <w:r>
-        <w:rPr>
-          <w:sz w:val="28"/>
-          <w:szCs w:val="28"/>
-        </w:rPr>
-        <w:t>a</w:t>
-      </w:r>
-      <w:proofErr w:type="spellEnd"/>
+      <w:r>
+        <w:rPr>
+          <w:sz w:val="28"/>
+          <w:szCs w:val="28"/>
+        </w:rPr>
+        <w:t>à</w:t>
+      </w:r>
       <w:r>
         <w:rPr>
           <w:sz w:val="28"/>
@@ -23343,39 +21433,7 @@
           <w:sz w:val="28"/>
           <w:szCs w:val="28"/>
         </w:rPr>
-        <w:t xml:space="preserve">EcoDrive est une application web de showroom et catalogue de véhicules électriques pour le marché tunisien (PHP 8, MySQL, XAMPP). Catalogue de 14 VE, bornes Exicom, réservation d'essais, espace client, admin (CRUD, stats, audit, exports). Méthodologie cascade, UML. Sécurité : CSRF, PDO, </w:t>
-      </w:r>
-      <w:proofErr w:type="spellStart"/>
-      <w:r>
-        <w:rPr>
-          <w:sz w:val="28"/>
-          <w:szCs w:val="28"/>
-        </w:rPr>
-        <w:t>bcrypt</w:t>
-      </w:r>
-      <w:proofErr w:type="spellEnd"/>
-      <w:r>
-        <w:rPr>
-          <w:sz w:val="28"/>
-          <w:szCs w:val="28"/>
-        </w:rPr>
-        <w:t xml:space="preserve">, rate </w:t>
-      </w:r>
-      <w:proofErr w:type="spellStart"/>
-      <w:r>
-        <w:rPr>
-          <w:sz w:val="28"/>
-          <w:szCs w:val="28"/>
-        </w:rPr>
-        <w:t>limiting</w:t>
-      </w:r>
-      <w:proofErr w:type="spellEnd"/>
-      <w:r>
-        <w:rPr>
-          <w:sz w:val="28"/>
-          <w:szCs w:val="28"/>
-        </w:rPr>
-        <w:t>.</w:t>
+        <w:t>EcoDrive est une application web de showroom et catalogue de véhicules électriques pour le marché tunisien (PHP 8, MySQL, XAMPP). Catalogue de 14 VE, bornes Exicom, réservation d'essais, espace client, admin (CRUD, stats, audit, exports). Méthodologie cascade, UML. Sécurité : CSRF, PDO, bcrypt, rate limiting.</w:t>
       </w:r>
     </w:p>
     <w:p>
@@ -23451,25 +21509,7 @@
           <w:szCs w:val="28"/>
           <w:lang w:val="en-US"/>
         </w:rPr>
-        <w:t xml:space="preserve">EcoDrive is a web showroom and catalog of electric vehicles for the Tunisian market (PHP 8, MySQL, XAMPP). Catalog of 14 EVs, Exicom stations, test-drive booking, customer area, admin panel. Waterfall methodology, UML. Security: CSRF, prepared statements, </w:t>
-      </w:r>
-      <w:proofErr w:type="spellStart"/>
-      <w:r>
-        <w:rPr>
-          <w:sz w:val="28"/>
-          <w:szCs w:val="28"/>
-          <w:lang w:val="en-US"/>
-        </w:rPr>
-        <w:t>bcrypt</w:t>
-      </w:r>
-      <w:proofErr w:type="spellEnd"/>
-      <w:r>
-        <w:rPr>
-          <w:sz w:val="28"/>
-          <w:szCs w:val="28"/>
-          <w:lang w:val="en-US"/>
-        </w:rPr>
-        <w:t>, rate limiting.</w:t>
+        <w:t>EcoDrive is a web showroom and catalog of electric vehicles for the Tunisian market (PHP 8, MySQL, XAMPP). Catalog of 14 EVs, Exicom stations, test-drive booking, customer area, admin panel. Waterfall methodology, UML. Security: CSRF, prepared statements, bcrypt, rate limiting.</w:t>
       </w:r>
     </w:p>
     <w:p>
@@ -25204,7 +23244,6 @@
   <w:style w:type="character" w:default="1" w:styleId="Policepardfaut">
     <w:name w:val="Default Paragraph Font"/>
     <w:uiPriority w:val="1"/>
-    <w:semiHidden/>
     <w:unhideWhenUsed/>
   </w:style>
   <w:style w:type="table" w:default="1" w:styleId="TableauNormal">
